--- a/web/docs/studyspace_db_reference_with_code.docx
+++ b/web/docs/studyspace_db_reference_with_code.docx
@@ -4584,11 +4584,25 @@
               <w:br/>
               <w:t xml:space="preserve">    v_goi_id INTEGER;</w:t>
               <w:br/>
+              <w:t xml:space="preserve">    v_thang INTEGER := EXTRACT(MONTH FROM CURRENT_DATE);</w:t>
+              <w:br/>
+              <w:t xml:space="preserve">    v_nam   INTEGER := EXTRACT(YEAR  FROM CURRENT_DATE);</w:t>
+              <w:br/>
+              <w:t xml:space="preserve">    v_tenqua TEXT;</w:t>
+              <w:br/>
               <w:t>BEGIN</w:t>
               <w:br/>
               <w:t xml:space="preserve">    IF p_hang &lt;= 5 THEN</w:t>
               <w:br/>
-              <w:t xml:space="preserve">        RETURN 'Discount 50,000 VND hoa don tiep theo';</w:t>
+              <w:t xml:space="preserve">        v_tenqua := 'Discount 50,000 VND hoa don tiep theo';</w:t>
+              <w:br/>
+              <w:t xml:space="preserve">        INSERT INTO public.lichsu_quatang(loai, makh, hang, tenqua, giatri_giam, thang, nam)</w:t>
+              <w:br/>
+              <w:t xml:space="preserve">        VALUES ('Vinh danh', p_makh, p_hang, v_tenqua, 50000, v_thang, v_nam)</w:t>
+              <w:br/>
+              <w:t xml:space="preserve">        ON CONFLICT (thang, nam, hang) WHERE loai = 'Vinh danh' DO NOTHING;</w:t>
+              <w:br/>
+              <w:t xml:space="preserve">        RETURN v_tenqua;</w:t>
               <w:br/>
               <w:br/>
               <w:t xml:space="preserve">    ELSIF p_hang &lt;= 10 THEN</w:t>
@@ -4606,22 +4620,27 @@
               <w:br/>
               <w:t xml:space="preserve">        IF v_goi_id IS NOT NULL THEN</w:t>
               <w:br/>
-              <w:t xml:space="preserve">            UPDATE goihoatdong</w:t>
-              <w:br/>
-              <w:t xml:space="preserve">            SET ngayketthuc = ngayketthuc + 7</w:t>
-              <w:br/>
-              <w:t xml:space="preserve">            WHERE id = v_goi_id;</w:t>
-              <w:br/>
-              <w:t xml:space="preserve">            RETURN 'Gia han goi hoat dong them 7 ngay';</w:t>
+              <w:t xml:space="preserve">            UPDATE goihoatdong SET ngayketthuc = ngayketthuc + 7 WHERE id = v_goi_id;</w:t>
+              <w:br/>
+              <w:t xml:space="preserve">            v_tenqua := 'Gia han goi hoat dong them 7 ngay';</w:t>
+              <w:br/>
+              <w:t xml:space="preserve">        ELSE</w:t>
+              <w:br/>
+              <w:t xml:space="preserve">            INSERT INTO goihoatdong(makh, madv, ngaybatdau, ngayketthuc, status)</w:t>
+              <w:br/>
+              <w:t xml:space="preserve">            VALUES (p_makh, 'DV03', CURRENT_DATE, CURRENT_DATE + 7, 'Hoat dong');</w:t>
+              <w:br/>
+              <w:t xml:space="preserve">            v_tenqua := 'Tang 1 goi DV03 hieu luc 7 ngay';</w:t>
               <w:br/>
               <w:t xml:space="preserve">        END IF;</w:t>
               <w:br/>
-              <w:br/>
-              <w:t xml:space="preserve">        INSERT INTO goihoatdong(makh, madv, ngaybatdau, ngayketthuc, status)</w:t>
-              <w:br/>
-              <w:t xml:space="preserve">        VALUES (p_makh, 'DV03', CURRENT_DATE, CURRENT_DATE + 7, 'Hoat dong');</w:t>
-              <w:br/>
-              <w:t xml:space="preserve">        RETURN 'Tang 1 goi DV03 hieu luc 7 ngay';</w:t>
+              <w:t xml:space="preserve">        INSERT INTO public.lichsu_quatang(loai, makh, hang, tenqua, giatri_giam, thang, nam)</w:t>
+              <w:br/>
+              <w:t xml:space="preserve">        VALUES ('Vinh danh', p_makh, p_hang, v_tenqua, 0, v_thang, v_nam)</w:t>
+              <w:br/>
+              <w:t xml:space="preserve">        ON CONFLICT (thang, nam, hang) WHERE loai = 'Vinh danh' DO NOTHING;</w:t>
+              <w:br/>
+              <w:t xml:space="preserve">        RETURN v_tenqua;</w:t>
               <w:br/>
               <w:br/>
               <w:t xml:space="preserve">    ELSIF p_hang &lt;= 20 THEN</w:t>
@@ -4632,7 +4651,15 @@
               <w:br/>
               <w:t xml:space="preserve">            UPDATE vatpham SET soluong = soluong - 1 WHERE mavp = v_mavp;</w:t>
               <w:br/>
-              <w:t xml:space="preserve">            RETURN 'Tang 1 ' || v_tenvp;</w:t>
+              <w:t xml:space="preserve">            v_tenqua := 'Tang 1 ' || v_tenvp;</w:t>
+              <w:br/>
+              <w:t xml:space="preserve">            INSERT INTO public.lichsu_quatang(loai, makh, hang, tenqua, mavp, giatri_giam, thang, nam)</w:t>
+              <w:br/>
+              <w:t xml:space="preserve">            VALUES ('Vinh danh', p_makh, p_hang, v_tenqua, v_mavp, 0, v_thang, v_nam)</w:t>
+              <w:br/>
+              <w:t xml:space="preserve">            ON CONFLICT (thang, nam, hang) WHERE loai = 'Vinh danh' DO NOTHING;</w:t>
+              <w:br/>
+              <w:t xml:space="preserve">            RETURN v_tenqua;</w:t>
               <w:br/>
               <w:t xml:space="preserve">        ELSE</w:t>
               <w:br/>
@@ -8642,15 +8669,15 @@
               <w:br/>
               <w:t>BEGIN</w:t>
               <w:br/>
-              <w:t xml:space="preserve">  SELECT status INTO v_status FROM orders WHERE maorder = NEW.maorder;</w:t>
+              <w:t xml:space="preserve">  SELECT status INTO v_status FROM orders WHERE maorder = COALESCE(NEW.maorder, OLD.maorder);</w:t>
               <w:br/>
               <w:t xml:space="preserve">  IF v_status IN ('Hoan thanh', 'Da huy') THEN</w:t>
               <w:br/>
-              <w:t xml:space="preserve">    RAISE EXCEPTION 'Khong the them/sua vat pham: order % da %.', NEW.maorder, v_status;</w:t>
+              <w:t xml:space="preserve">    RAISE EXCEPTION 'Khong the them/sua/xoa vat pham: order % da %.', COALESCE(NEW.maorder, OLD.maorder), v_status;</w:t>
               <w:br/>
               <w:t xml:space="preserve">  END IF;</w:t>
               <w:br/>
-              <w:t xml:space="preserve">  RETURN NEW;</w:t>
+              <w:t xml:space="preserve">  RETURN COALESCE(NEW, OLD);</w:t>
               <w:br/>
               <w:t>END;</w:t>
               <w:br/>
@@ -8875,7 +8902,7 @@
                 <w:b w:val="0"/>
                 <w:sz w:val="17"/>
               </w:rPr>
-              <w:t>BEFORE INSERT OR UPDATE ON chitietorder, gọi fn_check_chitietorder_status.</w:t>
+              <w:t>BEFORE INSERT OR UPDATE OR DELETE ON chitietorder, gọi fn_check_chitietorder_status.</w:t>
             </w:r>
           </w:p>
         </w:tc>
@@ -8963,7 +8990,7 @@
                 <w:color w:val="222222"/>
                 <w:sz w:val="13"/>
               </w:rPr>
-              <w:t>CREATE TRIGGER trg_check_chitietorder BEFORE INSERT OR UPDATE ON public.chitietorder FOR EACH ROW EXECUTE FUNCTION fn_check_chitietorder_status()</w:t>
+              <w:t>CREATE TRIGGER trg_check_chitietorder BEFORE INSERT OR UPDATE OR DELETE ON public.chitietorder FOR EACH ROW EXECUTE FUNCTION fn_check_chitietorder_status()</w:t>
             </w:r>
           </w:p>
         </w:tc>
@@ -11395,6 +11422,20 @@
               <w:t xml:space="preserve">    IF p_madv IN ('DV03', 'DV04') THEN</w:t>
               <w:br/>
               <w:t xml:space="preserve">        RAISE EXCEPTION 'DV03/DV04 la goi hoat dong. Hay dang ky hoac gia han trong tab Goi, khong tao trong Orders.';</w:t>
+              <w:br/>
+              <w:t xml:space="preserve">    END IF;</w:t>
+              <w:br/>
+              <w:br/>
+              <w:t xml:space="preserve">    IF p_thoigiandat &lt;= NOW() THEN</w:t>
+              <w:br/>
+              <w:t xml:space="preserve">        RAISE EXCEPTION 'Gio hen phai o tuong lai.';</w:t>
+              <w:br/>
+              <w:t xml:space="preserve">    END IF;</w:t>
+              <w:br/>
+              <w:br/>
+              <w:t xml:space="preserve">    IF p_thoigiandat &gt; NOW() + INTERVAL '48 hours' THEN</w:t>
+              <w:br/>
+              <w:t xml:space="preserve">        RAISE EXCEPTION 'Chi duoc dat truoc trong vong 48 gio. Gio hen % vuot qua gioi han.', to_char(p_thoigiandat, 'YYYY-MM-DD HH24:MI');</w:t>
               <w:br/>
               <w:t xml:space="preserve">    END IF;</w:t>
               <w:br/>

--- a/web/docs/studyspace_db_reference_with_code.docx
+++ b/web/docs/studyspace_db_reference_with_code.docx
@@ -55,25 +55,7 @@
           <w:color w:val="555555"/>
           <w:sz w:val="26"/>
         </w:rPr>
-        <w:t>Cập nhật: 21/6/</w:t>
-      </w:r>
-      <w:proofErr w:type="gramStart"/>
-      <w:r>
-        <w:rPr>
-          <w:i/>
-          <w:color w:val="555555"/>
-          <w:sz w:val="26"/>
-        </w:rPr>
-        <w:t>2026  |</w:t>
-      </w:r>
-      <w:proofErr w:type="gramEnd"/>
-      <w:r>
-        <w:rPr>
-          <w:i/>
-          <w:color w:val="555555"/>
-          <w:sz w:val="26"/>
-        </w:rPr>
-        <w:t xml:space="preserve">  Giai đoạn 3, 4</w:t>
+        <w:t>Cập nhật: 21/6/2026  |  Giai đoạn 3, 4</w:t>
       </w:r>
     </w:p>
     <w:p>
@@ -407,23 +389,7 @@
                 <w:b/>
                 <w:color w:val="FFFFFF"/>
               </w:rPr>
-              <w:t>check_</w:t>
-            </w:r>
-            <w:proofErr w:type="gramStart"/>
-            <w:r>
-              <w:rPr>
-                <w:b/>
-                <w:color w:val="FFFFFF"/>
-              </w:rPr>
-              <w:t>vp(</w:t>
-            </w:r>
-            <w:proofErr w:type="gramEnd"/>
-            <w:r>
-              <w:rPr>
-                <w:b/>
-                <w:color w:val="FFFFFF"/>
-              </w:rPr>
-              <w:t>p_makho DEFAULT NULL)  |  STT Notion: 1</w:t>
+              <w:t>check_vp(p_makho DEFAULT NULL)  |  STT Notion: 1</w:t>
             </w:r>
           </w:p>
         </w:tc>
@@ -501,21 +467,7 @@
               <w:rPr>
                 <w:sz w:val="17"/>
               </w:rPr>
-              <w:t>check_</w:t>
-            </w:r>
-            <w:proofErr w:type="gramStart"/>
-            <w:r>
-              <w:rPr>
-                <w:sz w:val="17"/>
-              </w:rPr>
-              <w:t>vp(</w:t>
-            </w:r>
-            <w:proofErr w:type="gramEnd"/>
-            <w:r>
-              <w:rPr>
-                <w:sz w:val="17"/>
-              </w:rPr>
-              <w:t>p_makho DEFAULT NULL)</w:t>
+              <w:t>check_vp(p_makho DEFAULT NULL)</w:t>
             </w:r>
           </w:p>
         </w:tc>
@@ -843,23 +795,7 @@
                 <w:b/>
                 <w:color w:val="FFFFFF"/>
               </w:rPr>
-              <w:t>fn_tichdiem_capnhat_</w:t>
-            </w:r>
-            <w:proofErr w:type="gramStart"/>
-            <w:r>
-              <w:rPr>
-                <w:b/>
-                <w:color w:val="FFFFFF"/>
-              </w:rPr>
-              <w:t>rank(</w:t>
-            </w:r>
-            <w:proofErr w:type="gramEnd"/>
-            <w:r>
-              <w:rPr>
-                <w:b/>
-                <w:color w:val="FFFFFF"/>
-              </w:rPr>
-              <w:t xml:space="preserve">p_makh, p_tonghoadon)  |  STT Notion: </w:t>
+              <w:t xml:space="preserve">fn_tichdiem_capnhat_rank(p_makh, p_tonghoadon)  |  STT Notion: </w:t>
             </w:r>
             <w:r>
               <w:rPr>
@@ -941,21 +877,7 @@
               <w:rPr>
                 <w:sz w:val="17"/>
               </w:rPr>
-              <w:t>fn_tichdiem_capnhat_</w:t>
-            </w:r>
-            <w:proofErr w:type="gramStart"/>
-            <w:r>
-              <w:rPr>
-                <w:sz w:val="17"/>
-              </w:rPr>
-              <w:t>rank(</w:t>
-            </w:r>
-            <w:proofErr w:type="gramEnd"/>
-            <w:r>
-              <w:rPr>
-                <w:sz w:val="17"/>
-              </w:rPr>
-              <w:t>p_makh, p_tonghoadon)</w:t>
+              <w:t>fn_tichdiem_capnhat_rank(p_makh, p_tonghoadon)</w:t>
             </w:r>
           </w:p>
         </w:tc>
@@ -1068,193 +990,17 @@
             <w:vAlign w:val="center"/>
           </w:tcPr>
           <w:p>
-            <w:proofErr w:type="spellStart"/>
-            <w:r>
-              <w:rPr>
-                <w:sz w:val="17"/>
-              </w:rPr>
-              <w:t>Gọi</w:t>
-            </w:r>
-            <w:proofErr w:type="spellEnd"/>
-            <w:r>
-              <w:rPr>
-                <w:sz w:val="17"/>
-              </w:rPr>
-              <w:t xml:space="preserve"> </w:t>
-            </w:r>
-            <w:proofErr w:type="spellStart"/>
-            <w:r>
-              <w:rPr>
-                <w:sz w:val="17"/>
-              </w:rPr>
-              <w:t>fn_tinh_rank</w:t>
-            </w:r>
-            <w:proofErr w:type="spellEnd"/>
-            <w:r>
-              <w:rPr>
-                <w:sz w:val="17"/>
-              </w:rPr>
-              <w:t xml:space="preserve"> </w:t>
-            </w:r>
-            <w:proofErr w:type="spellStart"/>
-            <w:r>
-              <w:rPr>
-                <w:sz w:val="17"/>
-              </w:rPr>
-              <w:t>và</w:t>
-            </w:r>
-            <w:proofErr w:type="spellEnd"/>
-            <w:r>
-              <w:rPr>
-                <w:sz w:val="17"/>
-              </w:rPr>
-              <w:t xml:space="preserve"> </w:t>
-            </w:r>
-            <w:proofErr w:type="spellStart"/>
-            <w:r>
-              <w:rPr>
-                <w:sz w:val="17"/>
-              </w:rPr>
-              <w:t>fn_tang_qua_rankup</w:t>
-            </w:r>
-            <w:proofErr w:type="spellEnd"/>
-            <w:r>
-              <w:rPr>
-                <w:sz w:val="17"/>
-              </w:rPr>
-              <w:t>.</w:t>
-            </w:r>
-            <w:r>
-              <w:rPr>
-                <w:sz w:val="17"/>
-              </w:rPr>
-              <w:t xml:space="preserve"> </w:t>
-            </w:r>
-            <w:proofErr w:type="spellStart"/>
-            <w:r>
-              <w:rPr>
-                <w:sz w:val="17"/>
-              </w:rPr>
-              <w:t>Và</w:t>
-            </w:r>
-            <w:proofErr w:type="spellEnd"/>
-            <w:r>
-              <w:rPr>
-                <w:sz w:val="17"/>
-              </w:rPr>
-              <w:t xml:space="preserve"> </w:t>
-            </w:r>
-            <w:proofErr w:type="spellStart"/>
-            <w:r>
-              <w:rPr>
-                <w:sz w:val="17"/>
-              </w:rPr>
-              <w:t>được</w:t>
-            </w:r>
-            <w:proofErr w:type="spellEnd"/>
-            <w:r>
-              <w:rPr>
-                <w:sz w:val="17"/>
-              </w:rPr>
-              <w:t xml:space="preserve"> </w:t>
-            </w:r>
-            <w:proofErr w:type="spellStart"/>
-            <w:r>
-              <w:rPr>
-                <w:sz w:val="17"/>
-              </w:rPr>
-              <w:t>gọi</w:t>
-            </w:r>
-            <w:proofErr w:type="spellEnd"/>
-            <w:r>
-              <w:rPr>
-                <w:sz w:val="17"/>
-              </w:rPr>
-              <w:t xml:space="preserve"> </w:t>
-            </w:r>
-            <w:proofErr w:type="spellStart"/>
-            <w:r>
-              <w:rPr>
-                <w:sz w:val="17"/>
-              </w:rPr>
-              <w:t>trong</w:t>
-            </w:r>
-            <w:proofErr w:type="spellEnd"/>
-            <w:r>
-              <w:rPr>
-                <w:sz w:val="17"/>
-              </w:rPr>
-              <w:t xml:space="preserve"> trigger </w:t>
-            </w:r>
-            <w:proofErr w:type="spellStart"/>
-            <w:r>
-              <w:rPr>
-                <w:sz w:val="17"/>
-              </w:rPr>
-              <w:t>cập</w:t>
-            </w:r>
-            <w:proofErr w:type="spellEnd"/>
-            <w:r>
-              <w:rPr>
-                <w:sz w:val="17"/>
-              </w:rPr>
-              <w:t xml:space="preserve"> </w:t>
-            </w:r>
-            <w:proofErr w:type="spellStart"/>
-            <w:r>
-              <w:rPr>
-                <w:sz w:val="17"/>
-              </w:rPr>
-              <w:t>nhật</w:t>
-            </w:r>
-            <w:proofErr w:type="spellEnd"/>
-            <w:r>
-              <w:rPr>
-                <w:sz w:val="17"/>
-              </w:rPr>
-              <w:t xml:space="preserve"> </w:t>
-            </w:r>
-            <w:proofErr w:type="spellStart"/>
-            <w:r>
-              <w:rPr>
-                <w:sz w:val="17"/>
-              </w:rPr>
-              <w:t>sau</w:t>
-            </w:r>
-            <w:proofErr w:type="spellEnd"/>
-            <w:r>
-              <w:rPr>
-                <w:sz w:val="17"/>
-              </w:rPr>
-              <w:t xml:space="preserve"> </w:t>
-            </w:r>
-            <w:proofErr w:type="spellStart"/>
-            <w:r>
-              <w:rPr>
-                <w:sz w:val="17"/>
-              </w:rPr>
-              <w:t>thanh</w:t>
-            </w:r>
-            <w:proofErr w:type="spellEnd"/>
-            <w:r>
-              <w:rPr>
-                <w:sz w:val="17"/>
-              </w:rPr>
-              <w:t xml:space="preserve"> </w:t>
-            </w:r>
-            <w:proofErr w:type="spellStart"/>
-            <w:r>
-              <w:rPr>
-                <w:sz w:val="17"/>
-              </w:rPr>
-              <w:t>toán</w:t>
-            </w:r>
-            <w:proofErr w:type="spellEnd"/>
-            <w:r>
-              <w:rPr>
-                <w:sz w:val="17"/>
-              </w:rPr>
-              <w:t xml:space="preserve"> (5)</w:t>
+            <w:r>
+              <w:rPr>
+                <w:sz w:val="17"/>
+              </w:rPr>
+              <w:t>Gọi fn_tinh_rank và fn_tang_qua_rankup.</w:t>
+            </w:r>
+            <w:r>
+              <w:rPr>
+                <w:sz w:val="17"/>
+              </w:rPr>
+              <w:t xml:space="preserve"> Và được gọi trong trigger cập nhật sau thanh toán (5)</w:t>
             </w:r>
           </w:p>
         </w:tc>
@@ -1710,23 +1456,7 @@
                 <w:b/>
                 <w:color w:val="FFFFFF"/>
               </w:rPr>
-              <w:t>fn_tinh_rank(p_</w:t>
-            </w:r>
-            <w:proofErr w:type="gramStart"/>
-            <w:r>
-              <w:rPr>
-                <w:b/>
-                <w:color w:val="FFFFFF"/>
-              </w:rPr>
-              <w:t>diem)  |</w:t>
-            </w:r>
-            <w:proofErr w:type="gramEnd"/>
-            <w:r>
-              <w:rPr>
-                <w:b/>
-                <w:color w:val="FFFFFF"/>
-              </w:rPr>
-              <w:t xml:space="preserve">  STT Notion: 33</w:t>
+              <w:t>fn_tinh_rank(p_diem)  |  STT Notion: 33</w:t>
             </w:r>
           </w:p>
         </w:tc>
@@ -1972,25 +1702,7 @@
                 <w:color w:val="222222"/>
                 <w:sz w:val="13"/>
               </w:rPr>
-              <w:t xml:space="preserve">CREATE OR REPLACE FUNCTION </w:t>
-            </w:r>
-            <w:proofErr w:type="gramStart"/>
-            <w:r>
-              <w:rPr>
-                <w:rFonts w:ascii="Courier New" w:hAnsi="Courier New"/>
-                <w:color w:val="222222"/>
-                <w:sz w:val="13"/>
-              </w:rPr>
-              <w:t>public.fn</w:t>
-            </w:r>
-            <w:proofErr w:type="gramEnd"/>
-            <w:r>
-              <w:rPr>
-                <w:rFonts w:ascii="Courier New" w:hAnsi="Courier New"/>
-                <w:color w:val="222222"/>
-                <w:sz w:val="13"/>
-              </w:rPr>
-              <w:t>_tinh_rank(p_diem integer)</w:t>
+              <w:t>CREATE OR REPLACE FUNCTION public.fn_tinh_rank(p_diem integer)</w:t>
             </w:r>
             <w:r>
               <w:rPr>
@@ -2145,51 +1857,19 @@
             <w:vAlign w:val="center"/>
           </w:tcPr>
           <w:p>
-            <w:proofErr w:type="spellStart"/>
             <w:r>
               <w:rPr>
                 <w:b/>
                 <w:color w:val="FFFFFF"/>
               </w:rPr>
-              <w:t>trg_fn_</w:t>
-            </w:r>
-            <w:proofErr w:type="gramStart"/>
+              <w:t>trg_fn_tichdiem()</w:t>
+            </w:r>
             <w:r>
               <w:rPr>
                 <w:b/>
                 <w:color w:val="FFFFFF"/>
               </w:rPr>
-              <w:t>tichdiem</w:t>
-            </w:r>
-            <w:proofErr w:type="spellEnd"/>
-            <w:r>
-              <w:rPr>
-                <w:b/>
-                <w:color w:val="FFFFFF"/>
-              </w:rPr>
-              <w:t>(</w:t>
-            </w:r>
-            <w:proofErr w:type="gramEnd"/>
-            <w:r>
-              <w:rPr>
-                <w:b/>
-                <w:color w:val="FFFFFF"/>
-              </w:rPr>
-              <w:t>)</w:t>
-            </w:r>
-            <w:r>
-              <w:rPr>
-                <w:b/>
-                <w:color w:val="FFFFFF"/>
-              </w:rPr>
-              <w:t xml:space="preserve">  |  STT Notion: </w:t>
-            </w:r>
-            <w:r>
-              <w:rPr>
-                <w:b/>
-                <w:color w:val="FFFFFF"/>
-              </w:rPr>
-              <w:t>34</w:t>
+              <w:t xml:space="preserve">  |  STT Notion: 34</w:t>
             </w:r>
           </w:p>
         </w:tc>
@@ -2250,18 +1930,8 @@
                 <w:color w:val="0B2545"/>
                 <w:sz w:val="17"/>
               </w:rPr>
-              <w:t xml:space="preserve">Cú </w:t>
-            </w:r>
-            <w:proofErr w:type="spellStart"/>
-            <w:r>
-              <w:rPr>
-                <w:b/>
-                <w:color w:val="0B2545"/>
-                <w:sz w:val="17"/>
-              </w:rPr>
-              <w:t>pháp</w:t>
-            </w:r>
-            <w:proofErr w:type="spellEnd"/>
+              <w:t>Cú pháp</w:t>
+            </w:r>
           </w:p>
         </w:tc>
         <w:tc>
@@ -2270,33 +1940,11 @@
             <w:vAlign w:val="center"/>
           </w:tcPr>
           <w:p>
-            <w:proofErr w:type="spellStart"/>
-            <w:r>
-              <w:rPr>
-                <w:sz w:val="17"/>
-              </w:rPr>
-              <w:t>trg_fn_</w:t>
-            </w:r>
-            <w:proofErr w:type="gramStart"/>
-            <w:r>
-              <w:rPr>
-                <w:sz w:val="17"/>
-              </w:rPr>
-              <w:t>tichdiem</w:t>
-            </w:r>
-            <w:proofErr w:type="spellEnd"/>
-            <w:r>
-              <w:rPr>
-                <w:sz w:val="17"/>
-              </w:rPr>
-              <w:t>(</w:t>
-            </w:r>
-            <w:proofErr w:type="gramEnd"/>
-            <w:r>
-              <w:rPr>
-                <w:sz w:val="17"/>
-              </w:rPr>
-              <w:t>)</w:t>
+            <w:r>
+              <w:rPr>
+                <w:sz w:val="17"/>
+              </w:rPr>
+              <w:t>trg_fn_tichdiem()</w:t>
             </w:r>
           </w:p>
         </w:tc>
@@ -2315,52 +1963,14 @@
             <w:vAlign w:val="center"/>
           </w:tcPr>
           <w:p>
-            <w:proofErr w:type="spellStart"/>
             <w:r>
               <w:rPr>
                 <w:b/>
                 <w:color w:val="0B2545"/>
                 <w:sz w:val="17"/>
               </w:rPr>
-              <w:t>Người</w:t>
-            </w:r>
-            <w:proofErr w:type="spellEnd"/>
-            <w:r>
-              <w:rPr>
-                <w:b/>
-                <w:color w:val="0B2545"/>
-                <w:sz w:val="17"/>
-              </w:rPr>
-              <w:t xml:space="preserve"> </w:t>
-            </w:r>
-            <w:proofErr w:type="spellStart"/>
-            <w:r>
-              <w:rPr>
-                <w:b/>
-                <w:color w:val="0B2545"/>
-                <w:sz w:val="17"/>
-              </w:rPr>
-              <w:t>quản</w:t>
-            </w:r>
-            <w:proofErr w:type="spellEnd"/>
-            <w:r>
-              <w:rPr>
-                <w:b/>
-                <w:color w:val="0B2545"/>
-                <w:sz w:val="17"/>
-              </w:rPr>
-              <w:t xml:space="preserve"> </w:t>
-            </w:r>
-            <w:proofErr w:type="spellStart"/>
-            <w:r>
-              <w:rPr>
-                <w:b/>
-                <w:color w:val="0B2545"/>
-                <w:sz w:val="17"/>
-              </w:rPr>
-              <w:t>lý</w:t>
-            </w:r>
-            <w:proofErr w:type="spellEnd"/>
+              <w:t>Người quản lý</w:t>
+            </w:r>
           </w:p>
         </w:tc>
         <w:tc>
@@ -2369,14 +1979,12 @@
             <w:vAlign w:val="center"/>
           </w:tcPr>
           <w:p>
-            <w:proofErr w:type="spellStart"/>
             <w:r>
               <w:rPr>
                 <w:sz w:val="17"/>
               </w:rPr>
               <w:t>Ngọc</w:t>
             </w:r>
-            <w:proofErr w:type="spellEnd"/>
           </w:p>
         </w:tc>
       </w:tr>
@@ -2394,34 +2002,14 @@
             <w:vAlign w:val="center"/>
           </w:tcPr>
           <w:p>
-            <w:proofErr w:type="spellStart"/>
             <w:r>
               <w:rPr>
                 <w:b/>
                 <w:color w:val="0B2545"/>
                 <w:sz w:val="17"/>
               </w:rPr>
-              <w:t>Mục</w:t>
-            </w:r>
-            <w:proofErr w:type="spellEnd"/>
-            <w:r>
-              <w:rPr>
-                <w:b/>
-                <w:color w:val="0B2545"/>
-                <w:sz w:val="17"/>
-              </w:rPr>
-              <w:t xml:space="preserve"> </w:t>
-            </w:r>
-            <w:proofErr w:type="spellStart"/>
-            <w:r>
-              <w:rPr>
-                <w:b/>
-                <w:color w:val="0B2545"/>
-                <w:sz w:val="17"/>
-              </w:rPr>
-              <w:t>đích</w:t>
-            </w:r>
-            <w:proofErr w:type="spellEnd"/>
+              <w:t>Mục đích</w:t>
+            </w:r>
           </w:p>
         </w:tc>
         <w:tc>
@@ -2430,159 +2018,11 @@
             <w:vAlign w:val="center"/>
           </w:tcPr>
           <w:p>
-            <w:proofErr w:type="spellStart"/>
-            <w:r>
-              <w:rPr>
-                <w:sz w:val="17"/>
-              </w:rPr>
-              <w:t>Tự</w:t>
-            </w:r>
-            <w:proofErr w:type="spellEnd"/>
-            <w:r>
-              <w:rPr>
-                <w:sz w:val="17"/>
-              </w:rPr>
-              <w:t xml:space="preserve"> </w:t>
-            </w:r>
-            <w:proofErr w:type="spellStart"/>
-            <w:r>
-              <w:rPr>
-                <w:sz w:val="17"/>
-              </w:rPr>
-              <w:t>động</w:t>
-            </w:r>
-            <w:proofErr w:type="spellEnd"/>
-            <w:r>
-              <w:rPr>
-                <w:sz w:val="17"/>
-              </w:rPr>
-              <w:t xml:space="preserve"> </w:t>
-            </w:r>
-            <w:proofErr w:type="spellStart"/>
-            <w:r>
-              <w:rPr>
-                <w:sz w:val="17"/>
-              </w:rPr>
-              <w:t>gọi</w:t>
-            </w:r>
-            <w:proofErr w:type="spellEnd"/>
-            <w:r>
-              <w:rPr>
-                <w:sz w:val="17"/>
-              </w:rPr>
-              <w:t xml:space="preserve"> </w:t>
-            </w:r>
-            <w:proofErr w:type="spellStart"/>
-            <w:r>
-              <w:rPr>
-                <w:sz w:val="17"/>
-              </w:rPr>
-              <w:t>hàm</w:t>
-            </w:r>
-            <w:proofErr w:type="spellEnd"/>
-            <w:r>
-              <w:rPr>
-                <w:sz w:val="17"/>
-              </w:rPr>
-              <w:t xml:space="preserve"> c</w:t>
-            </w:r>
-            <w:proofErr w:type="spellStart"/>
-            <w:r>
-              <w:rPr>
-                <w:sz w:val="17"/>
-              </w:rPr>
-              <w:t>ập</w:t>
-            </w:r>
-            <w:proofErr w:type="spellEnd"/>
-            <w:r>
-              <w:rPr>
-                <w:sz w:val="17"/>
-              </w:rPr>
-              <w:t xml:space="preserve"> </w:t>
-            </w:r>
-            <w:proofErr w:type="spellStart"/>
-            <w:r>
-              <w:rPr>
-                <w:sz w:val="17"/>
-              </w:rPr>
-              <w:t>nhật</w:t>
-            </w:r>
-            <w:proofErr w:type="spellEnd"/>
-            <w:r>
-              <w:rPr>
-                <w:sz w:val="17"/>
-              </w:rPr>
-              <w:t xml:space="preserve"> rank </w:t>
-            </w:r>
-            <w:proofErr w:type="spellStart"/>
-            <w:r>
-              <w:rPr>
-                <w:sz w:val="17"/>
-              </w:rPr>
-              <w:t>sau</w:t>
-            </w:r>
-            <w:proofErr w:type="spellEnd"/>
-            <w:r>
-              <w:rPr>
-                <w:sz w:val="17"/>
-              </w:rPr>
-              <w:t xml:space="preserve"> </w:t>
-            </w:r>
-            <w:proofErr w:type="spellStart"/>
-            <w:r>
-              <w:rPr>
-                <w:sz w:val="17"/>
-              </w:rPr>
-              <w:t>mỗi</w:t>
-            </w:r>
-            <w:proofErr w:type="spellEnd"/>
-            <w:r>
-              <w:rPr>
-                <w:sz w:val="17"/>
-              </w:rPr>
-              <w:t xml:space="preserve"> </w:t>
-            </w:r>
-            <w:proofErr w:type="spellStart"/>
-            <w:r>
-              <w:rPr>
-                <w:sz w:val="17"/>
-              </w:rPr>
-              <w:t>lần</w:t>
-            </w:r>
-            <w:proofErr w:type="spellEnd"/>
-            <w:r>
-              <w:rPr>
-                <w:sz w:val="17"/>
-              </w:rPr>
-              <w:t xml:space="preserve"> </w:t>
-            </w:r>
-            <w:proofErr w:type="spellStart"/>
-            <w:r>
-              <w:rPr>
-                <w:sz w:val="17"/>
-              </w:rPr>
-              <w:t>thanh</w:t>
-            </w:r>
-            <w:proofErr w:type="spellEnd"/>
-            <w:r>
-              <w:rPr>
-                <w:sz w:val="17"/>
-              </w:rPr>
-              <w:t xml:space="preserve"> </w:t>
-            </w:r>
-            <w:proofErr w:type="spellStart"/>
-            <w:r>
-              <w:rPr>
-                <w:sz w:val="17"/>
-              </w:rPr>
-              <w:t>toán</w:t>
-            </w:r>
-            <w:proofErr w:type="spellEnd"/>
-            <w:r>
-              <w:rPr>
-                <w:sz w:val="17"/>
-              </w:rPr>
-              <w:t xml:space="preserve"> </w:t>
+            <w:r>
+              <w:rPr>
+                <w:sz w:val="17"/>
+              </w:rPr>
+              <w:t xml:space="preserve">Tự động gọi hàm cập nhật rank sau mỗi lần thanh toán </w:t>
             </w:r>
           </w:p>
         </w:tc>
@@ -2601,52 +2041,14 @@
             <w:vAlign w:val="center"/>
           </w:tcPr>
           <w:p>
-            <w:proofErr w:type="spellStart"/>
             <w:r>
               <w:rPr>
                 <w:b/>
                 <w:color w:val="0B2545"/>
                 <w:sz w:val="17"/>
               </w:rPr>
-              <w:t>Cần</w:t>
-            </w:r>
-            <w:proofErr w:type="spellEnd"/>
-            <w:r>
-              <w:rPr>
-                <w:b/>
-                <w:color w:val="0B2545"/>
-                <w:sz w:val="17"/>
-              </w:rPr>
-              <w:t xml:space="preserve"> </w:t>
-            </w:r>
-            <w:proofErr w:type="spellStart"/>
-            <w:r>
-              <w:rPr>
-                <w:b/>
-                <w:color w:val="0B2545"/>
-                <w:sz w:val="17"/>
-              </w:rPr>
-              <w:t>đọc</w:t>
-            </w:r>
-            <w:proofErr w:type="spellEnd"/>
-            <w:r>
-              <w:rPr>
-                <w:b/>
-                <w:color w:val="0B2545"/>
-                <w:sz w:val="17"/>
-              </w:rPr>
-              <w:t xml:space="preserve"> </w:t>
-            </w:r>
-            <w:proofErr w:type="spellStart"/>
-            <w:r>
-              <w:rPr>
-                <w:b/>
-                <w:color w:val="0B2545"/>
-                <w:sz w:val="17"/>
-              </w:rPr>
-              <w:t>cùng</w:t>
-            </w:r>
-            <w:proofErr w:type="spellEnd"/>
+              <w:t>Cần đọc cùng</w:t>
+            </w:r>
           </w:p>
         </w:tc>
         <w:tc>
@@ -2655,47 +2057,11 @@
             <w:vAlign w:val="center"/>
           </w:tcPr>
           <w:p>
-            <w:proofErr w:type="spellStart"/>
-            <w:r>
-              <w:rPr>
-                <w:sz w:val="17"/>
-              </w:rPr>
-              <w:t>Hàm</w:t>
-            </w:r>
-            <w:proofErr w:type="spellEnd"/>
-            <w:r>
-              <w:rPr>
-                <w:sz w:val="17"/>
-              </w:rPr>
-              <w:t xml:space="preserve"> </w:t>
-            </w:r>
-            <w:proofErr w:type="spellStart"/>
-            <w:r>
-              <w:rPr>
-                <w:sz w:val="17"/>
-              </w:rPr>
-              <w:t>fn_tinhdiem_capnhat_</w:t>
-            </w:r>
-            <w:proofErr w:type="gramStart"/>
-            <w:r>
-              <w:rPr>
-                <w:sz w:val="17"/>
-              </w:rPr>
-              <w:t>rank</w:t>
-            </w:r>
-            <w:proofErr w:type="spellEnd"/>
-            <w:r>
-              <w:rPr>
-                <w:sz w:val="17"/>
-              </w:rPr>
-              <w:t>(</w:t>
-            </w:r>
-            <w:proofErr w:type="gramEnd"/>
-            <w:r>
-              <w:rPr>
-                <w:sz w:val="17"/>
-              </w:rPr>
-              <w:t xml:space="preserve">) </w:t>
+            <w:r>
+              <w:rPr>
+                <w:sz w:val="17"/>
+              </w:rPr>
+              <w:t xml:space="preserve">Hàm fn_tinhdiem_capnhat_rank() </w:t>
             </w:r>
           </w:p>
         </w:tc>
@@ -2711,54 +2077,8 @@
           <w:color w:val="1F4D78"/>
           <w:sz w:val="18"/>
         </w:rPr>
-        <w:t xml:space="preserve">Code </w:t>
+        <w:t>Code trong database hiện tại</w:t>
       </w:r>
-      <w:proofErr w:type="spellStart"/>
-      <w:r>
-        <w:rPr>
-          <w:b/>
-          <w:color w:val="1F4D78"/>
-          <w:sz w:val="18"/>
-        </w:rPr>
-        <w:t>trong</w:t>
-      </w:r>
-      <w:proofErr w:type="spellEnd"/>
-      <w:r>
-        <w:rPr>
-          <w:b/>
-          <w:color w:val="1F4D78"/>
-          <w:sz w:val="18"/>
-        </w:rPr>
-        <w:t xml:space="preserve"> database </w:t>
-      </w:r>
-      <w:proofErr w:type="spellStart"/>
-      <w:r>
-        <w:rPr>
-          <w:b/>
-          <w:color w:val="1F4D78"/>
-          <w:sz w:val="18"/>
-        </w:rPr>
-        <w:t>hiện</w:t>
-      </w:r>
-      <w:proofErr w:type="spellEnd"/>
-      <w:r>
-        <w:rPr>
-          <w:b/>
-          <w:color w:val="1F4D78"/>
-          <w:sz w:val="18"/>
-        </w:rPr>
-        <w:t xml:space="preserve"> </w:t>
-      </w:r>
-      <w:proofErr w:type="spellStart"/>
-      <w:r>
-        <w:rPr>
-          <w:b/>
-          <w:color w:val="1F4D78"/>
-          <w:sz w:val="18"/>
-        </w:rPr>
-        <w:t>tại</w:t>
-      </w:r>
-      <w:proofErr w:type="spellEnd"/>
     </w:p>
     <w:tbl>
       <w:tblPr>
@@ -2799,47 +2119,7 @@
                 <w:sz w:val="13"/>
                 <w:lang w:val="en-GB"/>
               </w:rPr>
-              <w:t xml:space="preserve">CREATE OR REPLACE FUNCTION </w:t>
-            </w:r>
-            <w:proofErr w:type="spellStart"/>
-            <w:r>
-              <w:rPr>
-                <w:rFonts w:ascii="Courier New" w:hAnsi="Courier New"/>
-                <w:color w:val="222222"/>
-                <w:sz w:val="13"/>
-                <w:lang w:val="en-GB"/>
-              </w:rPr>
-              <w:t>trg_fn_</w:t>
-            </w:r>
-            <w:proofErr w:type="gramStart"/>
-            <w:r>
-              <w:rPr>
-                <w:rFonts w:ascii="Courier New" w:hAnsi="Courier New"/>
-                <w:color w:val="222222"/>
-                <w:sz w:val="13"/>
-                <w:lang w:val="en-GB"/>
-              </w:rPr>
-              <w:t>tichdiem</w:t>
-            </w:r>
-            <w:proofErr w:type="spellEnd"/>
-            <w:r>
-              <w:rPr>
-                <w:rFonts w:ascii="Courier New" w:hAnsi="Courier New"/>
-                <w:color w:val="222222"/>
-                <w:sz w:val="13"/>
-                <w:lang w:val="en-GB"/>
-              </w:rPr>
-              <w:t>(</w:t>
-            </w:r>
-            <w:proofErr w:type="gramEnd"/>
-            <w:r>
-              <w:rPr>
-                <w:rFonts w:ascii="Courier New" w:hAnsi="Courier New"/>
-                <w:color w:val="222222"/>
-                <w:sz w:val="13"/>
-                <w:lang w:val="en-GB"/>
-              </w:rPr>
-              <w:t xml:space="preserve">) </w:t>
+              <w:t xml:space="preserve">CREATE OR REPLACE FUNCTION trg_fn_tichdiem() </w:t>
             </w:r>
           </w:p>
           <w:p>
@@ -2897,27 +2177,7 @@
                 <w:sz w:val="13"/>
                 <w:lang w:val="en-GB"/>
               </w:rPr>
-              <w:t xml:space="preserve">LANGUAGE </w:t>
-            </w:r>
-            <w:proofErr w:type="spellStart"/>
-            <w:r>
-              <w:rPr>
-                <w:rFonts w:ascii="Courier New" w:hAnsi="Courier New"/>
-                <w:color w:val="222222"/>
-                <w:sz w:val="13"/>
-                <w:lang w:val="en-GB"/>
-              </w:rPr>
-              <w:t>plpgsql</w:t>
-            </w:r>
-            <w:proofErr w:type="spellEnd"/>
-            <w:r>
-              <w:rPr>
-                <w:rFonts w:ascii="Courier New" w:hAnsi="Courier New"/>
-                <w:color w:val="222222"/>
-                <w:sz w:val="13"/>
-                <w:lang w:val="en-GB"/>
-              </w:rPr>
-              <w:t xml:space="preserve"> AS $$ </w:t>
+              <w:t xml:space="preserve">LANGUAGE plpgsql AS $$ </w:t>
             </w:r>
           </w:p>
           <w:p>
@@ -2967,78 +2227,7 @@
                 <w:sz w:val="13"/>
                 <w:lang w:val="en-GB"/>
               </w:rPr>
-              <w:t xml:space="preserve">PERFORM </w:t>
-            </w:r>
-            <w:proofErr w:type="spellStart"/>
-            <w:r>
-              <w:rPr>
-                <w:rFonts w:ascii="Courier New" w:hAnsi="Courier New"/>
-                <w:color w:val="222222"/>
-                <w:sz w:val="13"/>
-                <w:lang w:val="en-GB"/>
-              </w:rPr>
-              <w:t>fn_tichdiem_capnhat_</w:t>
-            </w:r>
-            <w:proofErr w:type="gramStart"/>
-            <w:r>
-              <w:rPr>
-                <w:rFonts w:ascii="Courier New" w:hAnsi="Courier New"/>
-                <w:color w:val="222222"/>
-                <w:sz w:val="13"/>
-                <w:lang w:val="en-GB"/>
-              </w:rPr>
-              <w:t>rank</w:t>
-            </w:r>
-            <w:proofErr w:type="spellEnd"/>
-            <w:r>
-              <w:rPr>
-                <w:rFonts w:ascii="Courier New" w:hAnsi="Courier New"/>
-                <w:color w:val="222222"/>
-                <w:sz w:val="13"/>
-                <w:lang w:val="en-GB"/>
-              </w:rPr>
-              <w:t>(</w:t>
-            </w:r>
-            <w:proofErr w:type="spellStart"/>
-            <w:proofErr w:type="gramEnd"/>
-            <w:r>
-              <w:rPr>
-                <w:rFonts w:ascii="Courier New" w:hAnsi="Courier New"/>
-                <w:color w:val="222222"/>
-                <w:sz w:val="13"/>
-                <w:lang w:val="en-GB"/>
-              </w:rPr>
-              <w:t>NEW.makh</w:t>
-            </w:r>
-            <w:proofErr w:type="spellEnd"/>
-            <w:r>
-              <w:rPr>
-                <w:rFonts w:ascii="Courier New" w:hAnsi="Courier New"/>
-                <w:color w:val="222222"/>
-                <w:sz w:val="13"/>
-                <w:lang w:val="en-GB"/>
-              </w:rPr>
-              <w:t xml:space="preserve">::TEXT, </w:t>
-            </w:r>
-            <w:proofErr w:type="spellStart"/>
-            <w:r>
-              <w:rPr>
-                <w:rFonts w:ascii="Courier New" w:hAnsi="Courier New"/>
-                <w:color w:val="222222"/>
-                <w:sz w:val="13"/>
-                <w:lang w:val="en-GB"/>
-              </w:rPr>
-              <w:t>NEW.tongtien</w:t>
-            </w:r>
-            <w:proofErr w:type="spellEnd"/>
-            <w:r>
-              <w:rPr>
-                <w:rFonts w:ascii="Courier New" w:hAnsi="Courier New"/>
-                <w:color w:val="222222"/>
-                <w:sz w:val="13"/>
-                <w:lang w:val="en-GB"/>
-              </w:rPr>
-              <w:t xml:space="preserve">); </w:t>
+              <w:t xml:space="preserve">PERFORM fn_tichdiem_capnhat_rank(NEW.makh::TEXT, NEW.tongtien); </w:t>
             </w:r>
           </w:p>
           <w:p>
@@ -3118,27 +2307,7 @@
                 <w:sz w:val="13"/>
                 <w:lang w:val="en-GB"/>
               </w:rPr>
-              <w:t xml:space="preserve">CREATE TRIGGER </w:t>
-            </w:r>
-            <w:proofErr w:type="spellStart"/>
-            <w:r>
-              <w:rPr>
-                <w:rFonts w:ascii="Courier New" w:hAnsi="Courier New"/>
-                <w:color w:val="222222"/>
-                <w:sz w:val="13"/>
-                <w:lang w:val="en-GB"/>
-              </w:rPr>
-              <w:t>trg_tichdiem_sau_thanhtoan</w:t>
-            </w:r>
-            <w:proofErr w:type="spellEnd"/>
-            <w:r>
-              <w:rPr>
-                <w:rFonts w:ascii="Courier New" w:hAnsi="Courier New"/>
-                <w:color w:val="222222"/>
-                <w:sz w:val="13"/>
-                <w:lang w:val="en-GB"/>
-              </w:rPr>
-              <w:t xml:space="preserve"> </w:t>
+              <w:t xml:space="preserve">CREATE TRIGGER trg_tichdiem_sau_thanhtoan </w:t>
             </w:r>
           </w:p>
           <w:p>
@@ -3198,107 +2367,7 @@
                 <w:sz w:val="13"/>
                 <w:lang w:val="en-GB"/>
               </w:rPr>
-              <w:t>WHEN (</w:t>
-            </w:r>
-            <w:proofErr w:type="spellStart"/>
-            <w:r>
-              <w:rPr>
-                <w:rFonts w:ascii="Courier New" w:hAnsi="Courier New"/>
-                <w:color w:val="222222"/>
-                <w:sz w:val="13"/>
-                <w:lang w:val="en-GB"/>
-              </w:rPr>
-              <w:t>OLD.status</w:t>
-            </w:r>
-            <w:proofErr w:type="spellEnd"/>
-            <w:r>
-              <w:rPr>
-                <w:rFonts w:ascii="Courier New" w:hAnsi="Courier New"/>
-                <w:color w:val="222222"/>
-                <w:sz w:val="13"/>
-                <w:lang w:val="en-GB"/>
-              </w:rPr>
-              <w:t xml:space="preserve"> IS DISTINCT FROM </w:t>
-            </w:r>
-            <w:proofErr w:type="spellStart"/>
-            <w:r>
-              <w:rPr>
-                <w:rFonts w:ascii="Courier New" w:hAnsi="Courier New"/>
-                <w:color w:val="222222"/>
-                <w:sz w:val="13"/>
-                <w:lang w:val="en-GB"/>
-              </w:rPr>
-              <w:t>NEW.status</w:t>
-            </w:r>
-            <w:proofErr w:type="spellEnd"/>
-            <w:r>
-              <w:rPr>
-                <w:rFonts w:ascii="Courier New" w:hAnsi="Courier New"/>
-                <w:color w:val="222222"/>
-                <w:sz w:val="13"/>
-                <w:lang w:val="en-GB"/>
-              </w:rPr>
-              <w:t xml:space="preserve"> AND </w:t>
-            </w:r>
-            <w:proofErr w:type="spellStart"/>
-            <w:r>
-              <w:rPr>
-                <w:rFonts w:ascii="Courier New" w:hAnsi="Courier New"/>
-                <w:color w:val="222222"/>
-                <w:sz w:val="13"/>
-                <w:lang w:val="en-GB"/>
-              </w:rPr>
-              <w:t>NEW.status</w:t>
-            </w:r>
-            <w:proofErr w:type="spellEnd"/>
-            <w:r>
-              <w:rPr>
-                <w:rFonts w:ascii="Courier New" w:hAnsi="Courier New"/>
-                <w:color w:val="222222"/>
-                <w:sz w:val="13"/>
-                <w:lang w:val="en-GB"/>
-              </w:rPr>
-              <w:t xml:space="preserve"> = '</w:t>
-            </w:r>
-            <w:proofErr w:type="spellStart"/>
-            <w:r>
-              <w:rPr>
-                <w:rFonts w:ascii="Courier New" w:hAnsi="Courier New"/>
-                <w:color w:val="222222"/>
-                <w:sz w:val="13"/>
-                <w:lang w:val="en-GB"/>
-              </w:rPr>
-              <w:t>Hoan</w:t>
-            </w:r>
-            <w:proofErr w:type="spellEnd"/>
-            <w:r>
-              <w:rPr>
-                <w:rFonts w:ascii="Courier New" w:hAnsi="Courier New"/>
-                <w:color w:val="222222"/>
-                <w:sz w:val="13"/>
-                <w:lang w:val="en-GB"/>
-              </w:rPr>
-              <w:t xml:space="preserve"> </w:t>
-            </w:r>
-            <w:proofErr w:type="spellStart"/>
-            <w:r>
-              <w:rPr>
-                <w:rFonts w:ascii="Courier New" w:hAnsi="Courier New"/>
-                <w:color w:val="222222"/>
-                <w:sz w:val="13"/>
-                <w:lang w:val="en-GB"/>
-              </w:rPr>
-              <w:t>thanh</w:t>
-            </w:r>
-            <w:proofErr w:type="spellEnd"/>
-            <w:r>
-              <w:rPr>
-                <w:rFonts w:ascii="Courier New" w:hAnsi="Courier New"/>
-                <w:color w:val="222222"/>
-                <w:sz w:val="13"/>
-                <w:lang w:val="en-GB"/>
-              </w:rPr>
-              <w:t xml:space="preserve">') </w:t>
+              <w:t xml:space="preserve">WHEN (OLD.status IS DISTINCT FROM NEW.status AND NEW.status = 'Hoan thanh') </w:t>
             </w:r>
           </w:p>
           <w:p>
@@ -3318,47 +2387,7 @@
                 <w:sz w:val="13"/>
                 <w:lang w:val="en-GB"/>
               </w:rPr>
-              <w:t xml:space="preserve">EXECUTE FUNCTION </w:t>
-            </w:r>
-            <w:proofErr w:type="spellStart"/>
-            <w:r>
-              <w:rPr>
-                <w:rFonts w:ascii="Courier New" w:hAnsi="Courier New"/>
-                <w:color w:val="222222"/>
-                <w:sz w:val="13"/>
-                <w:lang w:val="en-GB"/>
-              </w:rPr>
-              <w:t>trg_fn_</w:t>
-            </w:r>
-            <w:proofErr w:type="gramStart"/>
-            <w:r>
-              <w:rPr>
-                <w:rFonts w:ascii="Courier New" w:hAnsi="Courier New"/>
-                <w:color w:val="222222"/>
-                <w:sz w:val="13"/>
-                <w:lang w:val="en-GB"/>
-              </w:rPr>
-              <w:t>tichdiem</w:t>
-            </w:r>
-            <w:proofErr w:type="spellEnd"/>
-            <w:r>
-              <w:rPr>
-                <w:rFonts w:ascii="Courier New" w:hAnsi="Courier New"/>
-                <w:color w:val="222222"/>
-                <w:sz w:val="13"/>
-                <w:lang w:val="en-GB"/>
-              </w:rPr>
-              <w:t>(</w:t>
-            </w:r>
-            <w:proofErr w:type="gramEnd"/>
-            <w:r>
-              <w:rPr>
-                <w:rFonts w:ascii="Courier New" w:hAnsi="Courier New"/>
-                <w:color w:val="222222"/>
-                <w:sz w:val="13"/>
-                <w:lang w:val="en-GB"/>
-              </w:rPr>
-              <w:t>); ?</w:t>
+              <w:t>EXECUTE FUNCTION trg_fn_tichdiem(); ?</w:t>
             </w:r>
           </w:p>
           <w:p>
@@ -3415,39 +2444,7 @@
                 <w:b/>
                 <w:color w:val="FFFFFF"/>
               </w:rPr>
-              <w:t xml:space="preserve">  </w:t>
-            </w:r>
-            <w:proofErr w:type="spellStart"/>
-            <w:r>
-              <w:rPr>
-                <w:b/>
-                <w:color w:val="FFFFFF"/>
-              </w:rPr>
-              <w:t>fn_thong_ke_ca_nhan_vien</w:t>
-            </w:r>
-            <w:proofErr w:type="spellEnd"/>
-            <w:r>
-              <w:rPr>
-                <w:b/>
-                <w:color w:val="FFFFFF"/>
-              </w:rPr>
-              <w:t xml:space="preserve"> </w:t>
-            </w:r>
-            <w:proofErr w:type="gramStart"/>
-            <w:r>
-              <w:rPr>
-                <w:b/>
-                <w:color w:val="FFFFFF"/>
-              </w:rPr>
-              <w:t>|  STT</w:t>
-            </w:r>
-            <w:proofErr w:type="gramEnd"/>
-            <w:r>
-              <w:rPr>
-                <w:b/>
-                <w:color w:val="FFFFFF"/>
-              </w:rPr>
-              <w:t xml:space="preserve"> Notion: 2</w:t>
+              <w:t xml:space="preserve">  fn_thong_ke_ca_nhan_vien |  STT Notion: 2</w:t>
             </w:r>
           </w:p>
         </w:tc>
@@ -3511,18 +2508,8 @@
                 <w:color w:val="0B2545"/>
                 <w:sz w:val="17"/>
               </w:rPr>
-              <w:t xml:space="preserve">Cú </w:t>
-            </w:r>
-            <w:proofErr w:type="spellStart"/>
-            <w:r>
-              <w:rPr>
-                <w:b/>
-                <w:color w:val="0B2545"/>
-                <w:sz w:val="17"/>
-              </w:rPr>
-              <w:t>pháp</w:t>
-            </w:r>
-            <w:proofErr w:type="spellEnd"/>
+              <w:t>Cú pháp</w:t>
+            </w:r>
           </w:p>
         </w:tc>
         <w:tc>
@@ -3531,11 +2518,9 @@
             <w:vAlign w:val="center"/>
           </w:tcPr>
           <w:p>
-            <w:proofErr w:type="spellStart"/>
             <w:r>
               <w:t>fn_thong_ke_ca_nhan_vien</w:t>
             </w:r>
-            <w:proofErr w:type="spellEnd"/>
           </w:p>
         </w:tc>
       </w:tr>
@@ -3553,52 +2538,14 @@
             <w:vAlign w:val="center"/>
           </w:tcPr>
           <w:p>
-            <w:proofErr w:type="spellStart"/>
             <w:r>
               <w:rPr>
                 <w:b/>
                 <w:color w:val="0B2545"/>
                 <w:sz w:val="17"/>
               </w:rPr>
-              <w:t>Người</w:t>
-            </w:r>
-            <w:proofErr w:type="spellEnd"/>
-            <w:r>
-              <w:rPr>
-                <w:b/>
-                <w:color w:val="0B2545"/>
-                <w:sz w:val="17"/>
-              </w:rPr>
-              <w:t xml:space="preserve"> </w:t>
-            </w:r>
-            <w:proofErr w:type="spellStart"/>
-            <w:r>
-              <w:rPr>
-                <w:b/>
-                <w:color w:val="0B2545"/>
-                <w:sz w:val="17"/>
-              </w:rPr>
-              <w:t>quản</w:t>
-            </w:r>
-            <w:proofErr w:type="spellEnd"/>
-            <w:r>
-              <w:rPr>
-                <w:b/>
-                <w:color w:val="0B2545"/>
-                <w:sz w:val="17"/>
-              </w:rPr>
-              <w:t xml:space="preserve"> </w:t>
-            </w:r>
-            <w:proofErr w:type="spellStart"/>
-            <w:r>
-              <w:rPr>
-                <w:b/>
-                <w:color w:val="0B2545"/>
-                <w:sz w:val="17"/>
-              </w:rPr>
-              <w:t>lý</w:t>
-            </w:r>
-            <w:proofErr w:type="spellEnd"/>
+              <w:t>Người quản lý</w:t>
+            </w:r>
           </w:p>
         </w:tc>
         <w:tc>
@@ -3607,14 +2554,12 @@
             <w:vAlign w:val="center"/>
           </w:tcPr>
           <w:p>
-            <w:proofErr w:type="spellStart"/>
             <w:r>
               <w:rPr>
                 <w:sz w:val="17"/>
               </w:rPr>
               <w:t>Ngọc</w:t>
             </w:r>
-            <w:proofErr w:type="spellEnd"/>
           </w:p>
         </w:tc>
       </w:tr>
@@ -3632,34 +2577,14 @@
             <w:vAlign w:val="center"/>
           </w:tcPr>
           <w:p>
-            <w:proofErr w:type="spellStart"/>
             <w:r>
               <w:rPr>
                 <w:b/>
                 <w:color w:val="0B2545"/>
                 <w:sz w:val="17"/>
               </w:rPr>
-              <w:t>Mục</w:t>
-            </w:r>
-            <w:proofErr w:type="spellEnd"/>
-            <w:r>
-              <w:rPr>
-                <w:b/>
-                <w:color w:val="0B2545"/>
-                <w:sz w:val="17"/>
-              </w:rPr>
-              <w:t xml:space="preserve"> </w:t>
-            </w:r>
-            <w:proofErr w:type="spellStart"/>
-            <w:r>
-              <w:rPr>
-                <w:b/>
-                <w:color w:val="0B2545"/>
-                <w:sz w:val="17"/>
-              </w:rPr>
-              <w:t>đích</w:t>
-            </w:r>
-            <w:proofErr w:type="spellEnd"/>
+              <w:t>Mục đích</w:t>
+            </w:r>
           </w:p>
         </w:tc>
         <w:tc>
@@ -3668,77 +2593,8 @@
             <w:vAlign w:val="center"/>
           </w:tcPr>
           <w:p>
-            <w:proofErr w:type="spellStart"/>
-            <w:r>
-              <w:t>Đếm</w:t>
-            </w:r>
-            <w:proofErr w:type="spellEnd"/>
-            <w:r>
-              <w:t xml:space="preserve"> </w:t>
-            </w:r>
-            <w:proofErr w:type="spellStart"/>
-            <w:r>
-              <w:t>số</w:t>
-            </w:r>
-            <w:proofErr w:type="spellEnd"/>
-            <w:r>
-              <w:t xml:space="preserve"> ca </w:t>
-            </w:r>
-            <w:proofErr w:type="spellStart"/>
-            <w:r>
-              <w:t>làm</w:t>
-            </w:r>
-            <w:proofErr w:type="spellEnd"/>
-            <w:r>
-              <w:t xml:space="preserve"> </w:t>
-            </w:r>
-            <w:proofErr w:type="spellStart"/>
-            <w:r>
-              <w:t>và</w:t>
-            </w:r>
-            <w:proofErr w:type="spellEnd"/>
-            <w:r>
-              <w:t xml:space="preserve"> </w:t>
-            </w:r>
-            <w:proofErr w:type="spellStart"/>
-            <w:r>
-              <w:t>nghỉ</w:t>
-            </w:r>
-            <w:proofErr w:type="spellEnd"/>
-            <w:r>
-              <w:t xml:space="preserve"> </w:t>
-            </w:r>
-            <w:proofErr w:type="spellStart"/>
-            <w:r>
-              <w:t>sớm</w:t>
-            </w:r>
-            <w:proofErr w:type="spellEnd"/>
-            <w:r>
-              <w:t xml:space="preserve"> </w:t>
-            </w:r>
-            <w:proofErr w:type="spellStart"/>
-            <w:r>
-              <w:t>của</w:t>
-            </w:r>
-            <w:proofErr w:type="spellEnd"/>
-            <w:r>
-              <w:t xml:space="preserve"> </w:t>
-            </w:r>
-            <w:proofErr w:type="spellStart"/>
-            <w:r>
-              <w:t>nhân</w:t>
-            </w:r>
-            <w:proofErr w:type="spellEnd"/>
-            <w:r>
-              <w:t xml:space="preserve"> </w:t>
-            </w:r>
-            <w:proofErr w:type="spellStart"/>
-            <w:r>
-              <w:t>viên</w:t>
-            </w:r>
-            <w:proofErr w:type="spellEnd"/>
-            <w:r>
-              <w:t>.</w:t>
+            <w:r>
+              <w:t>Đếm số ca làm và nghỉ sớm của nhân viên.</w:t>
             </w:r>
           </w:p>
         </w:tc>
@@ -3757,52 +2613,14 @@
             <w:vAlign w:val="center"/>
           </w:tcPr>
           <w:p>
-            <w:proofErr w:type="spellStart"/>
             <w:r>
               <w:rPr>
                 <w:b/>
                 <w:color w:val="0B2545"/>
                 <w:sz w:val="17"/>
               </w:rPr>
-              <w:t>Cần</w:t>
-            </w:r>
-            <w:proofErr w:type="spellEnd"/>
-            <w:r>
-              <w:rPr>
-                <w:b/>
-                <w:color w:val="0B2545"/>
-                <w:sz w:val="17"/>
-              </w:rPr>
-              <w:t xml:space="preserve"> </w:t>
-            </w:r>
-            <w:proofErr w:type="spellStart"/>
-            <w:r>
-              <w:rPr>
-                <w:b/>
-                <w:color w:val="0B2545"/>
-                <w:sz w:val="17"/>
-              </w:rPr>
-              <w:t>đọc</w:t>
-            </w:r>
-            <w:proofErr w:type="spellEnd"/>
-            <w:r>
-              <w:rPr>
-                <w:b/>
-                <w:color w:val="0B2545"/>
-                <w:sz w:val="17"/>
-              </w:rPr>
-              <w:t xml:space="preserve"> </w:t>
-            </w:r>
-            <w:proofErr w:type="spellStart"/>
-            <w:r>
-              <w:rPr>
-                <w:b/>
-                <w:color w:val="0B2545"/>
-                <w:sz w:val="17"/>
-              </w:rPr>
-              <w:t>cùng</w:t>
-            </w:r>
-            <w:proofErr w:type="spellEnd"/>
+              <w:t>Cần đọc cùng</w:t>
+            </w:r>
           </w:p>
         </w:tc>
         <w:tc>
@@ -3811,45 +2629,8 @@
             <w:vAlign w:val="center"/>
           </w:tcPr>
           <w:p>
-            <w:proofErr w:type="spellStart"/>
-            <w:r>
-              <w:t>Được</w:t>
-            </w:r>
-            <w:proofErr w:type="spellEnd"/>
-            <w:r>
-              <w:t xml:space="preserve"> </w:t>
-            </w:r>
-            <w:proofErr w:type="spellStart"/>
-            <w:r>
-              <w:t>gọi</w:t>
-            </w:r>
-            <w:proofErr w:type="spellEnd"/>
-            <w:r>
-              <w:t xml:space="preserve"> </w:t>
-            </w:r>
-            <w:proofErr w:type="spellStart"/>
-            <w:r>
-              <w:t>trong</w:t>
-            </w:r>
-            <w:proofErr w:type="spellEnd"/>
-            <w:r>
-              <w:t xml:space="preserve"> function </w:t>
-            </w:r>
-            <w:proofErr w:type="spellStart"/>
-            <w:r>
-              <w:t>ds_luong_theo_</w:t>
-            </w:r>
-            <w:proofErr w:type="gramStart"/>
-            <w:r>
-              <w:t>thang</w:t>
-            </w:r>
-            <w:proofErr w:type="spellEnd"/>
-            <w:r>
-              <w:t>(</w:t>
-            </w:r>
-            <w:proofErr w:type="gramEnd"/>
-            <w:r>
-              <w:t>)</w:t>
+            <w:r>
+              <w:t>Được gọi trong function ds_luong_theo_thang()</w:t>
             </w:r>
           </w:p>
         </w:tc>
@@ -3865,54 +2646,8 @@
           <w:color w:val="1F4D78"/>
           <w:sz w:val="18"/>
         </w:rPr>
-        <w:t xml:space="preserve">Code </w:t>
+        <w:t>Code trong database hiện tại</w:t>
       </w:r>
-      <w:proofErr w:type="spellStart"/>
-      <w:r>
-        <w:rPr>
-          <w:b/>
-          <w:color w:val="1F4D78"/>
-          <w:sz w:val="18"/>
-        </w:rPr>
-        <w:t>trong</w:t>
-      </w:r>
-      <w:proofErr w:type="spellEnd"/>
-      <w:r>
-        <w:rPr>
-          <w:b/>
-          <w:color w:val="1F4D78"/>
-          <w:sz w:val="18"/>
-        </w:rPr>
-        <w:t xml:space="preserve"> database </w:t>
-      </w:r>
-      <w:proofErr w:type="spellStart"/>
-      <w:r>
-        <w:rPr>
-          <w:b/>
-          <w:color w:val="1F4D78"/>
-          <w:sz w:val="18"/>
-        </w:rPr>
-        <w:t>hiện</w:t>
-      </w:r>
-      <w:proofErr w:type="spellEnd"/>
-      <w:r>
-        <w:rPr>
-          <w:b/>
-          <w:color w:val="1F4D78"/>
-          <w:sz w:val="18"/>
-        </w:rPr>
-        <w:t xml:space="preserve"> </w:t>
-      </w:r>
-      <w:proofErr w:type="spellStart"/>
-      <w:r>
-        <w:rPr>
-          <w:b/>
-          <w:color w:val="1F4D78"/>
-          <w:sz w:val="18"/>
-        </w:rPr>
-        <w:t>tại</w:t>
-      </w:r>
-      <w:proofErr w:type="spellEnd"/>
     </w:p>
     <w:tbl>
       <w:tblPr>
@@ -3952,38 +2687,7 @@
                 <w:sz w:val="13"/>
                 <w:lang w:val="en-GB"/>
               </w:rPr>
-              <w:t xml:space="preserve">CREATE OR REPLACE FUNCTION </w:t>
-            </w:r>
-            <w:proofErr w:type="spellStart"/>
-            <w:proofErr w:type="gramStart"/>
-            <w:r>
-              <w:rPr>
-                <w:rFonts w:ascii="Courier New" w:hAnsi="Courier New"/>
-                <w:color w:val="222222"/>
-                <w:sz w:val="13"/>
-                <w:lang w:val="en-GB"/>
-              </w:rPr>
-              <w:t>public.fn</w:t>
-            </w:r>
-            <w:proofErr w:type="gramEnd"/>
-            <w:r>
-              <w:rPr>
-                <w:rFonts w:ascii="Courier New" w:hAnsi="Courier New"/>
-                <w:color w:val="222222"/>
-                <w:sz w:val="13"/>
-                <w:lang w:val="en-GB"/>
-              </w:rPr>
-              <w:t>_thong_ke_ca_nhan_vien</w:t>
-            </w:r>
-            <w:proofErr w:type="spellEnd"/>
-            <w:r>
-              <w:rPr>
-                <w:rFonts w:ascii="Courier New" w:hAnsi="Courier New"/>
-                <w:color w:val="222222"/>
-                <w:sz w:val="13"/>
-                <w:lang w:val="en-GB"/>
-              </w:rPr>
-              <w:t>(</w:t>
+              <w:t>CREATE OR REPLACE FUNCTION public.fn_thong_ke_ca_nhan_vien(</w:t>
             </w:r>
           </w:p>
           <w:p>
@@ -4003,47 +2707,7 @@
                 <w:sz w:val="13"/>
                 <w:lang w:val="en-GB"/>
               </w:rPr>
-              <w:t>    </w:t>
-            </w:r>
-            <w:proofErr w:type="spellStart"/>
-            <w:r>
-              <w:rPr>
-                <w:rFonts w:ascii="Courier New" w:hAnsi="Courier New"/>
-                <w:color w:val="222222"/>
-                <w:sz w:val="13"/>
-                <w:lang w:val="en-GB"/>
-              </w:rPr>
-              <w:t>p_</w:t>
-            </w:r>
-            <w:proofErr w:type="gramStart"/>
-            <w:r>
-              <w:rPr>
-                <w:rFonts w:ascii="Courier New" w:hAnsi="Courier New"/>
-                <w:color w:val="222222"/>
-                <w:sz w:val="13"/>
-                <w:lang w:val="en-GB"/>
-              </w:rPr>
-              <w:t>manv</w:t>
-            </w:r>
-            <w:proofErr w:type="spellEnd"/>
-            <w:r>
-              <w:rPr>
-                <w:rFonts w:ascii="Courier New" w:hAnsi="Courier New"/>
-                <w:color w:val="222222"/>
-                <w:sz w:val="13"/>
-                <w:lang w:val="en-GB"/>
-              </w:rPr>
-              <w:t>  CHARACTER</w:t>
-            </w:r>
-            <w:proofErr w:type="gramEnd"/>
-            <w:r>
-              <w:rPr>
-                <w:rFonts w:ascii="Courier New" w:hAnsi="Courier New"/>
-                <w:color w:val="222222"/>
-                <w:sz w:val="13"/>
-                <w:lang w:val="en-GB"/>
-              </w:rPr>
-              <w:t xml:space="preserve"> VARYING,</w:t>
+              <w:t>    p_manv  CHARACTER VARYING,</w:t>
             </w:r>
           </w:p>
           <w:p>
@@ -4063,27 +2727,7 @@
                 <w:sz w:val="13"/>
                 <w:lang w:val="en-GB"/>
               </w:rPr>
-              <w:t>    </w:t>
-            </w:r>
-            <w:proofErr w:type="spellStart"/>
-            <w:r>
-              <w:rPr>
-                <w:rFonts w:ascii="Courier New" w:hAnsi="Courier New"/>
-                <w:color w:val="222222"/>
-                <w:sz w:val="13"/>
-                <w:lang w:val="en-GB"/>
-              </w:rPr>
-              <w:t>p_thang</w:t>
-            </w:r>
-            <w:proofErr w:type="spellEnd"/>
-            <w:r>
-              <w:rPr>
-                <w:rFonts w:ascii="Courier New" w:hAnsi="Courier New"/>
-                <w:color w:val="222222"/>
-                <w:sz w:val="13"/>
-                <w:lang w:val="en-GB"/>
-              </w:rPr>
-              <w:t xml:space="preserve"> INTEGER,</w:t>
+              <w:t>    p_thang INTEGER,</w:t>
             </w:r>
           </w:p>
           <w:p>
@@ -4103,27 +2747,7 @@
                 <w:sz w:val="13"/>
                 <w:lang w:val="en-GB"/>
               </w:rPr>
-              <w:t>    </w:t>
-            </w:r>
-            <w:proofErr w:type="spellStart"/>
-            <w:r>
-              <w:rPr>
-                <w:rFonts w:ascii="Courier New" w:hAnsi="Courier New"/>
-                <w:color w:val="222222"/>
-                <w:sz w:val="13"/>
-                <w:lang w:val="en-GB"/>
-              </w:rPr>
-              <w:t>p_nam</w:t>
-            </w:r>
-            <w:proofErr w:type="spellEnd"/>
-            <w:r>
-              <w:rPr>
-                <w:rFonts w:ascii="Courier New" w:hAnsi="Courier New"/>
-                <w:color w:val="222222"/>
-                <w:sz w:val="13"/>
-                <w:lang w:val="en-GB"/>
-              </w:rPr>
-              <w:t xml:space="preserve">   INTEGER</w:t>
+              <w:t>    p_nam   INTEGER</w:t>
             </w:r>
           </w:p>
           <w:p>
@@ -4163,19 +2787,8 @@
                 <w:sz w:val="13"/>
                 <w:lang w:val="en-GB"/>
               </w:rPr>
-              <w:t xml:space="preserve">RETURNS </w:t>
-            </w:r>
-            <w:proofErr w:type="gramStart"/>
-            <w:r>
-              <w:rPr>
-                <w:rFonts w:ascii="Courier New" w:hAnsi="Courier New"/>
-                <w:color w:val="222222"/>
-                <w:sz w:val="13"/>
-                <w:lang w:val="en-GB"/>
-              </w:rPr>
-              <w:t>TABLE(</w:t>
-            </w:r>
-            <w:proofErr w:type="gramEnd"/>
+              <w:t>RETURNS TABLE(</w:t>
+            </w:r>
           </w:p>
           <w:p>
             <w:pPr>
@@ -4194,27 +2807,7 @@
                 <w:sz w:val="13"/>
                 <w:lang w:val="en-GB"/>
               </w:rPr>
-              <w:t>    </w:t>
-            </w:r>
-            <w:proofErr w:type="spellStart"/>
-            <w:r>
-              <w:rPr>
-                <w:rFonts w:ascii="Courier New" w:hAnsi="Courier New"/>
-                <w:color w:val="222222"/>
-                <w:sz w:val="13"/>
-                <w:lang w:val="en-GB"/>
-              </w:rPr>
-              <w:t>so_ca</w:t>
-            </w:r>
-            <w:proofErr w:type="spellEnd"/>
-            <w:r>
-              <w:rPr>
-                <w:rFonts w:ascii="Courier New" w:hAnsi="Courier New"/>
-                <w:color w:val="222222"/>
-                <w:sz w:val="13"/>
-                <w:lang w:val="en-GB"/>
-              </w:rPr>
-              <w:t xml:space="preserve">       BIGINT,</w:t>
+              <w:t>    so_ca       BIGINT,</w:t>
             </w:r>
           </w:p>
           <w:p>
@@ -4234,27 +2827,7 @@
                 <w:sz w:val="13"/>
                 <w:lang w:val="en-GB"/>
               </w:rPr>
-              <w:t>    </w:t>
-            </w:r>
-            <w:proofErr w:type="spellStart"/>
-            <w:r>
-              <w:rPr>
-                <w:rFonts w:ascii="Courier New" w:hAnsi="Courier New"/>
-                <w:color w:val="222222"/>
-                <w:sz w:val="13"/>
-                <w:lang w:val="en-GB"/>
-              </w:rPr>
-              <w:t>so_nghi_som</w:t>
-            </w:r>
-            <w:proofErr w:type="spellEnd"/>
-            <w:r>
-              <w:rPr>
-                <w:rFonts w:ascii="Courier New" w:hAnsi="Courier New"/>
-                <w:color w:val="222222"/>
-                <w:sz w:val="13"/>
-                <w:lang w:val="en-GB"/>
-              </w:rPr>
-              <w:t xml:space="preserve"> BIGINT</w:t>
+              <w:t>    so_nghi_som BIGINT</w:t>
             </w:r>
           </w:p>
           <w:p>
@@ -4294,19 +2867,8 @@
                 <w:sz w:val="13"/>
                 <w:lang w:val="en-GB"/>
               </w:rPr>
-              <w:t xml:space="preserve">LANGUAGE </w:t>
-            </w:r>
-            <w:proofErr w:type="spellStart"/>
-            <w:r>
-              <w:rPr>
-                <w:rFonts w:ascii="Courier New" w:hAnsi="Courier New"/>
-                <w:color w:val="222222"/>
-                <w:sz w:val="13"/>
-                <w:lang w:val="en-GB"/>
-              </w:rPr>
-              <w:t>plpgsql</w:t>
-            </w:r>
-            <w:proofErr w:type="spellEnd"/>
+              <w:t>LANGUAGE plpgsql</w:t>
+            </w:r>
           </w:p>
           <w:p>
             <w:pPr>
@@ -4405,58 +2967,7 @@
                 <w:sz w:val="13"/>
                 <w:lang w:val="en-GB"/>
               </w:rPr>
-              <w:t>        </w:t>
-            </w:r>
-            <w:proofErr w:type="gramStart"/>
-            <w:r>
-              <w:rPr>
-                <w:rFonts w:ascii="Courier New" w:hAnsi="Courier New"/>
-                <w:color w:val="222222"/>
-                <w:sz w:val="13"/>
-                <w:lang w:val="en-GB"/>
-              </w:rPr>
-              <w:t>COUNT(</w:t>
-            </w:r>
-            <w:proofErr w:type="spellStart"/>
-            <w:proofErr w:type="gramEnd"/>
-            <w:r>
-              <w:rPr>
-                <w:rFonts w:ascii="Courier New" w:hAnsi="Courier New"/>
-                <w:color w:val="222222"/>
-                <w:sz w:val="13"/>
-                <w:lang w:val="en-GB"/>
-              </w:rPr>
-              <w:t>dl.ngay</w:t>
-            </w:r>
-            <w:proofErr w:type="spellEnd"/>
-            <w:r>
-              <w:rPr>
-                <w:rFonts w:ascii="Courier New" w:hAnsi="Courier New"/>
-                <w:color w:val="222222"/>
-                <w:sz w:val="13"/>
-                <w:lang w:val="en-GB"/>
-              </w:rPr>
-              <w:t xml:space="preserve">)::BIGINT                            AS </w:t>
-            </w:r>
-            <w:proofErr w:type="spellStart"/>
-            <w:r>
-              <w:rPr>
-                <w:rFonts w:ascii="Courier New" w:hAnsi="Courier New"/>
-                <w:color w:val="222222"/>
-                <w:sz w:val="13"/>
-                <w:lang w:val="en-GB"/>
-              </w:rPr>
-              <w:t>so_ca</w:t>
-            </w:r>
-            <w:proofErr w:type="spellEnd"/>
-            <w:r>
-              <w:rPr>
-                <w:rFonts w:ascii="Courier New" w:hAnsi="Courier New"/>
-                <w:color w:val="222222"/>
-                <w:sz w:val="13"/>
-                <w:lang w:val="en-GB"/>
-              </w:rPr>
-              <w:t>,</w:t>
+              <w:t>        COUNT(dl.ngay)::BIGINT                            AS so_ca,</w:t>
             </w:r>
           </w:p>
           <w:p>
@@ -4476,59 +2987,8 @@
                 <w:sz w:val="13"/>
                 <w:lang w:val="en-GB"/>
               </w:rPr>
-              <w:t>        </w:t>
-            </w:r>
-            <w:proofErr w:type="gramStart"/>
-            <w:r>
-              <w:rPr>
-                <w:rFonts w:ascii="Courier New" w:hAnsi="Courier New"/>
-                <w:color w:val="222222"/>
-                <w:sz w:val="13"/>
-                <w:lang w:val="en-GB"/>
-              </w:rPr>
-              <w:t>COUNT(</w:t>
-            </w:r>
-            <w:proofErr w:type="gramEnd"/>
-            <w:r>
-              <w:rPr>
-                <w:rFonts w:ascii="Courier New" w:hAnsi="Courier New"/>
-                <w:color w:val="222222"/>
-                <w:sz w:val="13"/>
-                <w:lang w:val="en-GB"/>
-              </w:rPr>
-              <w:t xml:space="preserve">CASE WHEN </w:t>
-            </w:r>
-            <w:proofErr w:type="spellStart"/>
-            <w:r>
-              <w:rPr>
-                <w:rFonts w:ascii="Courier New" w:hAnsi="Courier New"/>
-                <w:color w:val="222222"/>
-                <w:sz w:val="13"/>
-                <w:lang w:val="en-GB"/>
-              </w:rPr>
-              <w:t>cl.nghisom</w:t>
-            </w:r>
-            <w:proofErr w:type="spellEnd"/>
-            <w:r>
-              <w:rPr>
-                <w:rFonts w:ascii="Courier New" w:hAnsi="Courier New"/>
-                <w:color w:val="222222"/>
-                <w:sz w:val="13"/>
-                <w:lang w:val="en-GB"/>
-              </w:rPr>
-              <w:t xml:space="preserve"> THEN 1 END)::BIGINT    AS </w:t>
-            </w:r>
-            <w:proofErr w:type="spellStart"/>
-            <w:r>
-              <w:rPr>
-                <w:rFonts w:ascii="Courier New" w:hAnsi="Courier New"/>
-                <w:color w:val="222222"/>
-                <w:sz w:val="13"/>
-                <w:lang w:val="en-GB"/>
-              </w:rPr>
-              <w:t>so_nghi_som</w:t>
-            </w:r>
-            <w:proofErr w:type="spellEnd"/>
+              <w:t>        COUNT(CASE WHEN cl.nghisom THEN 1 END)::BIGINT    AS so_nghi_som</w:t>
+            </w:r>
           </w:p>
           <w:p>
             <w:pPr>
@@ -4547,27 +3007,7 @@
                 <w:sz w:val="13"/>
                 <w:lang w:val="en-GB"/>
               </w:rPr>
-              <w:t xml:space="preserve">    FROM </w:t>
-            </w:r>
-            <w:proofErr w:type="spellStart"/>
-            <w:r>
-              <w:rPr>
-                <w:rFonts w:ascii="Courier New" w:hAnsi="Courier New"/>
-                <w:color w:val="222222"/>
-                <w:sz w:val="13"/>
-                <w:lang w:val="en-GB"/>
-              </w:rPr>
-              <w:t>dilam</w:t>
-            </w:r>
-            <w:proofErr w:type="spellEnd"/>
-            <w:r>
-              <w:rPr>
-                <w:rFonts w:ascii="Courier New" w:hAnsi="Courier New"/>
-                <w:color w:val="222222"/>
-                <w:sz w:val="13"/>
-                <w:lang w:val="en-GB"/>
-              </w:rPr>
-              <w:t xml:space="preserve"> dl</w:t>
+              <w:t>    FROM dilam dl</w:t>
             </w:r>
           </w:p>
           <w:p>
@@ -4587,27 +3027,7 @@
                 <w:sz w:val="13"/>
                 <w:lang w:val="en-GB"/>
               </w:rPr>
-              <w:t xml:space="preserve">    LEFT JOIN </w:t>
-            </w:r>
-            <w:proofErr w:type="spellStart"/>
-            <w:r>
-              <w:rPr>
-                <w:rFonts w:ascii="Courier New" w:hAnsi="Courier New"/>
-                <w:color w:val="222222"/>
-                <w:sz w:val="13"/>
-                <w:lang w:val="en-GB"/>
-              </w:rPr>
-              <w:t>calam</w:t>
-            </w:r>
-            <w:proofErr w:type="spellEnd"/>
-            <w:r>
-              <w:rPr>
-                <w:rFonts w:ascii="Courier New" w:hAnsi="Courier New"/>
-                <w:color w:val="222222"/>
-                <w:sz w:val="13"/>
-                <w:lang w:val="en-GB"/>
-              </w:rPr>
-              <w:t xml:space="preserve"> cl</w:t>
+              <w:t>    JOIN calam cl</w:t>
             </w:r>
           </w:p>
           <w:p>
@@ -4627,41 +3047,8 @@
                 <w:sz w:val="13"/>
                 <w:lang w:val="en-GB"/>
               </w:rPr>
-              <w:t xml:space="preserve">           ON </w:t>
-            </w:r>
-            <w:proofErr w:type="spellStart"/>
-            <w:proofErr w:type="gramStart"/>
-            <w:r>
-              <w:rPr>
-                <w:rFonts w:ascii="Courier New" w:hAnsi="Courier New"/>
-                <w:color w:val="222222"/>
-                <w:sz w:val="13"/>
-                <w:lang w:val="en-GB"/>
-              </w:rPr>
-              <w:t>cl.ngay</w:t>
-            </w:r>
-            <w:proofErr w:type="spellEnd"/>
-            <w:proofErr w:type="gramEnd"/>
-            <w:r>
-              <w:rPr>
-                <w:rFonts w:ascii="Courier New" w:hAnsi="Courier New"/>
-                <w:color w:val="222222"/>
-                <w:sz w:val="13"/>
-                <w:lang w:val="en-GB"/>
-              </w:rPr>
-              <w:t xml:space="preserve">  = </w:t>
-            </w:r>
-            <w:proofErr w:type="spellStart"/>
-            <w:r>
-              <w:rPr>
-                <w:rFonts w:ascii="Courier New" w:hAnsi="Courier New"/>
-                <w:color w:val="222222"/>
-                <w:sz w:val="13"/>
-                <w:lang w:val="en-GB"/>
-              </w:rPr>
-              <w:t>dl.ngay</w:t>
-            </w:r>
-            <w:proofErr w:type="spellEnd"/>
+              <w:t>           ON cl.ngay  = dl.ngay</w:t>
+            </w:r>
           </w:p>
           <w:p>
             <w:pPr>
@@ -4680,41 +3067,8 @@
                 <w:sz w:val="13"/>
                 <w:lang w:val="en-GB"/>
               </w:rPr>
-              <w:t xml:space="preserve">          AND </w:t>
-            </w:r>
-            <w:proofErr w:type="spellStart"/>
-            <w:proofErr w:type="gramStart"/>
-            <w:r>
-              <w:rPr>
-                <w:rFonts w:ascii="Courier New" w:hAnsi="Courier New"/>
-                <w:color w:val="222222"/>
-                <w:sz w:val="13"/>
-                <w:lang w:val="en-GB"/>
-              </w:rPr>
-              <w:t>cl.cathu</w:t>
-            </w:r>
-            <w:proofErr w:type="spellEnd"/>
-            <w:proofErr w:type="gramEnd"/>
-            <w:r>
-              <w:rPr>
-                <w:rFonts w:ascii="Courier New" w:hAnsi="Courier New"/>
-                <w:color w:val="222222"/>
-                <w:sz w:val="13"/>
-                <w:lang w:val="en-GB"/>
-              </w:rPr>
-              <w:t xml:space="preserve"> = </w:t>
-            </w:r>
-            <w:proofErr w:type="spellStart"/>
-            <w:r>
-              <w:rPr>
-                <w:rFonts w:ascii="Courier New" w:hAnsi="Courier New"/>
-                <w:color w:val="222222"/>
-                <w:sz w:val="13"/>
-                <w:lang w:val="en-GB"/>
-              </w:rPr>
-              <w:t>dl.cathu</w:t>
-            </w:r>
-            <w:proofErr w:type="spellEnd"/>
+              <w:t>          AND cl.cathu = dl.cathu</w:t>
+            </w:r>
           </w:p>
           <w:p>
             <w:pPr>
@@ -4733,41 +3087,8 @@
                 <w:sz w:val="13"/>
                 <w:lang w:val="en-GB"/>
               </w:rPr>
-              <w:t xml:space="preserve">    WHERE </w:t>
-            </w:r>
-            <w:proofErr w:type="spellStart"/>
-            <w:proofErr w:type="gramStart"/>
-            <w:r>
-              <w:rPr>
-                <w:rFonts w:ascii="Courier New" w:hAnsi="Courier New"/>
-                <w:color w:val="222222"/>
-                <w:sz w:val="13"/>
-                <w:lang w:val="en-GB"/>
-              </w:rPr>
-              <w:t>dl.manv</w:t>
-            </w:r>
-            <w:proofErr w:type="spellEnd"/>
-            <w:proofErr w:type="gramEnd"/>
-            <w:r>
-              <w:rPr>
-                <w:rFonts w:ascii="Courier New" w:hAnsi="Courier New"/>
-                <w:color w:val="222222"/>
-                <w:sz w:val="13"/>
-                <w:lang w:val="en-GB"/>
-              </w:rPr>
-              <w:t xml:space="preserve"> = </w:t>
-            </w:r>
-            <w:proofErr w:type="spellStart"/>
-            <w:r>
-              <w:rPr>
-                <w:rFonts w:ascii="Courier New" w:hAnsi="Courier New"/>
-                <w:color w:val="222222"/>
-                <w:sz w:val="13"/>
-                <w:lang w:val="en-GB"/>
-              </w:rPr>
-              <w:t>p_manv</w:t>
-            </w:r>
-            <w:proofErr w:type="spellEnd"/>
+              <w:t>    WHERE dl.manv = p_manv</w:t>
+            </w:r>
           </w:p>
           <w:p>
             <w:pPr>
@@ -4786,59 +3107,8 @@
                 <w:sz w:val="13"/>
                 <w:lang w:val="en-GB"/>
               </w:rPr>
-              <w:t xml:space="preserve">      AND </w:t>
-            </w:r>
-            <w:proofErr w:type="gramStart"/>
-            <w:r>
-              <w:rPr>
-                <w:rFonts w:ascii="Courier New" w:hAnsi="Courier New"/>
-                <w:color w:val="222222"/>
-                <w:sz w:val="13"/>
-                <w:lang w:val="en-GB"/>
-              </w:rPr>
-              <w:t>EXTRACT(</w:t>
-            </w:r>
-            <w:proofErr w:type="gramEnd"/>
-            <w:r>
-              <w:rPr>
-                <w:rFonts w:ascii="Courier New" w:hAnsi="Courier New"/>
-                <w:color w:val="222222"/>
-                <w:sz w:val="13"/>
-                <w:lang w:val="en-GB"/>
-              </w:rPr>
-              <w:t xml:space="preserve">MONTH FROM </w:t>
-            </w:r>
-            <w:proofErr w:type="spellStart"/>
-            <w:r>
-              <w:rPr>
-                <w:rFonts w:ascii="Courier New" w:hAnsi="Courier New"/>
-                <w:color w:val="222222"/>
-                <w:sz w:val="13"/>
-                <w:lang w:val="en-GB"/>
-              </w:rPr>
-              <w:t>dl.ngay</w:t>
-            </w:r>
-            <w:proofErr w:type="spellEnd"/>
-            <w:r>
-              <w:rPr>
-                <w:rFonts w:ascii="Courier New" w:hAnsi="Courier New"/>
-                <w:color w:val="222222"/>
-                <w:sz w:val="13"/>
-                <w:lang w:val="en-GB"/>
-              </w:rPr>
-              <w:t xml:space="preserve">) = </w:t>
-            </w:r>
-            <w:proofErr w:type="spellStart"/>
-            <w:r>
-              <w:rPr>
-                <w:rFonts w:ascii="Courier New" w:hAnsi="Courier New"/>
-                <w:color w:val="222222"/>
-                <w:sz w:val="13"/>
-                <w:lang w:val="en-GB"/>
-              </w:rPr>
-              <w:t>p_thang</w:t>
-            </w:r>
-            <w:proofErr w:type="spellEnd"/>
+              <w:t>      AND EXTRACT(MONTH FROM dl.ngay) = p_thang</w:t>
+            </w:r>
           </w:p>
           <w:p>
             <w:pPr>
@@ -4857,67 +3127,7 @@
                 <w:sz w:val="13"/>
                 <w:lang w:val="en-GB"/>
               </w:rPr>
-              <w:t xml:space="preserve">      AND </w:t>
-            </w:r>
-            <w:proofErr w:type="gramStart"/>
-            <w:r>
-              <w:rPr>
-                <w:rFonts w:ascii="Courier New" w:hAnsi="Courier New"/>
-                <w:color w:val="222222"/>
-                <w:sz w:val="13"/>
-                <w:lang w:val="en-GB"/>
-              </w:rPr>
-              <w:t>EXTRACT(</w:t>
-            </w:r>
-            <w:proofErr w:type="gramEnd"/>
-            <w:r>
-              <w:rPr>
-                <w:rFonts w:ascii="Courier New" w:hAnsi="Courier New"/>
-                <w:color w:val="222222"/>
-                <w:sz w:val="13"/>
-                <w:lang w:val="en-GB"/>
-              </w:rPr>
-              <w:t xml:space="preserve">YEAR  FROM </w:t>
-            </w:r>
-            <w:proofErr w:type="spellStart"/>
-            <w:r>
-              <w:rPr>
-                <w:rFonts w:ascii="Courier New" w:hAnsi="Courier New"/>
-                <w:color w:val="222222"/>
-                <w:sz w:val="13"/>
-                <w:lang w:val="en-GB"/>
-              </w:rPr>
-              <w:t>dl.ngay</w:t>
-            </w:r>
-            <w:proofErr w:type="spellEnd"/>
-            <w:r>
-              <w:rPr>
-                <w:rFonts w:ascii="Courier New" w:hAnsi="Courier New"/>
-                <w:color w:val="222222"/>
-                <w:sz w:val="13"/>
-                <w:lang w:val="en-GB"/>
-              </w:rPr>
-              <w:t xml:space="preserve">) = </w:t>
-            </w:r>
-            <w:proofErr w:type="spellStart"/>
-            <w:r>
-              <w:rPr>
-                <w:rFonts w:ascii="Courier New" w:hAnsi="Courier New"/>
-                <w:color w:val="222222"/>
-                <w:sz w:val="13"/>
-                <w:lang w:val="en-GB"/>
-              </w:rPr>
-              <w:t>p_nam</w:t>
-            </w:r>
-            <w:proofErr w:type="spellEnd"/>
-            <w:r>
-              <w:rPr>
-                <w:rFonts w:ascii="Courier New" w:hAnsi="Courier New"/>
-                <w:color w:val="222222"/>
-                <w:sz w:val="13"/>
-                <w:lang w:val="en-GB"/>
-              </w:rPr>
-              <w:t>;</w:t>
+              <w:t>      AND EXTRACT(YEAR  FROM dl.ngay) = p_nam;</w:t>
             </w:r>
           </w:p>
           <w:p>
@@ -5009,37 +3219,12 @@
             <w:vAlign w:val="center"/>
           </w:tcPr>
           <w:p>
-            <w:proofErr w:type="spellStart"/>
             <w:r>
               <w:rPr>
                 <w:b/>
                 <w:color w:val="FFFFFF"/>
               </w:rPr>
-              <w:t>ds_luong_theo_thang</w:t>
-            </w:r>
-            <w:proofErr w:type="spellEnd"/>
-            <w:r>
-              <w:rPr>
-                <w:b/>
-                <w:color w:val="FFFFFF"/>
-              </w:rPr>
-              <w:t xml:space="preserve"> </w:t>
-            </w:r>
-            <w:proofErr w:type="gramStart"/>
-            <w:r>
-              <w:rPr>
-                <w:b/>
-                <w:color w:val="FFFFFF"/>
-              </w:rPr>
-              <w:t>|  STT</w:t>
-            </w:r>
-            <w:proofErr w:type="gramEnd"/>
-            <w:r>
-              <w:rPr>
-                <w:b/>
-                <w:color w:val="FFFFFF"/>
-              </w:rPr>
-              <w:t xml:space="preserve"> Notion: </w:t>
+              <w:t xml:space="preserve">ds_luong_theo_thang |  STT Notion: </w:t>
             </w:r>
             <w:r>
               <w:rPr>
@@ -5117,11 +3302,9 @@
             <w:vAlign w:val="center"/>
           </w:tcPr>
           <w:p>
-            <w:proofErr w:type="spellStart"/>
             <w:r>
               <w:t>ds_luong_theo_thang</w:t>
             </w:r>
-            <w:proofErr w:type="spellEnd"/>
           </w:p>
         </w:tc>
       </w:tr>
@@ -5194,93 +3377,8 @@
             <w:vAlign w:val="center"/>
           </w:tcPr>
           <w:p>
-            <w:proofErr w:type="spellStart"/>
-            <w:r>
-              <w:t>Tính</w:t>
-            </w:r>
-            <w:proofErr w:type="spellEnd"/>
-            <w:r>
-              <w:t xml:space="preserve"> </w:t>
-            </w:r>
-            <w:proofErr w:type="spellStart"/>
-            <w:r>
-              <w:t>lương</w:t>
-            </w:r>
-            <w:proofErr w:type="spellEnd"/>
-            <w:r>
-              <w:t xml:space="preserve"> </w:t>
-            </w:r>
-            <w:proofErr w:type="spellStart"/>
-            <w:r>
-              <w:t>theo</w:t>
-            </w:r>
-            <w:proofErr w:type="spellEnd"/>
-            <w:r>
-              <w:t xml:space="preserve"> </w:t>
-            </w:r>
-            <w:proofErr w:type="spellStart"/>
-            <w:r>
-              <w:t>tháng</w:t>
-            </w:r>
-            <w:proofErr w:type="spellEnd"/>
-            <w:r>
-              <w:t xml:space="preserve"> </w:t>
-            </w:r>
-            <w:proofErr w:type="spellStart"/>
-            <w:r>
-              <w:t>của</w:t>
-            </w:r>
-            <w:proofErr w:type="spellEnd"/>
-            <w:r>
-              <w:t xml:space="preserve"> </w:t>
-            </w:r>
-            <w:proofErr w:type="spellStart"/>
-            <w:r>
-              <w:t>nhân</w:t>
-            </w:r>
-            <w:proofErr w:type="spellEnd"/>
-            <w:r>
-              <w:t xml:space="preserve"> </w:t>
-            </w:r>
-            <w:proofErr w:type="spellStart"/>
-            <w:r>
-              <w:t>viên</w:t>
-            </w:r>
-            <w:proofErr w:type="spellEnd"/>
-            <w:r>
-              <w:t xml:space="preserve">, </w:t>
-            </w:r>
-            <w:proofErr w:type="spellStart"/>
-            <w:r>
-              <w:t>sắp</w:t>
-            </w:r>
-            <w:proofErr w:type="spellEnd"/>
-            <w:r>
-              <w:t xml:space="preserve"> </w:t>
-            </w:r>
-            <w:proofErr w:type="spellStart"/>
-            <w:r>
-              <w:t>xếp</w:t>
-            </w:r>
-            <w:proofErr w:type="spellEnd"/>
-            <w:r>
-              <w:t xml:space="preserve"> </w:t>
-            </w:r>
-            <w:proofErr w:type="spellStart"/>
-            <w:r>
-              <w:t>theo</w:t>
-            </w:r>
-            <w:proofErr w:type="spellEnd"/>
-            <w:r>
-              <w:t xml:space="preserve"> </w:t>
-            </w:r>
-            <w:proofErr w:type="spellStart"/>
-            <w:r>
-              <w:t>tên</w:t>
-            </w:r>
-            <w:proofErr w:type="spellEnd"/>
-            <w:r>
-              <w:t>.</w:t>
+            <w:r>
+              <w:t>Tính lương theo tháng của nhân viên, sắp xếp theo tên.</w:t>
             </w:r>
           </w:p>
         </w:tc>
@@ -5315,27 +3413,9 @@
             <w:vAlign w:val="center"/>
           </w:tcPr>
           <w:p>
-            <w:proofErr w:type="spellStart"/>
-            <w:r>
-              <w:t>Gọi</w:t>
-            </w:r>
-            <w:proofErr w:type="spellEnd"/>
-            <w:r>
-              <w:t xml:space="preserve"> </w:t>
-            </w:r>
-            <w:proofErr w:type="spellStart"/>
-            <w:r>
-              <w:t>hàm</w:t>
-            </w:r>
-            <w:proofErr w:type="spellEnd"/>
-            <w:r>
-              <w:t xml:space="preserve"> </w:t>
-            </w:r>
-            <w:proofErr w:type="spellStart"/>
-            <w:r>
-              <w:t>fn_thong_ke_ca_nhan_vien</w:t>
-            </w:r>
-            <w:proofErr w:type="spellEnd"/>
+            <w:r>
+              <w:t>Gọi hàm fn_thong_ke_ca_nhan_vien</w:t>
+            </w:r>
           </w:p>
         </w:tc>
       </w:tr>
@@ -5392,39 +3472,8 @@
                 <w:sz w:val="13"/>
                 <w:lang w:val="en-GB"/>
               </w:rPr>
-              <w:t xml:space="preserve">CREATE OR REPLACE FUNCTION </w:t>
-            </w:r>
-            <w:proofErr w:type="spellStart"/>
-            <w:r>
-              <w:rPr>
-                <w:rFonts w:ascii="Courier New" w:hAnsi="Courier New"/>
-                <w:color w:val="222222"/>
-                <w:sz w:val="13"/>
-                <w:lang w:val="en-GB"/>
-              </w:rPr>
-              <w:t>public.ds_luong_theo_</w:t>
-            </w:r>
-            <w:proofErr w:type="gramStart"/>
-            <w:r>
-              <w:rPr>
-                <w:rFonts w:ascii="Courier New" w:hAnsi="Courier New"/>
-                <w:color w:val="222222"/>
-                <w:sz w:val="13"/>
-                <w:lang w:val="en-GB"/>
-              </w:rPr>
-              <w:t>thang</w:t>
-            </w:r>
-            <w:proofErr w:type="spellEnd"/>
-            <w:r>
-              <w:rPr>
-                <w:rFonts w:ascii="Courier New" w:hAnsi="Courier New"/>
-                <w:color w:val="222222"/>
-                <w:sz w:val="13"/>
-                <w:lang w:val="en-GB"/>
-              </w:rPr>
-              <w:t>(</w:t>
-            </w:r>
-            <w:proofErr w:type="gramEnd"/>
+              <w:t>CREATE OR REPLACE FUNCTION public.ds_luong_theo_thang(</w:t>
+            </w:r>
           </w:p>
           <w:p>
             <w:pPr>
@@ -5443,27 +3492,7 @@
                 <w:sz w:val="13"/>
                 <w:lang w:val="en-GB"/>
               </w:rPr>
-              <w:t>    </w:t>
-            </w:r>
-            <w:proofErr w:type="spellStart"/>
-            <w:r>
-              <w:rPr>
-                <w:rFonts w:ascii="Courier New" w:hAnsi="Courier New"/>
-                <w:color w:val="222222"/>
-                <w:sz w:val="13"/>
-                <w:lang w:val="en-GB"/>
-              </w:rPr>
-              <w:t>p_thang</w:t>
-            </w:r>
-            <w:proofErr w:type="spellEnd"/>
-            <w:r>
-              <w:rPr>
-                <w:rFonts w:ascii="Courier New" w:hAnsi="Courier New"/>
-                <w:color w:val="222222"/>
-                <w:sz w:val="13"/>
-                <w:lang w:val="en-GB"/>
-              </w:rPr>
-              <w:t xml:space="preserve"> INTEGER,</w:t>
+              <w:t>    p_thang INTEGER,</w:t>
             </w:r>
           </w:p>
           <w:p>
@@ -5483,47 +3512,7 @@
                 <w:sz w:val="13"/>
                 <w:lang w:val="en-GB"/>
               </w:rPr>
-              <w:t>    </w:t>
-            </w:r>
-            <w:proofErr w:type="spellStart"/>
-            <w:r>
-              <w:rPr>
-                <w:rFonts w:ascii="Courier New" w:hAnsi="Courier New"/>
-                <w:color w:val="222222"/>
-                <w:sz w:val="13"/>
-                <w:lang w:val="en-GB"/>
-              </w:rPr>
-              <w:t>p_nam</w:t>
-            </w:r>
-            <w:proofErr w:type="spellEnd"/>
-            <w:r>
-              <w:rPr>
-                <w:rFonts w:ascii="Courier New" w:hAnsi="Courier New"/>
-                <w:color w:val="222222"/>
-                <w:sz w:val="13"/>
-                <w:lang w:val="en-GB"/>
-              </w:rPr>
-              <w:t xml:space="preserve">   INTEGER DEFAULT </w:t>
-            </w:r>
-            <w:proofErr w:type="gramStart"/>
-            <w:r>
-              <w:rPr>
-                <w:rFonts w:ascii="Courier New" w:hAnsi="Courier New"/>
-                <w:color w:val="222222"/>
-                <w:sz w:val="13"/>
-                <w:lang w:val="en-GB"/>
-              </w:rPr>
-              <w:t>EXTRACT(</w:t>
-            </w:r>
-            <w:proofErr w:type="gramEnd"/>
-            <w:r>
-              <w:rPr>
-                <w:rFonts w:ascii="Courier New" w:hAnsi="Courier New"/>
-                <w:color w:val="222222"/>
-                <w:sz w:val="13"/>
-                <w:lang w:val="en-GB"/>
-              </w:rPr>
-              <w:t>YEAR FROM CURRENT_DATE)::INTEGER</w:t>
+              <w:t>    p_nam   INTEGER DEFAULT EXTRACT(YEAR FROM CURRENT_DATE)::INTEGER</w:t>
             </w:r>
           </w:p>
           <w:p>
@@ -5563,19 +3552,8 @@
                 <w:sz w:val="13"/>
                 <w:lang w:val="en-GB"/>
               </w:rPr>
-              <w:t xml:space="preserve">RETURNS </w:t>
-            </w:r>
-            <w:proofErr w:type="gramStart"/>
-            <w:r>
-              <w:rPr>
-                <w:rFonts w:ascii="Courier New" w:hAnsi="Courier New"/>
-                <w:color w:val="222222"/>
-                <w:sz w:val="13"/>
-                <w:lang w:val="en-GB"/>
-              </w:rPr>
-              <w:t>TABLE(</w:t>
-            </w:r>
-            <w:proofErr w:type="gramEnd"/>
+              <w:t>RETURNS TABLE(</w:t>
+            </w:r>
           </w:p>
           <w:p>
             <w:pPr>
@@ -5594,27 +3572,7 @@
                 <w:sz w:val="13"/>
                 <w:lang w:val="en-GB"/>
               </w:rPr>
-              <w:t>    </w:t>
-            </w:r>
-            <w:proofErr w:type="spellStart"/>
-            <w:r>
-              <w:rPr>
-                <w:rFonts w:ascii="Courier New" w:hAnsi="Courier New"/>
-                <w:color w:val="222222"/>
-                <w:sz w:val="13"/>
-                <w:lang w:val="en-GB"/>
-              </w:rPr>
-              <w:t>tennv</w:t>
-            </w:r>
-            <w:proofErr w:type="spellEnd"/>
-            <w:r>
-              <w:rPr>
-                <w:rFonts w:ascii="Courier New" w:hAnsi="Courier New"/>
-                <w:color w:val="222222"/>
-                <w:sz w:val="13"/>
-                <w:lang w:val="en-GB"/>
-              </w:rPr>
-              <w:t>      CHARACTER VARYING,</w:t>
+              <w:t>    tennv      CHARACTER VARYING,</w:t>
             </w:r>
           </w:p>
           <w:p>
@@ -5634,27 +3592,7 @@
                 <w:sz w:val="13"/>
                 <w:lang w:val="en-GB"/>
               </w:rPr>
-              <w:t>    </w:t>
-            </w:r>
-            <w:proofErr w:type="spellStart"/>
-            <w:r>
-              <w:rPr>
-                <w:rFonts w:ascii="Courier New" w:hAnsi="Courier New"/>
-                <w:color w:val="222222"/>
-                <w:sz w:val="13"/>
-                <w:lang w:val="en-GB"/>
-              </w:rPr>
-              <w:t>tong_luong</w:t>
-            </w:r>
-            <w:proofErr w:type="spellEnd"/>
-            <w:r>
-              <w:rPr>
-                <w:rFonts w:ascii="Courier New" w:hAnsi="Courier New"/>
-                <w:color w:val="222222"/>
-                <w:sz w:val="13"/>
-                <w:lang w:val="en-GB"/>
-              </w:rPr>
-              <w:t xml:space="preserve"> NUMERIC</w:t>
+              <w:t>    tong_luong NUMERIC</w:t>
             </w:r>
           </w:p>
           <w:p>
@@ -5694,19 +3632,8 @@
                 <w:sz w:val="13"/>
                 <w:lang w:val="en-GB"/>
               </w:rPr>
-              <w:t xml:space="preserve">LANGUAGE </w:t>
-            </w:r>
-            <w:proofErr w:type="spellStart"/>
-            <w:r>
-              <w:rPr>
-                <w:rFonts w:ascii="Courier New" w:hAnsi="Courier New"/>
-                <w:color w:val="222222"/>
-                <w:sz w:val="13"/>
-                <w:lang w:val="en-GB"/>
-              </w:rPr>
-              <w:t>plpgsql</w:t>
-            </w:r>
-            <w:proofErr w:type="spellEnd"/>
+              <w:t>LANGUAGE plpgsql</w:t>
+            </w:r>
           </w:p>
           <w:p>
             <w:pPr>
@@ -5765,47 +3692,7 @@
                 <w:sz w:val="13"/>
                 <w:lang w:val="en-GB"/>
               </w:rPr>
-              <w:t>    </w:t>
-            </w:r>
-            <w:proofErr w:type="spellStart"/>
-            <w:r>
-              <w:rPr>
-                <w:rFonts w:ascii="Courier New" w:hAnsi="Courier New"/>
-                <w:color w:val="222222"/>
-                <w:sz w:val="13"/>
-                <w:lang w:val="en-GB"/>
-              </w:rPr>
-              <w:t>v_luong_co_ban</w:t>
-            </w:r>
-            <w:proofErr w:type="spellEnd"/>
-            <w:r>
-              <w:rPr>
-                <w:rFonts w:ascii="Courier New" w:hAnsi="Courier New"/>
-                <w:color w:val="222222"/>
-                <w:sz w:val="13"/>
-                <w:lang w:val="en-GB"/>
-              </w:rPr>
-              <w:t xml:space="preserve"> CONSTANT </w:t>
-            </w:r>
-            <w:proofErr w:type="gramStart"/>
-            <w:r>
-              <w:rPr>
-                <w:rFonts w:ascii="Courier New" w:hAnsi="Courier New"/>
-                <w:color w:val="222222"/>
-                <w:sz w:val="13"/>
-                <w:lang w:val="en-GB"/>
-              </w:rPr>
-              <w:t>NUMERIC :</w:t>
-            </w:r>
-            <w:proofErr w:type="gramEnd"/>
-            <w:r>
-              <w:rPr>
-                <w:rFonts w:ascii="Courier New" w:hAnsi="Courier New"/>
-                <w:color w:val="222222"/>
-                <w:sz w:val="13"/>
-                <w:lang w:val="en-GB"/>
-              </w:rPr>
-              <w:t>= 30000;</w:t>
+              <w:t>    v_luong_co_ban CONSTANT NUMERIC := 30000;</w:t>
             </w:r>
           </w:p>
           <w:p>
@@ -5825,27 +3712,7 @@
                 <w:sz w:val="13"/>
                 <w:lang w:val="en-GB"/>
               </w:rPr>
-              <w:t>    </w:t>
-            </w:r>
-            <w:proofErr w:type="spellStart"/>
-            <w:r>
-              <w:rPr>
-                <w:rFonts w:ascii="Courier New" w:hAnsi="Courier New"/>
-                <w:color w:val="222222"/>
-                <w:sz w:val="13"/>
-                <w:lang w:val="en-GB"/>
-              </w:rPr>
-              <w:t>v_ngay_bd</w:t>
-            </w:r>
-            <w:proofErr w:type="spellEnd"/>
-            <w:r>
-              <w:rPr>
-                <w:rFonts w:ascii="Courier New" w:hAnsi="Courier New"/>
-                <w:color w:val="222222"/>
-                <w:sz w:val="13"/>
-                <w:lang w:val="en-GB"/>
-              </w:rPr>
-              <w:t>      DATE;</w:t>
+              <w:t>    v_ngay_bd      DATE;</w:t>
             </w:r>
           </w:p>
           <w:p>
@@ -5865,27 +3732,7 @@
                 <w:sz w:val="13"/>
                 <w:lang w:val="en-GB"/>
               </w:rPr>
-              <w:t>    </w:t>
-            </w:r>
-            <w:proofErr w:type="spellStart"/>
-            <w:r>
-              <w:rPr>
-                <w:rFonts w:ascii="Courier New" w:hAnsi="Courier New"/>
-                <w:color w:val="222222"/>
-                <w:sz w:val="13"/>
-                <w:lang w:val="en-GB"/>
-              </w:rPr>
-              <w:t>v_ngay_kt</w:t>
-            </w:r>
-            <w:proofErr w:type="spellEnd"/>
-            <w:r>
-              <w:rPr>
-                <w:rFonts w:ascii="Courier New" w:hAnsi="Courier New"/>
-                <w:color w:val="222222"/>
-                <w:sz w:val="13"/>
-                <w:lang w:val="en-GB"/>
-              </w:rPr>
-              <w:t>      DATE;</w:t>
+              <w:t>    v_ngay_kt      DATE;</w:t>
             </w:r>
           </w:p>
           <w:p>
@@ -5925,47 +3772,7 @@
                 <w:sz w:val="13"/>
                 <w:lang w:val="en-GB"/>
               </w:rPr>
-              <w:t xml:space="preserve">    IF </w:t>
-            </w:r>
-            <w:proofErr w:type="spellStart"/>
-            <w:r>
-              <w:rPr>
-                <w:rFonts w:ascii="Courier New" w:hAnsi="Courier New"/>
-                <w:color w:val="222222"/>
-                <w:sz w:val="13"/>
-                <w:lang w:val="en-GB"/>
-              </w:rPr>
-              <w:t>p_thang</w:t>
-            </w:r>
-            <w:proofErr w:type="spellEnd"/>
-            <w:r>
-              <w:rPr>
-                <w:rFonts w:ascii="Courier New" w:hAnsi="Courier New"/>
-                <w:color w:val="222222"/>
-                <w:sz w:val="13"/>
-                <w:lang w:val="en-GB"/>
-              </w:rPr>
-              <w:t xml:space="preserve"> &lt; 1 OR </w:t>
-            </w:r>
-            <w:proofErr w:type="spellStart"/>
-            <w:r>
-              <w:rPr>
-                <w:rFonts w:ascii="Courier New" w:hAnsi="Courier New"/>
-                <w:color w:val="222222"/>
-                <w:sz w:val="13"/>
-                <w:lang w:val="en-GB"/>
-              </w:rPr>
-              <w:t>p_thang</w:t>
-            </w:r>
-            <w:proofErr w:type="spellEnd"/>
-            <w:r>
-              <w:rPr>
-                <w:rFonts w:ascii="Courier New" w:hAnsi="Courier New"/>
-                <w:color w:val="222222"/>
-                <w:sz w:val="13"/>
-                <w:lang w:val="en-GB"/>
-              </w:rPr>
-              <w:t xml:space="preserve"> &gt; 12 THEN</w:t>
+              <w:t>    IF p_thang &lt; 1 OR p_thang &gt; 12 THEN</w:t>
             </w:r>
           </w:p>
           <w:p>
@@ -5985,47 +3792,7 @@
                 <w:sz w:val="13"/>
                 <w:lang w:val="en-GB"/>
               </w:rPr>
-              <w:t xml:space="preserve">        RAISE EXCEPTION 'Thang </w:t>
-            </w:r>
-            <w:proofErr w:type="spellStart"/>
-            <w:r>
-              <w:rPr>
-                <w:rFonts w:ascii="Courier New" w:hAnsi="Courier New"/>
-                <w:color w:val="222222"/>
-                <w:sz w:val="13"/>
-                <w:lang w:val="en-GB"/>
-              </w:rPr>
-              <w:t>khong</w:t>
-            </w:r>
-            <w:proofErr w:type="spellEnd"/>
-            <w:r>
-              <w:rPr>
-                <w:rFonts w:ascii="Courier New" w:hAnsi="Courier New"/>
-                <w:color w:val="222222"/>
-                <w:sz w:val="13"/>
-                <w:lang w:val="en-GB"/>
-              </w:rPr>
-              <w:t xml:space="preserve"> hop le: %', </w:t>
-            </w:r>
-            <w:proofErr w:type="spellStart"/>
-            <w:r>
-              <w:rPr>
-                <w:rFonts w:ascii="Courier New" w:hAnsi="Courier New"/>
-                <w:color w:val="222222"/>
-                <w:sz w:val="13"/>
-                <w:lang w:val="en-GB"/>
-              </w:rPr>
-              <w:t>p_thang</w:t>
-            </w:r>
-            <w:proofErr w:type="spellEnd"/>
-            <w:r>
-              <w:rPr>
-                <w:rFonts w:ascii="Courier New" w:hAnsi="Courier New"/>
-                <w:color w:val="222222"/>
-                <w:sz w:val="13"/>
-                <w:lang w:val="en-GB"/>
-              </w:rPr>
-              <w:t>;</w:t>
+              <w:t>        RAISE EXCEPTION 'Thang khong hop le: %', p_thang;</w:t>
             </w:r>
           </w:p>
           <w:p>
@@ -6076,47 +3843,7 @@
                 <w:sz w:val="13"/>
                 <w:lang w:val="en-GB"/>
               </w:rPr>
-              <w:t xml:space="preserve">    IF </w:t>
-            </w:r>
-            <w:proofErr w:type="spellStart"/>
-            <w:r>
-              <w:rPr>
-                <w:rFonts w:ascii="Courier New" w:hAnsi="Courier New"/>
-                <w:color w:val="222222"/>
-                <w:sz w:val="13"/>
-                <w:lang w:val="en-GB"/>
-              </w:rPr>
-              <w:t>p_nam</w:t>
-            </w:r>
-            <w:proofErr w:type="spellEnd"/>
-            <w:r>
-              <w:rPr>
-                <w:rFonts w:ascii="Courier New" w:hAnsi="Courier New"/>
-                <w:color w:val="222222"/>
-                <w:sz w:val="13"/>
-                <w:lang w:val="en-GB"/>
-              </w:rPr>
-              <w:t xml:space="preserve"> &gt; </w:t>
-            </w:r>
-            <w:proofErr w:type="gramStart"/>
-            <w:r>
-              <w:rPr>
-                <w:rFonts w:ascii="Courier New" w:hAnsi="Courier New"/>
-                <w:color w:val="222222"/>
-                <w:sz w:val="13"/>
-                <w:lang w:val="en-GB"/>
-              </w:rPr>
-              <w:t>EXTRACT(</w:t>
-            </w:r>
-            <w:proofErr w:type="gramEnd"/>
-            <w:r>
-              <w:rPr>
-                <w:rFonts w:ascii="Courier New" w:hAnsi="Courier New"/>
-                <w:color w:val="222222"/>
-                <w:sz w:val="13"/>
-                <w:lang w:val="en-GB"/>
-              </w:rPr>
-              <w:t>YEAR FROM CURRENT_DATE)</w:t>
+              <w:t>    IF p_nam &gt; EXTRACT(YEAR FROM CURRENT_DATE)</w:t>
             </w:r>
           </w:p>
           <w:p>
@@ -6136,47 +3863,7 @@
                 <w:sz w:val="13"/>
                 <w:lang w:val="en-GB"/>
               </w:rPr>
-              <w:t>    OR (</w:t>
-            </w:r>
-            <w:proofErr w:type="spellStart"/>
-            <w:r>
-              <w:rPr>
-                <w:rFonts w:ascii="Courier New" w:hAnsi="Courier New"/>
-                <w:color w:val="222222"/>
-                <w:sz w:val="13"/>
-                <w:lang w:val="en-GB"/>
-              </w:rPr>
-              <w:t>p_nam</w:t>
-            </w:r>
-            <w:proofErr w:type="spellEnd"/>
-            <w:r>
-              <w:rPr>
-                <w:rFonts w:ascii="Courier New" w:hAnsi="Courier New"/>
-                <w:color w:val="222222"/>
-                <w:sz w:val="13"/>
-                <w:lang w:val="en-GB"/>
-              </w:rPr>
-              <w:t xml:space="preserve"> = </w:t>
-            </w:r>
-            <w:proofErr w:type="gramStart"/>
-            <w:r>
-              <w:rPr>
-                <w:rFonts w:ascii="Courier New" w:hAnsi="Courier New"/>
-                <w:color w:val="222222"/>
-                <w:sz w:val="13"/>
-                <w:lang w:val="en-GB"/>
-              </w:rPr>
-              <w:t>EXTRACT(</w:t>
-            </w:r>
-            <w:proofErr w:type="gramEnd"/>
-            <w:r>
-              <w:rPr>
-                <w:rFonts w:ascii="Courier New" w:hAnsi="Courier New"/>
-                <w:color w:val="222222"/>
-                <w:sz w:val="13"/>
-                <w:lang w:val="en-GB"/>
-              </w:rPr>
-              <w:t>YEAR FROM CURRENT_DATE)</w:t>
+              <w:t>    OR (p_nam = EXTRACT(YEAR FROM CURRENT_DATE)</w:t>
             </w:r>
           </w:p>
           <w:p>
@@ -6196,47 +3883,7 @@
                 <w:sz w:val="13"/>
                 <w:lang w:val="en-GB"/>
               </w:rPr>
-              <w:t xml:space="preserve">        AND </w:t>
-            </w:r>
-            <w:proofErr w:type="spellStart"/>
-            <w:r>
-              <w:rPr>
-                <w:rFonts w:ascii="Courier New" w:hAnsi="Courier New"/>
-                <w:color w:val="222222"/>
-                <w:sz w:val="13"/>
-                <w:lang w:val="en-GB"/>
-              </w:rPr>
-              <w:t>p_thang</w:t>
-            </w:r>
-            <w:proofErr w:type="spellEnd"/>
-            <w:r>
-              <w:rPr>
-                <w:rFonts w:ascii="Courier New" w:hAnsi="Courier New"/>
-                <w:color w:val="222222"/>
-                <w:sz w:val="13"/>
-                <w:lang w:val="en-GB"/>
-              </w:rPr>
-              <w:t xml:space="preserve"> &gt;= </w:t>
-            </w:r>
-            <w:proofErr w:type="gramStart"/>
-            <w:r>
-              <w:rPr>
-                <w:rFonts w:ascii="Courier New" w:hAnsi="Courier New"/>
-                <w:color w:val="222222"/>
-                <w:sz w:val="13"/>
-                <w:lang w:val="en-GB"/>
-              </w:rPr>
-              <w:t>EXTRACT(</w:t>
-            </w:r>
-            <w:proofErr w:type="gramEnd"/>
-            <w:r>
-              <w:rPr>
-                <w:rFonts w:ascii="Courier New" w:hAnsi="Courier New"/>
-                <w:color w:val="222222"/>
-                <w:sz w:val="13"/>
-                <w:lang w:val="en-GB"/>
-              </w:rPr>
-              <w:t>MONTH FROM CURRENT_DATE))</w:t>
+              <w:t>        AND p_thang &gt;= EXTRACT(MONTH FROM CURRENT_DATE))</w:t>
             </w:r>
           </w:p>
           <w:p>
@@ -6276,67 +3923,7 @@
                 <w:sz w:val="13"/>
                 <w:lang w:val="en-GB"/>
               </w:rPr>
-              <w:t xml:space="preserve">        RAISE EXCEPTION 'Chi </w:t>
-            </w:r>
-            <w:proofErr w:type="spellStart"/>
-            <w:r>
-              <w:rPr>
-                <w:rFonts w:ascii="Courier New" w:hAnsi="Courier New"/>
-                <w:color w:val="222222"/>
-                <w:sz w:val="13"/>
-                <w:lang w:val="en-GB"/>
-              </w:rPr>
-              <w:t>duoc</w:t>
-            </w:r>
-            <w:proofErr w:type="spellEnd"/>
-            <w:r>
-              <w:rPr>
-                <w:rFonts w:ascii="Courier New" w:hAnsi="Courier New"/>
-                <w:color w:val="222222"/>
-                <w:sz w:val="13"/>
-                <w:lang w:val="en-GB"/>
-              </w:rPr>
-              <w:t xml:space="preserve"> </w:t>
-            </w:r>
-            <w:proofErr w:type="spellStart"/>
-            <w:r>
-              <w:rPr>
-                <w:rFonts w:ascii="Courier New" w:hAnsi="Courier New"/>
-                <w:color w:val="222222"/>
-                <w:sz w:val="13"/>
-                <w:lang w:val="en-GB"/>
-              </w:rPr>
-              <w:t>xem</w:t>
-            </w:r>
-            <w:proofErr w:type="spellEnd"/>
-            <w:r>
-              <w:rPr>
-                <w:rFonts w:ascii="Courier New" w:hAnsi="Courier New"/>
-                <w:color w:val="222222"/>
-                <w:sz w:val="13"/>
-                <w:lang w:val="en-GB"/>
-              </w:rPr>
-              <w:t xml:space="preserve"> </w:t>
-            </w:r>
-            <w:proofErr w:type="spellStart"/>
-            <w:r>
-              <w:rPr>
-                <w:rFonts w:ascii="Courier New" w:hAnsi="Courier New"/>
-                <w:color w:val="222222"/>
-                <w:sz w:val="13"/>
-                <w:lang w:val="en-GB"/>
-              </w:rPr>
-              <w:t>luong</w:t>
-            </w:r>
-            <w:proofErr w:type="spellEnd"/>
-            <w:r>
-              <w:rPr>
-                <w:rFonts w:ascii="Courier New" w:hAnsi="Courier New"/>
-                <w:color w:val="222222"/>
-                <w:sz w:val="13"/>
-                <w:lang w:val="en-GB"/>
-              </w:rPr>
-              <w:t xml:space="preserve"> thang da qua.';</w:t>
+              <w:t>        RAISE EXCEPTION 'Chi duoc xem luong thang da qua.';</w:t>
             </w:r>
           </w:p>
           <w:p>
@@ -6387,87 +3974,7 @@
                 <w:sz w:val="13"/>
                 <w:lang w:val="en-GB"/>
               </w:rPr>
-              <w:t>    </w:t>
-            </w:r>
-            <w:proofErr w:type="spellStart"/>
-            <w:r>
-              <w:rPr>
-                <w:rFonts w:ascii="Courier New" w:hAnsi="Courier New"/>
-                <w:color w:val="222222"/>
-                <w:sz w:val="13"/>
-                <w:lang w:val="en-GB"/>
-              </w:rPr>
-              <w:t>v_ngay_</w:t>
-            </w:r>
-            <w:proofErr w:type="gramStart"/>
-            <w:r>
-              <w:rPr>
-                <w:rFonts w:ascii="Courier New" w:hAnsi="Courier New"/>
-                <w:color w:val="222222"/>
-                <w:sz w:val="13"/>
-                <w:lang w:val="en-GB"/>
-              </w:rPr>
-              <w:t>bd</w:t>
-            </w:r>
-            <w:proofErr w:type="spellEnd"/>
-            <w:r>
-              <w:rPr>
-                <w:rFonts w:ascii="Courier New" w:hAnsi="Courier New"/>
-                <w:color w:val="222222"/>
-                <w:sz w:val="13"/>
-                <w:lang w:val="en-GB"/>
-              </w:rPr>
-              <w:t xml:space="preserve"> :</w:t>
-            </w:r>
-            <w:proofErr w:type="gramEnd"/>
-            <w:r>
-              <w:rPr>
-                <w:rFonts w:ascii="Courier New" w:hAnsi="Courier New"/>
-                <w:color w:val="222222"/>
-                <w:sz w:val="13"/>
-                <w:lang w:val="en-GB"/>
-              </w:rPr>
-              <w:t>= DATE(</w:t>
-            </w:r>
-            <w:proofErr w:type="spellStart"/>
-            <w:r>
-              <w:rPr>
-                <w:rFonts w:ascii="Courier New" w:hAnsi="Courier New"/>
-                <w:color w:val="222222"/>
-                <w:sz w:val="13"/>
-                <w:lang w:val="en-GB"/>
-              </w:rPr>
-              <w:t>p_nam</w:t>
-            </w:r>
-            <w:proofErr w:type="spellEnd"/>
-            <w:r>
-              <w:rPr>
-                <w:rFonts w:ascii="Courier New" w:hAnsi="Courier New"/>
-                <w:color w:val="222222"/>
-                <w:sz w:val="13"/>
-                <w:lang w:val="en-GB"/>
-              </w:rPr>
-              <w:t xml:space="preserve"> || '-' || </w:t>
-            </w:r>
-            <w:proofErr w:type="spellStart"/>
-            <w:r>
-              <w:rPr>
-                <w:rFonts w:ascii="Courier New" w:hAnsi="Courier New"/>
-                <w:color w:val="222222"/>
-                <w:sz w:val="13"/>
-                <w:lang w:val="en-GB"/>
-              </w:rPr>
-              <w:t>p_thang</w:t>
-            </w:r>
-            <w:proofErr w:type="spellEnd"/>
-            <w:r>
-              <w:rPr>
-                <w:rFonts w:ascii="Courier New" w:hAnsi="Courier New"/>
-                <w:color w:val="222222"/>
-                <w:sz w:val="13"/>
-                <w:lang w:val="en-GB"/>
-              </w:rPr>
-              <w:t xml:space="preserve"> || '-01');</w:t>
+              <w:t>    v_ngay_bd := DATE(p_nam || '-' || p_thang || '-01');</w:t>
             </w:r>
           </w:p>
           <w:p>
@@ -6487,47 +3994,7 @@
                 <w:sz w:val="13"/>
                 <w:lang w:val="en-GB"/>
               </w:rPr>
-              <w:t>    </w:t>
-            </w:r>
-            <w:proofErr w:type="spellStart"/>
-            <w:r>
-              <w:rPr>
-                <w:rFonts w:ascii="Courier New" w:hAnsi="Courier New"/>
-                <w:color w:val="222222"/>
-                <w:sz w:val="13"/>
-                <w:lang w:val="en-GB"/>
-              </w:rPr>
-              <w:t>v_ngay_</w:t>
-            </w:r>
-            <w:proofErr w:type="gramStart"/>
-            <w:r>
-              <w:rPr>
-                <w:rFonts w:ascii="Courier New" w:hAnsi="Courier New"/>
-                <w:color w:val="222222"/>
-                <w:sz w:val="13"/>
-                <w:lang w:val="en-GB"/>
-              </w:rPr>
-              <w:t>kt</w:t>
-            </w:r>
-            <w:proofErr w:type="spellEnd"/>
-            <w:r>
-              <w:rPr>
-                <w:rFonts w:ascii="Courier New" w:hAnsi="Courier New"/>
-                <w:color w:val="222222"/>
-                <w:sz w:val="13"/>
-                <w:lang w:val="en-GB"/>
-              </w:rPr>
-              <w:t xml:space="preserve"> :</w:t>
-            </w:r>
-            <w:proofErr w:type="gramEnd"/>
-            <w:r>
-              <w:rPr>
-                <w:rFonts w:ascii="Courier New" w:hAnsi="Courier New"/>
-                <w:color w:val="222222"/>
-                <w:sz w:val="13"/>
-                <w:lang w:val="en-GB"/>
-              </w:rPr>
-              <w:t>= CASE</w:t>
+              <w:t>    v_ngay_kt := CASE</w:t>
             </w:r>
           </w:p>
           <w:p>
@@ -6547,27 +4014,7 @@
                 <w:sz w:val="13"/>
                 <w:lang w:val="en-GB"/>
               </w:rPr>
-              <w:t xml:space="preserve">        WHEN </w:t>
-            </w:r>
-            <w:proofErr w:type="spellStart"/>
-            <w:r>
-              <w:rPr>
-                <w:rFonts w:ascii="Courier New" w:hAnsi="Courier New"/>
-                <w:color w:val="222222"/>
-                <w:sz w:val="13"/>
-                <w:lang w:val="en-GB"/>
-              </w:rPr>
-              <w:t>p_thang</w:t>
-            </w:r>
-            <w:proofErr w:type="spellEnd"/>
-            <w:r>
-              <w:rPr>
-                <w:rFonts w:ascii="Courier New" w:hAnsi="Courier New"/>
-                <w:color w:val="222222"/>
-                <w:sz w:val="13"/>
-                <w:lang w:val="en-GB"/>
-              </w:rPr>
-              <w:t xml:space="preserve"> = 12</w:t>
+              <w:t>        WHEN p_thang = 12</w:t>
             </w:r>
           </w:p>
           <w:p>
@@ -6587,47 +4034,7 @@
                 <w:sz w:val="13"/>
                 <w:lang w:val="en-GB"/>
               </w:rPr>
-              <w:t xml:space="preserve">        THEN </w:t>
-            </w:r>
-            <w:proofErr w:type="gramStart"/>
-            <w:r>
-              <w:rPr>
-                <w:rFonts w:ascii="Courier New" w:hAnsi="Courier New"/>
-                <w:color w:val="222222"/>
-                <w:sz w:val="13"/>
-                <w:lang w:val="en-GB"/>
-              </w:rPr>
-              <w:t>DATE(</w:t>
-            </w:r>
-            <w:proofErr w:type="gramEnd"/>
-            <w:r>
-              <w:rPr>
-                <w:rFonts w:ascii="Courier New" w:hAnsi="Courier New"/>
-                <w:color w:val="222222"/>
-                <w:sz w:val="13"/>
-                <w:lang w:val="en-GB"/>
-              </w:rPr>
-              <w:t>(</w:t>
-            </w:r>
-            <w:proofErr w:type="spellStart"/>
-            <w:r>
-              <w:rPr>
-                <w:rFonts w:ascii="Courier New" w:hAnsi="Courier New"/>
-                <w:color w:val="222222"/>
-                <w:sz w:val="13"/>
-                <w:lang w:val="en-GB"/>
-              </w:rPr>
-              <w:t>p_nam</w:t>
-            </w:r>
-            <w:proofErr w:type="spellEnd"/>
-            <w:r>
-              <w:rPr>
-                <w:rFonts w:ascii="Courier New" w:hAnsi="Courier New"/>
-                <w:color w:val="222222"/>
-                <w:sz w:val="13"/>
-                <w:lang w:val="en-GB"/>
-              </w:rPr>
-              <w:t xml:space="preserve"> + 1) || '-01-01') - 1</w:t>
+              <w:t>        THEN DATE((p_nam + 1) || '-01-01') - 1</w:t>
             </w:r>
           </w:p>
           <w:p>
@@ -6647,58 +4054,7 @@
                 <w:sz w:val="13"/>
                 <w:lang w:val="en-GB"/>
               </w:rPr>
-              <w:t xml:space="preserve">        ELSE </w:t>
-            </w:r>
-            <w:proofErr w:type="gramStart"/>
-            <w:r>
-              <w:rPr>
-                <w:rFonts w:ascii="Courier New" w:hAnsi="Courier New"/>
-                <w:color w:val="222222"/>
-                <w:sz w:val="13"/>
-                <w:lang w:val="en-GB"/>
-              </w:rPr>
-              <w:t>DATE(</w:t>
-            </w:r>
-            <w:proofErr w:type="spellStart"/>
-            <w:proofErr w:type="gramEnd"/>
-            <w:r>
-              <w:rPr>
-                <w:rFonts w:ascii="Courier New" w:hAnsi="Courier New"/>
-                <w:color w:val="222222"/>
-                <w:sz w:val="13"/>
-                <w:lang w:val="en-GB"/>
-              </w:rPr>
-              <w:t>p_nam</w:t>
-            </w:r>
-            <w:proofErr w:type="spellEnd"/>
-            <w:r>
-              <w:rPr>
-                <w:rFonts w:ascii="Courier New" w:hAnsi="Courier New"/>
-                <w:color w:val="222222"/>
-                <w:sz w:val="13"/>
-                <w:lang w:val="en-GB"/>
-              </w:rPr>
-              <w:t xml:space="preserve"> || '-' || (</w:t>
-            </w:r>
-            <w:proofErr w:type="spellStart"/>
-            <w:r>
-              <w:rPr>
-                <w:rFonts w:ascii="Courier New" w:hAnsi="Courier New"/>
-                <w:color w:val="222222"/>
-                <w:sz w:val="13"/>
-                <w:lang w:val="en-GB"/>
-              </w:rPr>
-              <w:t>p_thang</w:t>
-            </w:r>
-            <w:proofErr w:type="spellEnd"/>
-            <w:r>
-              <w:rPr>
-                <w:rFonts w:ascii="Courier New" w:hAnsi="Courier New"/>
-                <w:color w:val="222222"/>
-                <w:sz w:val="13"/>
-                <w:lang w:val="en-GB"/>
-              </w:rPr>
-              <w:t xml:space="preserve"> + 1) || '-01') - 1</w:t>
+              <w:t>        ELSE DATE(p_nam || '-' || (p_thang + 1) || '-01') - 1</w:t>
             </w:r>
           </w:p>
           <w:p>
@@ -6789,27 +4145,7 @@
                 <w:sz w:val="13"/>
                 <w:lang w:val="en-GB"/>
               </w:rPr>
-              <w:t>        </w:t>
-            </w:r>
-            <w:proofErr w:type="spellStart"/>
-            <w:r>
-              <w:rPr>
-                <w:rFonts w:ascii="Courier New" w:hAnsi="Courier New"/>
-                <w:color w:val="222222"/>
-                <w:sz w:val="13"/>
-                <w:lang w:val="en-GB"/>
-              </w:rPr>
-              <w:t>hs.ten_nv</w:t>
-            </w:r>
-            <w:proofErr w:type="spellEnd"/>
-            <w:r>
-              <w:rPr>
-                <w:rFonts w:ascii="Courier New" w:hAnsi="Courier New"/>
-                <w:color w:val="222222"/>
-                <w:sz w:val="13"/>
-                <w:lang w:val="en-GB"/>
-              </w:rPr>
-              <w:t>,</w:t>
+              <w:t>        hs.ten_nv,</w:t>
             </w:r>
           </w:p>
           <w:p>
@@ -6849,61 +4185,8 @@
                 <w:sz w:val="13"/>
                 <w:lang w:val="en-GB"/>
               </w:rPr>
-              <w:t>            </w:t>
-            </w:r>
-            <w:proofErr w:type="spellStart"/>
-            <w:proofErr w:type="gramStart"/>
-            <w:r>
-              <w:rPr>
-                <w:rFonts w:ascii="Courier New" w:hAnsi="Courier New"/>
-                <w:color w:val="222222"/>
-                <w:sz w:val="13"/>
-                <w:lang w:val="en-GB"/>
-              </w:rPr>
-              <w:t>hs.hesoluong</w:t>
-            </w:r>
-            <w:proofErr w:type="spellEnd"/>
-            <w:proofErr w:type="gramEnd"/>
-            <w:r>
-              <w:rPr>
-                <w:rFonts w:ascii="Courier New" w:hAnsi="Courier New"/>
-                <w:color w:val="222222"/>
-                <w:sz w:val="13"/>
-                <w:lang w:val="en-GB"/>
-              </w:rPr>
-              <w:t xml:space="preserve"> * </w:t>
-            </w:r>
-            <w:proofErr w:type="spellStart"/>
-            <w:r>
-              <w:rPr>
-                <w:rFonts w:ascii="Courier New" w:hAnsi="Courier New"/>
-                <w:color w:val="222222"/>
-                <w:sz w:val="13"/>
-                <w:lang w:val="en-GB"/>
-              </w:rPr>
-              <w:t>tk.so_ca</w:t>
-            </w:r>
-            <w:proofErr w:type="spellEnd"/>
-            <w:r>
-              <w:rPr>
-                <w:rFonts w:ascii="Courier New" w:hAnsi="Courier New"/>
-                <w:color w:val="222222"/>
-                <w:sz w:val="13"/>
-                <w:lang w:val="en-GB"/>
-              </w:rPr>
-              <w:t xml:space="preserve"> * </w:t>
-            </w:r>
-            <w:proofErr w:type="spellStart"/>
-            <w:r>
-              <w:rPr>
-                <w:rFonts w:ascii="Courier New" w:hAnsi="Courier New"/>
-                <w:color w:val="222222"/>
-                <w:sz w:val="13"/>
-                <w:lang w:val="en-GB"/>
-              </w:rPr>
-              <w:t>v_luong_co_ban</w:t>
-            </w:r>
-            <w:proofErr w:type="spellEnd"/>
+              <w:t>            hs.hesoluong * tk.so_ca * v_luong_co_ban</w:t>
+            </w:r>
           </w:p>
           <w:p>
             <w:pPr>
@@ -6922,47 +4205,7 @@
                 <w:sz w:val="13"/>
                 <w:lang w:val="en-GB"/>
               </w:rPr>
-              <w:t xml:space="preserve">            - </w:t>
-            </w:r>
-            <w:proofErr w:type="spellStart"/>
-            <w:r>
-              <w:rPr>
-                <w:rFonts w:ascii="Courier New" w:hAnsi="Courier New"/>
-                <w:color w:val="222222"/>
-                <w:sz w:val="13"/>
-                <w:lang w:val="en-GB"/>
-              </w:rPr>
-              <w:t>tk.so_nghi_som</w:t>
-            </w:r>
-            <w:proofErr w:type="spellEnd"/>
-            <w:r>
-              <w:rPr>
-                <w:rFonts w:ascii="Courier New" w:hAnsi="Courier New"/>
-                <w:color w:val="222222"/>
-                <w:sz w:val="13"/>
-                <w:lang w:val="en-GB"/>
-              </w:rPr>
-              <w:t xml:space="preserve"> * </w:t>
-            </w:r>
-            <w:proofErr w:type="spellStart"/>
-            <w:r>
-              <w:rPr>
-                <w:rFonts w:ascii="Courier New" w:hAnsi="Courier New"/>
-                <w:color w:val="222222"/>
-                <w:sz w:val="13"/>
-                <w:lang w:val="en-GB"/>
-              </w:rPr>
-              <w:t>v_luong_co_ban</w:t>
-            </w:r>
-            <w:proofErr w:type="spellEnd"/>
-            <w:r>
-              <w:rPr>
-                <w:rFonts w:ascii="Courier New" w:hAnsi="Courier New"/>
-                <w:color w:val="222222"/>
-                <w:sz w:val="13"/>
-                <w:lang w:val="en-GB"/>
-              </w:rPr>
-              <w:t xml:space="preserve"> * 0.8</w:t>
+              <w:t>            - tk.so_nghi_som * v_luong_co_ban * 0.8</w:t>
             </w:r>
           </w:p>
           <w:p>
@@ -6982,39 +4225,8 @@
                 <w:sz w:val="13"/>
                 <w:lang w:val="en-GB"/>
               </w:rPr>
-              <w:t>        </w:t>
-            </w:r>
-            <w:proofErr w:type="gramStart"/>
-            <w:r>
-              <w:rPr>
-                <w:rFonts w:ascii="Courier New" w:hAnsi="Courier New"/>
-                <w:color w:val="222222"/>
-                <w:sz w:val="13"/>
-                <w:lang w:val="en-GB"/>
-              </w:rPr>
-              <w:t>)::</w:t>
-            </w:r>
-            <w:proofErr w:type="gramEnd"/>
-            <w:r>
-              <w:rPr>
-                <w:rFonts w:ascii="Courier New" w:hAnsi="Courier New"/>
-                <w:color w:val="222222"/>
-                <w:sz w:val="13"/>
-                <w:lang w:val="en-GB"/>
-              </w:rPr>
-              <w:t xml:space="preserve">NUMERIC AS </w:t>
-            </w:r>
-            <w:proofErr w:type="spellStart"/>
-            <w:r>
-              <w:rPr>
-                <w:rFonts w:ascii="Courier New" w:hAnsi="Courier New"/>
-                <w:color w:val="222222"/>
-                <w:sz w:val="13"/>
-                <w:lang w:val="en-GB"/>
-              </w:rPr>
-              <w:t>tong_luong</w:t>
-            </w:r>
-            <w:proofErr w:type="spellEnd"/>
+              <w:t>        )::NUMERIC AS tong_luong</w:t>
+            </w:r>
           </w:p>
           <w:p>
             <w:pPr>
@@ -7033,90 +4245,8 @@
                 <w:sz w:val="13"/>
                 <w:lang w:val="en-GB"/>
               </w:rPr>
-              <w:t xml:space="preserve">    FROM </w:t>
-            </w:r>
-            <w:proofErr w:type="spellStart"/>
-            <w:r>
-              <w:rPr>
-                <w:rFonts w:ascii="Courier New" w:hAnsi="Courier New"/>
-                <w:color w:val="222222"/>
-                <w:sz w:val="13"/>
-                <w:lang w:val="en-GB"/>
-              </w:rPr>
-              <w:t>fn_hieusuat_</w:t>
-            </w:r>
-            <w:proofErr w:type="gramStart"/>
-            <w:r>
-              <w:rPr>
-                <w:rFonts w:ascii="Courier New" w:hAnsi="Courier New"/>
-                <w:color w:val="222222"/>
-                <w:sz w:val="13"/>
-                <w:lang w:val="en-GB"/>
-              </w:rPr>
-              <w:t>nhanvien</w:t>
-            </w:r>
-            <w:proofErr w:type="spellEnd"/>
-            <w:r>
-              <w:rPr>
-                <w:rFonts w:ascii="Courier New" w:hAnsi="Courier New"/>
-                <w:color w:val="222222"/>
-                <w:sz w:val="13"/>
-                <w:lang w:val="en-GB"/>
-              </w:rPr>
-              <w:t>(</w:t>
-            </w:r>
-            <w:proofErr w:type="spellStart"/>
-            <w:proofErr w:type="gramEnd"/>
-            <w:r>
-              <w:rPr>
-                <w:rFonts w:ascii="Courier New" w:hAnsi="Courier New"/>
-                <w:color w:val="222222"/>
-                <w:sz w:val="13"/>
-                <w:lang w:val="en-GB"/>
-              </w:rPr>
-              <w:t>v_ngay_bd</w:t>
-            </w:r>
-            <w:proofErr w:type="spellEnd"/>
-            <w:r>
-              <w:rPr>
-                <w:rFonts w:ascii="Courier New" w:hAnsi="Courier New"/>
-                <w:color w:val="222222"/>
-                <w:sz w:val="13"/>
-                <w:lang w:val="en-GB"/>
-              </w:rPr>
-              <w:t xml:space="preserve">, </w:t>
-            </w:r>
-            <w:proofErr w:type="spellStart"/>
-            <w:r>
-              <w:rPr>
-                <w:rFonts w:ascii="Courier New" w:hAnsi="Courier New"/>
-                <w:color w:val="222222"/>
-                <w:sz w:val="13"/>
-                <w:lang w:val="en-GB"/>
-              </w:rPr>
-              <w:t>v_ngay_kt</w:t>
-            </w:r>
-            <w:proofErr w:type="spellEnd"/>
-            <w:r>
-              <w:rPr>
-                <w:rFonts w:ascii="Courier New" w:hAnsi="Courier New"/>
-                <w:color w:val="222222"/>
-                <w:sz w:val="13"/>
-                <w:lang w:val="en-GB"/>
-              </w:rPr>
-              <w:t xml:space="preserve">) </w:t>
-            </w:r>
-            <w:proofErr w:type="spellStart"/>
-            <w:r>
-              <w:rPr>
-                <w:rFonts w:ascii="Courier New" w:hAnsi="Courier New"/>
-                <w:color w:val="222222"/>
-                <w:sz w:val="13"/>
-                <w:lang w:val="en-GB"/>
-              </w:rPr>
-              <w:t>hs</w:t>
-            </w:r>
-            <w:proofErr w:type="spellEnd"/>
+              <w:t>    FROM fn_hieusuat_nhanvien(v_ngay_bd, v_ngay_kt) hs</w:t>
+            </w:r>
           </w:p>
           <w:p>
             <w:pPr>
@@ -7135,110 +4265,8 @@
                 <w:sz w:val="13"/>
                 <w:lang w:val="en-GB"/>
               </w:rPr>
-              <w:t xml:space="preserve">    CROSS JOIN LATERAL </w:t>
-            </w:r>
-            <w:proofErr w:type="spellStart"/>
-            <w:r>
-              <w:rPr>
-                <w:rFonts w:ascii="Courier New" w:hAnsi="Courier New"/>
-                <w:color w:val="222222"/>
-                <w:sz w:val="13"/>
-                <w:lang w:val="en-GB"/>
-              </w:rPr>
-              <w:t>fn_thong_ke_ca_nhan_</w:t>
-            </w:r>
-            <w:proofErr w:type="gramStart"/>
-            <w:r>
-              <w:rPr>
-                <w:rFonts w:ascii="Courier New" w:hAnsi="Courier New"/>
-                <w:color w:val="222222"/>
-                <w:sz w:val="13"/>
-                <w:lang w:val="en-GB"/>
-              </w:rPr>
-              <w:t>vien</w:t>
-            </w:r>
-            <w:proofErr w:type="spellEnd"/>
-            <w:r>
-              <w:rPr>
-                <w:rFonts w:ascii="Courier New" w:hAnsi="Courier New"/>
-                <w:color w:val="222222"/>
-                <w:sz w:val="13"/>
-                <w:lang w:val="en-GB"/>
-              </w:rPr>
-              <w:t>(</w:t>
-            </w:r>
-            <w:proofErr w:type="spellStart"/>
-            <w:proofErr w:type="gramEnd"/>
-            <w:r>
-              <w:rPr>
-                <w:rFonts w:ascii="Courier New" w:hAnsi="Courier New"/>
-                <w:color w:val="222222"/>
-                <w:sz w:val="13"/>
-                <w:lang w:val="en-GB"/>
-              </w:rPr>
-              <w:t>hs.ma_nv</w:t>
-            </w:r>
-            <w:proofErr w:type="spellEnd"/>
-            <w:r>
-              <w:rPr>
-                <w:rFonts w:ascii="Courier New" w:hAnsi="Courier New"/>
-                <w:color w:val="222222"/>
-                <w:sz w:val="13"/>
-                <w:lang w:val="en-GB"/>
-              </w:rPr>
-              <w:t xml:space="preserve">, </w:t>
-            </w:r>
-            <w:proofErr w:type="spellStart"/>
-            <w:r>
-              <w:rPr>
-                <w:rFonts w:ascii="Courier New" w:hAnsi="Courier New"/>
-                <w:color w:val="222222"/>
-                <w:sz w:val="13"/>
-                <w:lang w:val="en-GB"/>
-              </w:rPr>
-              <w:t>p_thang</w:t>
-            </w:r>
-            <w:proofErr w:type="spellEnd"/>
-            <w:r>
-              <w:rPr>
-                <w:rFonts w:ascii="Courier New" w:hAnsi="Courier New"/>
-                <w:color w:val="222222"/>
-                <w:sz w:val="13"/>
-                <w:lang w:val="en-GB"/>
-              </w:rPr>
-              <w:t xml:space="preserve">, </w:t>
-            </w:r>
-            <w:proofErr w:type="spellStart"/>
-            <w:r>
-              <w:rPr>
-                <w:rFonts w:ascii="Courier New" w:hAnsi="Courier New"/>
-                <w:color w:val="222222"/>
-                <w:sz w:val="13"/>
-                <w:lang w:val="en-GB"/>
-              </w:rPr>
-              <w:t>p_nam</w:t>
-            </w:r>
-            <w:proofErr w:type="spellEnd"/>
-            <w:r>
-              <w:rPr>
-                <w:rFonts w:ascii="Courier New" w:hAnsi="Courier New"/>
-                <w:color w:val="222222"/>
-                <w:sz w:val="13"/>
-                <w:lang w:val="en-GB"/>
-              </w:rPr>
-              <w:t xml:space="preserve">) </w:t>
-            </w:r>
-            <w:proofErr w:type="spellStart"/>
-            <w:r>
-              <w:rPr>
-                <w:rFonts w:ascii="Courier New" w:hAnsi="Courier New"/>
-                <w:color w:val="222222"/>
-                <w:sz w:val="13"/>
-                <w:lang w:val="en-GB"/>
-              </w:rPr>
-              <w:t>tk</w:t>
-            </w:r>
-            <w:proofErr w:type="spellEnd"/>
+              <w:t>    CROSS JOIN LATERAL fn_thong_ke_ca_nhan_vien(hs.ma_nv, p_thang, p_nam) tk</w:t>
+            </w:r>
           </w:p>
           <w:p>
             <w:pPr>
@@ -7257,27 +4285,7 @@
                 <w:sz w:val="13"/>
                 <w:lang w:val="en-GB"/>
               </w:rPr>
-              <w:t xml:space="preserve">    ORDER BY </w:t>
-            </w:r>
-            <w:proofErr w:type="spellStart"/>
-            <w:r>
-              <w:rPr>
-                <w:rFonts w:ascii="Courier New" w:hAnsi="Courier New"/>
-                <w:color w:val="222222"/>
-                <w:sz w:val="13"/>
-                <w:lang w:val="en-GB"/>
-              </w:rPr>
-              <w:t>hs.ten_nv</w:t>
-            </w:r>
-            <w:proofErr w:type="spellEnd"/>
-            <w:r>
-              <w:rPr>
-                <w:rFonts w:ascii="Courier New" w:hAnsi="Courier New"/>
-                <w:color w:val="222222"/>
-                <w:sz w:val="13"/>
-                <w:lang w:val="en-GB"/>
-              </w:rPr>
-              <w:t>;</w:t>
+              <w:t>    ORDER BY hs.ten_nv;</w:t>
             </w:r>
           </w:p>
           <w:p>
@@ -7385,23 +4393,7 @@
                 <w:b/>
                 <w:color w:val="FFFFFF"/>
               </w:rPr>
-              <w:t>top_vatpham_</w:t>
-            </w:r>
-            <w:proofErr w:type="gramStart"/>
-            <w:r>
-              <w:rPr>
-                <w:b/>
-                <w:color w:val="FFFFFF"/>
-              </w:rPr>
-              <w:t>thang(</w:t>
-            </w:r>
-            <w:proofErr w:type="gramEnd"/>
-            <w:r>
-              <w:rPr>
-                <w:b/>
-                <w:color w:val="FFFFFF"/>
-              </w:rPr>
-              <w:t xml:space="preserve">p_thang, p_nam, p_top)  |  STT Notion: </w:t>
+              <w:t xml:space="preserve">top_vatpham_thang(p_thang, p_nam, p_top)  |  STT Notion: </w:t>
             </w:r>
             <w:r>
               <w:rPr>
@@ -7483,21 +4475,7 @@
               <w:rPr>
                 <w:sz w:val="17"/>
               </w:rPr>
-              <w:t>top_vatpham_</w:t>
-            </w:r>
-            <w:proofErr w:type="gramStart"/>
-            <w:r>
-              <w:rPr>
-                <w:sz w:val="17"/>
-              </w:rPr>
-              <w:t>thang(</w:t>
-            </w:r>
-            <w:proofErr w:type="gramEnd"/>
-            <w:r>
-              <w:rPr>
-                <w:sz w:val="17"/>
-              </w:rPr>
-              <w:t>p_thang, p_nam, p_top)</w:t>
+              <w:t>top_vatpham_thang(p_thang, p_nam, p_top)</w:t>
             </w:r>
           </w:p>
         </w:tc>
@@ -7923,23 +4901,7 @@
                 <w:b/>
                 <w:color w:val="FFFFFF"/>
               </w:rPr>
-              <w:t>v_ca_thieu_nhan_</w:t>
-            </w:r>
-            <w:proofErr w:type="gramStart"/>
-            <w:r>
-              <w:rPr>
-                <w:b/>
-                <w:color w:val="FFFFFF"/>
-              </w:rPr>
-              <w:t>vien  |</w:t>
-            </w:r>
-            <w:proofErr w:type="gramEnd"/>
-            <w:r>
-              <w:rPr>
-                <w:b/>
-                <w:color w:val="FFFFFF"/>
-              </w:rPr>
-              <w:t xml:space="preserve">  STT Notion: 13</w:t>
+              <w:t>v_ca_thieu_nhan_vien  |  STT Notion: 13</w:t>
             </w:r>
           </w:p>
         </w:tc>
@@ -8185,25 +5147,7 @@
                 <w:color w:val="222222"/>
                 <w:sz w:val="13"/>
               </w:rPr>
-              <w:t xml:space="preserve">CREATE OR REPLACE VIEW </w:t>
-            </w:r>
-            <w:proofErr w:type="gramStart"/>
-            <w:r>
-              <w:rPr>
-                <w:rFonts w:ascii="Courier New" w:hAnsi="Courier New"/>
-                <w:color w:val="222222"/>
-                <w:sz w:val="13"/>
-              </w:rPr>
-              <w:t>public.v</w:t>
-            </w:r>
-            <w:proofErr w:type="gramEnd"/>
-            <w:r>
-              <w:rPr>
-                <w:rFonts w:ascii="Courier New" w:hAnsi="Courier New"/>
-                <w:color w:val="222222"/>
-                <w:sz w:val="13"/>
-              </w:rPr>
-              <w:t>_ca_thieu_nhan_vien AS</w:t>
+              <w:t>CREATE OR REPLACE VIEW public.v_ca_thieu_nhan_vien AS</w:t>
             </w:r>
             <w:r>
               <w:rPr>
@@ -8304,7 +5248,6 @@
             <w:vAlign w:val="center"/>
           </w:tcPr>
           <w:p>
-            <w:proofErr w:type="spellStart"/>
             <w:r>
               <w:rPr>
                 <w:b/>
@@ -8312,29 +5255,12 @@
               </w:rPr>
               <w:t>fn_tong_tien_vp</w:t>
             </w:r>
-            <w:proofErr w:type="spellEnd"/>
             <w:r>
               <w:rPr>
                 <w:b/>
                 <w:color w:val="FFFFFF"/>
               </w:rPr>
-              <w:t xml:space="preserve"> </w:t>
-            </w:r>
-            <w:proofErr w:type="gramStart"/>
-            <w:r>
-              <w:rPr>
-                <w:b/>
-                <w:color w:val="FFFFFF"/>
-              </w:rPr>
-              <w:t>|  STT</w:t>
-            </w:r>
-            <w:proofErr w:type="gramEnd"/>
-            <w:r>
-              <w:rPr>
-                <w:b/>
-                <w:color w:val="FFFFFF"/>
-              </w:rPr>
-              <w:t xml:space="preserve"> Notion: 1</w:t>
+              <w:t xml:space="preserve"> |  STT Notion: 1</w:t>
             </w:r>
             <w:r>
               <w:rPr>
@@ -8405,18 +5331,8 @@
                 <w:color w:val="0B2545"/>
                 <w:sz w:val="17"/>
               </w:rPr>
-              <w:t xml:space="preserve">Cú </w:t>
-            </w:r>
-            <w:proofErr w:type="spellStart"/>
-            <w:r>
-              <w:rPr>
-                <w:b/>
-                <w:color w:val="0B2545"/>
-                <w:sz w:val="17"/>
-              </w:rPr>
-              <w:t>pháp</w:t>
-            </w:r>
-            <w:proofErr w:type="spellEnd"/>
+              <w:t>Cú pháp</w:t>
+            </w:r>
           </w:p>
         </w:tc>
         <w:tc>
@@ -8425,11 +5341,9 @@
             <w:vAlign w:val="center"/>
           </w:tcPr>
           <w:p>
-            <w:proofErr w:type="spellStart"/>
             <w:r>
               <w:t>fn_tong_tien_vp</w:t>
             </w:r>
-            <w:proofErr w:type="spellEnd"/>
           </w:p>
         </w:tc>
       </w:tr>
@@ -8447,52 +5361,14 @@
             <w:vAlign w:val="center"/>
           </w:tcPr>
           <w:p>
-            <w:proofErr w:type="spellStart"/>
             <w:r>
               <w:rPr>
                 <w:b/>
                 <w:color w:val="0B2545"/>
                 <w:sz w:val="17"/>
               </w:rPr>
-              <w:t>Người</w:t>
-            </w:r>
-            <w:proofErr w:type="spellEnd"/>
-            <w:r>
-              <w:rPr>
-                <w:b/>
-                <w:color w:val="0B2545"/>
-                <w:sz w:val="17"/>
-              </w:rPr>
-              <w:t xml:space="preserve"> </w:t>
-            </w:r>
-            <w:proofErr w:type="spellStart"/>
-            <w:r>
-              <w:rPr>
-                <w:b/>
-                <w:color w:val="0B2545"/>
-                <w:sz w:val="17"/>
-              </w:rPr>
-              <w:t>quản</w:t>
-            </w:r>
-            <w:proofErr w:type="spellEnd"/>
-            <w:r>
-              <w:rPr>
-                <w:b/>
-                <w:color w:val="0B2545"/>
-                <w:sz w:val="17"/>
-              </w:rPr>
-              <w:t xml:space="preserve"> </w:t>
-            </w:r>
-            <w:proofErr w:type="spellStart"/>
-            <w:r>
-              <w:rPr>
-                <w:b/>
-                <w:color w:val="0B2545"/>
-                <w:sz w:val="17"/>
-              </w:rPr>
-              <w:t>lý</w:t>
-            </w:r>
-            <w:proofErr w:type="spellEnd"/>
+              <w:t>Người quản lý</w:t>
+            </w:r>
           </w:p>
         </w:tc>
         <w:tc>
@@ -8501,14 +5377,12 @@
             <w:vAlign w:val="center"/>
           </w:tcPr>
           <w:p>
-            <w:proofErr w:type="spellStart"/>
             <w:r>
               <w:rPr>
                 <w:sz w:val="17"/>
               </w:rPr>
               <w:t>Ngọc</w:t>
             </w:r>
-            <w:proofErr w:type="spellEnd"/>
           </w:p>
         </w:tc>
       </w:tr>
@@ -8526,34 +5400,14 @@
             <w:vAlign w:val="center"/>
           </w:tcPr>
           <w:p>
-            <w:proofErr w:type="spellStart"/>
             <w:r>
               <w:rPr>
                 <w:b/>
                 <w:color w:val="0B2545"/>
                 <w:sz w:val="17"/>
               </w:rPr>
-              <w:t>Mục</w:t>
-            </w:r>
-            <w:proofErr w:type="spellEnd"/>
-            <w:r>
-              <w:rPr>
-                <w:b/>
-                <w:color w:val="0B2545"/>
-                <w:sz w:val="17"/>
-              </w:rPr>
-              <w:t xml:space="preserve"> </w:t>
-            </w:r>
-            <w:proofErr w:type="spellStart"/>
-            <w:r>
-              <w:rPr>
-                <w:b/>
-                <w:color w:val="0B2545"/>
-                <w:sz w:val="17"/>
-              </w:rPr>
-              <w:t>đích</w:t>
-            </w:r>
-            <w:proofErr w:type="spellEnd"/>
+              <w:t>Mục đích</w:t>
+            </w:r>
           </w:p>
         </w:tc>
         <w:tc>
@@ -8562,53 +5416,8 @@
             <w:vAlign w:val="center"/>
           </w:tcPr>
           <w:p>
-            <w:proofErr w:type="spellStart"/>
-            <w:r>
-              <w:t>Tính</w:t>
-            </w:r>
-            <w:proofErr w:type="spellEnd"/>
-            <w:r>
-              <w:t xml:space="preserve"> </w:t>
-            </w:r>
-            <w:proofErr w:type="spellStart"/>
-            <w:r>
-              <w:t>tổng</w:t>
-            </w:r>
-            <w:proofErr w:type="spellEnd"/>
-            <w:r>
-              <w:t xml:space="preserve"> </w:t>
-            </w:r>
-            <w:proofErr w:type="spellStart"/>
-            <w:r>
-              <w:t>tiền</w:t>
-            </w:r>
-            <w:proofErr w:type="spellEnd"/>
-            <w:r>
-              <w:t xml:space="preserve"> </w:t>
-            </w:r>
-            <w:proofErr w:type="spellStart"/>
-            <w:r>
-              <w:t>vật</w:t>
-            </w:r>
-            <w:proofErr w:type="spellEnd"/>
-            <w:r>
-              <w:t xml:space="preserve"> </w:t>
-            </w:r>
-            <w:proofErr w:type="spellStart"/>
-            <w:r>
-              <w:t>phẩm</w:t>
-            </w:r>
-            <w:proofErr w:type="spellEnd"/>
-            <w:r>
-              <w:t xml:space="preserve"> </w:t>
-            </w:r>
-            <w:proofErr w:type="spellStart"/>
-            <w:r>
-              <w:t>của</w:t>
-            </w:r>
-            <w:proofErr w:type="spellEnd"/>
-            <w:r>
-              <w:t xml:space="preserve"> 1 order</w:t>
+            <w:r>
+              <w:t>Tính tổng tiền vật phẩm của 1 order</w:t>
             </w:r>
           </w:p>
         </w:tc>
@@ -8627,52 +5436,14 @@
             <w:vAlign w:val="center"/>
           </w:tcPr>
           <w:p>
-            <w:proofErr w:type="spellStart"/>
             <w:r>
               <w:rPr>
                 <w:b/>
                 <w:color w:val="0B2545"/>
                 <w:sz w:val="17"/>
               </w:rPr>
-              <w:t>Cần</w:t>
-            </w:r>
-            <w:proofErr w:type="spellEnd"/>
-            <w:r>
-              <w:rPr>
-                <w:b/>
-                <w:color w:val="0B2545"/>
-                <w:sz w:val="17"/>
-              </w:rPr>
-              <w:t xml:space="preserve"> </w:t>
-            </w:r>
-            <w:proofErr w:type="spellStart"/>
-            <w:r>
-              <w:rPr>
-                <w:b/>
-                <w:color w:val="0B2545"/>
-                <w:sz w:val="17"/>
-              </w:rPr>
-              <w:t>đọc</w:t>
-            </w:r>
-            <w:proofErr w:type="spellEnd"/>
-            <w:r>
-              <w:rPr>
-                <w:b/>
-                <w:color w:val="0B2545"/>
-                <w:sz w:val="17"/>
-              </w:rPr>
-              <w:t xml:space="preserve"> </w:t>
-            </w:r>
-            <w:proofErr w:type="spellStart"/>
-            <w:r>
-              <w:rPr>
-                <w:b/>
-                <w:color w:val="0B2545"/>
-                <w:sz w:val="17"/>
-              </w:rPr>
-              <w:t>cùng</w:t>
-            </w:r>
-            <w:proofErr w:type="spellEnd"/>
+              <w:t>Cần đọc cùng</w:t>
+            </w:r>
           </w:p>
         </w:tc>
         <w:tc>
@@ -8681,1406 +5452,11 @@
             <w:vAlign w:val="center"/>
           </w:tcPr>
           <w:p>
-            <w:proofErr w:type="spellStart"/>
-            <w:r>
-              <w:rPr>
-                <w:sz w:val="17"/>
-              </w:rPr>
-              <w:t>Được</w:t>
-            </w:r>
-            <w:proofErr w:type="spellEnd"/>
-            <w:r>
-              <w:rPr>
-                <w:sz w:val="17"/>
-              </w:rPr>
-              <w:t xml:space="preserve"> </w:t>
-            </w:r>
-            <w:proofErr w:type="spellStart"/>
-            <w:r>
-              <w:rPr>
-                <w:sz w:val="17"/>
-              </w:rPr>
-              <w:t>gọi</w:t>
-            </w:r>
-            <w:proofErr w:type="spellEnd"/>
-            <w:r>
-              <w:rPr>
-                <w:sz w:val="17"/>
-              </w:rPr>
-              <w:t xml:space="preserve"> </w:t>
-            </w:r>
-            <w:proofErr w:type="spellStart"/>
-            <w:r>
-              <w:rPr>
-                <w:sz w:val="17"/>
-              </w:rPr>
-              <w:t>trong</w:t>
-            </w:r>
-            <w:proofErr w:type="spellEnd"/>
-            <w:r>
-              <w:rPr>
-                <w:sz w:val="17"/>
-              </w:rPr>
-              <w:t xml:space="preserve"> </w:t>
-            </w:r>
-            <w:proofErr w:type="spellStart"/>
-            <w:r>
-              <w:rPr>
-                <w:sz w:val="17"/>
-              </w:rPr>
-              <w:t>tính</w:t>
-            </w:r>
-            <w:proofErr w:type="spellEnd"/>
-            <w:r>
-              <w:rPr>
-                <w:sz w:val="17"/>
-              </w:rPr>
-              <w:t xml:space="preserve"> </w:t>
-            </w:r>
-            <w:proofErr w:type="spellStart"/>
-            <w:r>
-              <w:rPr>
-                <w:sz w:val="17"/>
-              </w:rPr>
-              <w:t>doanh</w:t>
-            </w:r>
-            <w:proofErr w:type="spellEnd"/>
-            <w:r>
-              <w:rPr>
-                <w:sz w:val="17"/>
-              </w:rPr>
-              <w:t xml:space="preserve"> </w:t>
-            </w:r>
-            <w:proofErr w:type="spellStart"/>
-            <w:r>
-              <w:rPr>
-                <w:sz w:val="17"/>
-              </w:rPr>
-              <w:t>thu</w:t>
-            </w:r>
-            <w:proofErr w:type="spellEnd"/>
-            <w:r>
-              <w:rPr>
-                <w:sz w:val="17"/>
-              </w:rPr>
-              <w:t xml:space="preserve"> </w:t>
-            </w:r>
-            <w:proofErr w:type="spellStart"/>
-            <w:r>
-              <w:rPr>
-                <w:sz w:val="17"/>
-              </w:rPr>
-              <w:t>vật</w:t>
-            </w:r>
-            <w:proofErr w:type="spellEnd"/>
-            <w:r>
-              <w:rPr>
-                <w:sz w:val="17"/>
-              </w:rPr>
-              <w:t xml:space="preserve"> </w:t>
-            </w:r>
-            <w:proofErr w:type="spellStart"/>
-            <w:r>
-              <w:rPr>
-                <w:sz w:val="17"/>
-              </w:rPr>
-              <w:t>phẩm</w:t>
-            </w:r>
-            <w:proofErr w:type="spellEnd"/>
-            <w:r>
-              <w:rPr>
-                <w:sz w:val="17"/>
-              </w:rPr>
-              <w:t xml:space="preserve"> </w:t>
-            </w:r>
-            <w:proofErr w:type="spellStart"/>
-            <w:r>
-              <w:rPr>
-                <w:sz w:val="17"/>
-              </w:rPr>
-              <w:t>fn_doanh_</w:t>
-            </w:r>
-            <w:proofErr w:type="gramStart"/>
-            <w:r>
-              <w:rPr>
-                <w:sz w:val="17"/>
-              </w:rPr>
-              <w:t>thu</w:t>
-            </w:r>
-            <w:proofErr w:type="spellEnd"/>
-            <w:r>
-              <w:rPr>
-                <w:sz w:val="17"/>
-              </w:rPr>
-              <w:t>(</w:t>
-            </w:r>
-            <w:proofErr w:type="gramEnd"/>
-            <w:r>
-              <w:rPr>
-                <w:sz w:val="17"/>
-              </w:rPr>
-              <w:t>)</w:t>
-            </w:r>
-          </w:p>
-        </w:tc>
-      </w:tr>
-    </w:tbl>
-    <w:p>
-      <w:pPr>
-        <w:spacing w:before="100" w:after="60"/>
-      </w:pPr>
-      <w:r>
-        <w:rPr>
-          <w:b/>
-          <w:color w:val="1F4D78"/>
-          <w:sz w:val="18"/>
-        </w:rPr>
-        <w:t xml:space="preserve">Code </w:t>
-      </w:r>
-      <w:proofErr w:type="spellStart"/>
-      <w:r>
-        <w:rPr>
-          <w:b/>
-          <w:color w:val="1F4D78"/>
-          <w:sz w:val="18"/>
-        </w:rPr>
-        <w:t>trong</w:t>
-      </w:r>
-      <w:proofErr w:type="spellEnd"/>
-      <w:r>
-        <w:rPr>
-          <w:b/>
-          <w:color w:val="1F4D78"/>
-          <w:sz w:val="18"/>
-        </w:rPr>
-        <w:t xml:space="preserve"> database </w:t>
-      </w:r>
-      <w:proofErr w:type="spellStart"/>
-      <w:r>
-        <w:rPr>
-          <w:b/>
-          <w:color w:val="1F4D78"/>
-          <w:sz w:val="18"/>
-        </w:rPr>
-        <w:t>hiện</w:t>
-      </w:r>
-      <w:proofErr w:type="spellEnd"/>
-      <w:r>
-        <w:rPr>
-          <w:b/>
-          <w:color w:val="1F4D78"/>
-          <w:sz w:val="18"/>
-        </w:rPr>
-        <w:t xml:space="preserve"> </w:t>
-      </w:r>
-      <w:proofErr w:type="spellStart"/>
-      <w:r>
-        <w:rPr>
-          <w:b/>
-          <w:color w:val="1F4D78"/>
-          <w:sz w:val="18"/>
-        </w:rPr>
-        <w:t>tại</w:t>
-      </w:r>
-      <w:proofErr w:type="spellEnd"/>
-    </w:p>
-    <w:tbl>
-      <w:tblPr>
-        <w:tblStyle w:val="TableGrid"/>
-        <w:tblW w:w="9360" w:type="dxa"/>
-        <w:tblCellMar>
-          <w:top w:w="80" w:type="dxa"/>
-          <w:left w:w="100" w:type="dxa"/>
-          <w:bottom w:w="80" w:type="dxa"/>
-          <w:right w:w="100" w:type="dxa"/>
-        </w:tblCellMar>
-        <w:tblLook w:val="04A0" w:firstRow="1" w:lastRow="0" w:firstColumn="1" w:lastColumn="0" w:noHBand="0" w:noVBand="1"/>
-      </w:tblPr>
-      <w:tblGrid>
-        <w:gridCol w:w="9360"/>
-      </w:tblGrid>
-      <w:tr>
-        <w:tc>
-          <w:tcPr>
-            <w:tcW w:w="9360" w:type="dxa"/>
-            <w:shd w:val="clear" w:color="auto" w:fill="F7F9FB"/>
-            <w:vAlign w:val="center"/>
-          </w:tcPr>
-          <w:p>
-            <w:pPr>
-              <w:rPr>
-                <w:rFonts w:ascii="Courier New" w:hAnsi="Courier New"/>
-                <w:color w:val="222222"/>
-                <w:sz w:val="13"/>
-                <w:lang w:val="en-GB"/>
-              </w:rPr>
-            </w:pPr>
-            <w:r>
-              <w:rPr>
-                <w:rFonts w:ascii="Courier New" w:hAnsi="Courier New"/>
-                <w:color w:val="222222"/>
-                <w:sz w:val="13"/>
-                <w:lang w:val="en-GB"/>
-              </w:rPr>
-              <w:t xml:space="preserve">CREATE OR REPLACE FUNCTION </w:t>
-            </w:r>
-            <w:proofErr w:type="spellStart"/>
-            <w:proofErr w:type="gramStart"/>
-            <w:r>
-              <w:rPr>
-                <w:rFonts w:ascii="Courier New" w:hAnsi="Courier New"/>
-                <w:color w:val="222222"/>
-                <w:sz w:val="13"/>
-                <w:lang w:val="en-GB"/>
-              </w:rPr>
-              <w:t>public.fn</w:t>
-            </w:r>
-            <w:proofErr w:type="gramEnd"/>
-            <w:r>
-              <w:rPr>
-                <w:rFonts w:ascii="Courier New" w:hAnsi="Courier New"/>
-                <w:color w:val="222222"/>
-                <w:sz w:val="13"/>
-                <w:lang w:val="en-GB"/>
-              </w:rPr>
-              <w:t>_tong_tien_vp</w:t>
-            </w:r>
-            <w:proofErr w:type="spellEnd"/>
-            <w:r>
-              <w:rPr>
-                <w:rFonts w:ascii="Courier New" w:hAnsi="Courier New"/>
-                <w:color w:val="222222"/>
-                <w:sz w:val="13"/>
-                <w:lang w:val="en-GB"/>
-              </w:rPr>
-              <w:t>(</w:t>
-            </w:r>
-            <w:proofErr w:type="spellStart"/>
-            <w:r>
-              <w:rPr>
-                <w:rFonts w:ascii="Courier New" w:hAnsi="Courier New"/>
-                <w:color w:val="222222"/>
-                <w:sz w:val="13"/>
-                <w:lang w:val="en-GB"/>
-              </w:rPr>
-              <w:t>p_maorder</w:t>
-            </w:r>
-            <w:proofErr w:type="spellEnd"/>
-            <w:r>
-              <w:rPr>
-                <w:rFonts w:ascii="Courier New" w:hAnsi="Courier New"/>
-                <w:color w:val="222222"/>
-                <w:sz w:val="13"/>
-                <w:lang w:val="en-GB"/>
-              </w:rPr>
-              <w:t xml:space="preserve"> CHARACTER VARYING)</w:t>
-            </w:r>
-          </w:p>
-          <w:p>
-            <w:pPr>
-              <w:spacing w:after="0"/>
-              <w:rPr>
-                <w:rFonts w:ascii="Courier New" w:hAnsi="Courier New"/>
-                <w:color w:val="222222"/>
-                <w:sz w:val="13"/>
-                <w:lang w:val="en-GB"/>
-              </w:rPr>
-            </w:pPr>
-            <w:r>
-              <w:rPr>
-                <w:rFonts w:ascii="Courier New" w:hAnsi="Courier New"/>
-                <w:color w:val="222222"/>
-                <w:sz w:val="13"/>
-                <w:lang w:val="en-GB"/>
-              </w:rPr>
-              <w:t>RETURNS NUMERIC</w:t>
-            </w:r>
-          </w:p>
-          <w:p>
-            <w:pPr>
-              <w:spacing w:after="0"/>
-              <w:rPr>
-                <w:rFonts w:ascii="Courier New" w:hAnsi="Courier New"/>
-                <w:color w:val="222222"/>
-                <w:sz w:val="13"/>
-                <w:lang w:val="en-GB"/>
-              </w:rPr>
-            </w:pPr>
-            <w:r>
-              <w:rPr>
-                <w:rFonts w:ascii="Courier New" w:hAnsi="Courier New"/>
-                <w:color w:val="222222"/>
-                <w:sz w:val="13"/>
-                <w:lang w:val="en-GB"/>
-              </w:rPr>
-              <w:t xml:space="preserve">LANGUAGE </w:t>
-            </w:r>
-            <w:proofErr w:type="spellStart"/>
-            <w:r>
-              <w:rPr>
-                <w:rFonts w:ascii="Courier New" w:hAnsi="Courier New"/>
-                <w:color w:val="222222"/>
-                <w:sz w:val="13"/>
-                <w:lang w:val="en-GB"/>
-              </w:rPr>
-              <w:t>plpgsql</w:t>
-            </w:r>
-            <w:proofErr w:type="spellEnd"/>
-          </w:p>
-          <w:p>
-            <w:pPr>
-              <w:spacing w:after="0"/>
-              <w:rPr>
-                <w:rFonts w:ascii="Courier New" w:hAnsi="Courier New"/>
-                <w:color w:val="222222"/>
-                <w:sz w:val="13"/>
-                <w:lang w:val="en-GB"/>
-              </w:rPr>
-            </w:pPr>
-            <w:r>
-              <w:rPr>
-                <w:rFonts w:ascii="Courier New" w:hAnsi="Courier New"/>
-                <w:color w:val="222222"/>
-                <w:sz w:val="13"/>
-                <w:lang w:val="en-GB"/>
-              </w:rPr>
-              <w:t>AS $function$</w:t>
-            </w:r>
-          </w:p>
-          <w:p>
-            <w:pPr>
-              <w:spacing w:after="0"/>
-              <w:rPr>
-                <w:rFonts w:ascii="Courier New" w:hAnsi="Courier New"/>
-                <w:color w:val="222222"/>
-                <w:sz w:val="13"/>
-                <w:lang w:val="en-GB"/>
-              </w:rPr>
-            </w:pPr>
-            <w:r>
-              <w:rPr>
-                <w:rFonts w:ascii="Courier New" w:hAnsi="Courier New"/>
-                <w:color w:val="222222"/>
-                <w:sz w:val="13"/>
-                <w:lang w:val="en-GB"/>
-              </w:rPr>
-              <w:t>DECLARE</w:t>
-            </w:r>
-          </w:p>
-          <w:p>
-            <w:pPr>
-              <w:spacing w:after="0"/>
-              <w:rPr>
-                <w:rFonts w:ascii="Courier New" w:hAnsi="Courier New"/>
-                <w:color w:val="222222"/>
-                <w:sz w:val="13"/>
-                <w:lang w:val="en-GB"/>
-              </w:rPr>
-            </w:pPr>
-            <w:r>
-              <w:rPr>
-                <w:rFonts w:ascii="Courier New" w:hAnsi="Courier New"/>
-                <w:color w:val="222222"/>
-                <w:sz w:val="13"/>
-                <w:lang w:val="en-GB"/>
-              </w:rPr>
-              <w:t>    </w:t>
-            </w:r>
-            <w:proofErr w:type="spellStart"/>
-            <w:r>
-              <w:rPr>
-                <w:rFonts w:ascii="Courier New" w:hAnsi="Courier New"/>
-                <w:color w:val="222222"/>
-                <w:sz w:val="13"/>
-                <w:lang w:val="en-GB"/>
-              </w:rPr>
-              <w:t>v_tong</w:t>
-            </w:r>
-            <w:proofErr w:type="spellEnd"/>
-            <w:r>
-              <w:rPr>
-                <w:rFonts w:ascii="Courier New" w:hAnsi="Courier New"/>
-                <w:color w:val="222222"/>
-                <w:sz w:val="13"/>
-                <w:lang w:val="en-GB"/>
-              </w:rPr>
-              <w:t xml:space="preserve"> NUMERIC;</w:t>
-            </w:r>
-          </w:p>
-          <w:p>
-            <w:pPr>
-              <w:spacing w:after="0"/>
-              <w:rPr>
-                <w:rFonts w:ascii="Courier New" w:hAnsi="Courier New"/>
-                <w:color w:val="222222"/>
-                <w:sz w:val="13"/>
-                <w:lang w:val="en-GB"/>
-              </w:rPr>
-            </w:pPr>
-            <w:r>
-              <w:rPr>
-                <w:rFonts w:ascii="Courier New" w:hAnsi="Courier New"/>
-                <w:color w:val="222222"/>
-                <w:sz w:val="13"/>
-                <w:lang w:val="en-GB"/>
-              </w:rPr>
-              <w:t>BEGIN</w:t>
-            </w:r>
-          </w:p>
-          <w:p>
-            <w:pPr>
-              <w:spacing w:after="0"/>
-              <w:rPr>
-                <w:rFonts w:ascii="Courier New" w:hAnsi="Courier New"/>
-                <w:color w:val="222222"/>
-                <w:sz w:val="13"/>
-                <w:lang w:val="en-GB"/>
-              </w:rPr>
-            </w:pPr>
-            <w:r>
-              <w:rPr>
-                <w:rFonts w:ascii="Courier New" w:hAnsi="Courier New"/>
-                <w:color w:val="222222"/>
-                <w:sz w:val="13"/>
-                <w:lang w:val="en-GB"/>
-              </w:rPr>
-              <w:t xml:space="preserve">    SELECT </w:t>
-            </w:r>
-            <w:proofErr w:type="gramStart"/>
-            <w:r>
-              <w:rPr>
-                <w:rFonts w:ascii="Courier New" w:hAnsi="Courier New"/>
-                <w:color w:val="222222"/>
-                <w:sz w:val="13"/>
-                <w:lang w:val="en-GB"/>
-              </w:rPr>
-              <w:t>COALESCE(</w:t>
-            </w:r>
-            <w:proofErr w:type="gramEnd"/>
-            <w:r>
-              <w:rPr>
-                <w:rFonts w:ascii="Courier New" w:hAnsi="Courier New"/>
-                <w:color w:val="222222"/>
-                <w:sz w:val="13"/>
-                <w:lang w:val="en-GB"/>
-              </w:rPr>
-              <w:t>SUM(</w:t>
-            </w:r>
-            <w:proofErr w:type="spellStart"/>
-            <w:r>
-              <w:rPr>
-                <w:rFonts w:ascii="Courier New" w:hAnsi="Courier New"/>
-                <w:color w:val="222222"/>
-                <w:sz w:val="13"/>
-                <w:lang w:val="en-GB"/>
-              </w:rPr>
-              <w:t>vp.giatien</w:t>
-            </w:r>
-            <w:proofErr w:type="spellEnd"/>
-            <w:r>
-              <w:rPr>
-                <w:rFonts w:ascii="Courier New" w:hAnsi="Courier New"/>
-                <w:color w:val="222222"/>
-                <w:sz w:val="13"/>
-                <w:lang w:val="en-GB"/>
-              </w:rPr>
-              <w:t xml:space="preserve">::NUMERIC * </w:t>
-            </w:r>
-            <w:proofErr w:type="spellStart"/>
-            <w:r>
-              <w:rPr>
-                <w:rFonts w:ascii="Courier New" w:hAnsi="Courier New"/>
-                <w:color w:val="222222"/>
-                <w:sz w:val="13"/>
-                <w:lang w:val="en-GB"/>
-              </w:rPr>
-              <w:t>ct.soluong</w:t>
-            </w:r>
-            <w:proofErr w:type="spellEnd"/>
-            <w:r>
-              <w:rPr>
-                <w:rFonts w:ascii="Courier New" w:hAnsi="Courier New"/>
-                <w:color w:val="222222"/>
-                <w:sz w:val="13"/>
-                <w:lang w:val="en-GB"/>
-              </w:rPr>
-              <w:t>), 0)</w:t>
-            </w:r>
-          </w:p>
-          <w:p>
-            <w:pPr>
-              <w:spacing w:after="0"/>
-              <w:rPr>
-                <w:rFonts w:ascii="Courier New" w:hAnsi="Courier New"/>
-                <w:color w:val="222222"/>
-                <w:sz w:val="13"/>
-                <w:lang w:val="en-GB"/>
-              </w:rPr>
-            </w:pPr>
-            <w:r>
-              <w:rPr>
-                <w:rFonts w:ascii="Courier New" w:hAnsi="Courier New"/>
-                <w:color w:val="222222"/>
-                <w:sz w:val="13"/>
-                <w:lang w:val="en-GB"/>
-              </w:rPr>
-              <w:t xml:space="preserve">    INTO </w:t>
-            </w:r>
-            <w:proofErr w:type="spellStart"/>
-            <w:r>
-              <w:rPr>
-                <w:rFonts w:ascii="Courier New" w:hAnsi="Courier New"/>
-                <w:color w:val="222222"/>
-                <w:sz w:val="13"/>
-                <w:lang w:val="en-GB"/>
-              </w:rPr>
-              <w:t>v_tong</w:t>
-            </w:r>
-            <w:proofErr w:type="spellEnd"/>
-          </w:p>
-          <w:p>
-            <w:pPr>
-              <w:spacing w:after="0"/>
-              <w:rPr>
-                <w:rFonts w:ascii="Courier New" w:hAnsi="Courier New"/>
-                <w:color w:val="222222"/>
-                <w:sz w:val="13"/>
-                <w:lang w:val="en-GB"/>
-              </w:rPr>
-            </w:pPr>
-            <w:r>
-              <w:rPr>
-                <w:rFonts w:ascii="Courier New" w:hAnsi="Courier New"/>
-                <w:color w:val="222222"/>
-                <w:sz w:val="13"/>
-                <w:lang w:val="en-GB"/>
-              </w:rPr>
-              <w:t xml:space="preserve">    FROM </w:t>
-            </w:r>
-            <w:proofErr w:type="spellStart"/>
-            <w:r>
-              <w:rPr>
-                <w:rFonts w:ascii="Courier New" w:hAnsi="Courier New"/>
-                <w:color w:val="222222"/>
-                <w:sz w:val="13"/>
-                <w:lang w:val="en-GB"/>
-              </w:rPr>
-              <w:t>chitietorder</w:t>
-            </w:r>
-            <w:proofErr w:type="spellEnd"/>
-            <w:r>
-              <w:rPr>
-                <w:rFonts w:ascii="Courier New" w:hAnsi="Courier New"/>
-                <w:color w:val="222222"/>
-                <w:sz w:val="13"/>
-                <w:lang w:val="en-GB"/>
-              </w:rPr>
-              <w:t xml:space="preserve"> </w:t>
-            </w:r>
-            <w:proofErr w:type="spellStart"/>
-            <w:r>
-              <w:rPr>
-                <w:rFonts w:ascii="Courier New" w:hAnsi="Courier New"/>
-                <w:color w:val="222222"/>
-                <w:sz w:val="13"/>
-                <w:lang w:val="en-GB"/>
-              </w:rPr>
-              <w:t>ct</w:t>
-            </w:r>
-            <w:proofErr w:type="spellEnd"/>
-          </w:p>
-          <w:p>
-            <w:pPr>
-              <w:spacing w:after="0"/>
-              <w:rPr>
-                <w:rFonts w:ascii="Courier New" w:hAnsi="Courier New"/>
-                <w:color w:val="222222"/>
-                <w:sz w:val="13"/>
-                <w:lang w:val="en-GB"/>
-              </w:rPr>
-            </w:pPr>
-            <w:r>
-              <w:rPr>
-                <w:rFonts w:ascii="Courier New" w:hAnsi="Courier New"/>
-                <w:color w:val="222222"/>
-                <w:sz w:val="13"/>
-                <w:lang w:val="en-GB"/>
-              </w:rPr>
-              <w:t xml:space="preserve">    JOIN </w:t>
-            </w:r>
-            <w:proofErr w:type="spellStart"/>
-            <w:r>
-              <w:rPr>
-                <w:rFonts w:ascii="Courier New" w:hAnsi="Courier New"/>
-                <w:color w:val="222222"/>
-                <w:sz w:val="13"/>
-                <w:lang w:val="en-GB"/>
-              </w:rPr>
-              <w:t>vatpham</w:t>
-            </w:r>
-            <w:proofErr w:type="spellEnd"/>
-            <w:r>
-              <w:rPr>
-                <w:rFonts w:ascii="Courier New" w:hAnsi="Courier New"/>
-                <w:color w:val="222222"/>
-                <w:sz w:val="13"/>
-                <w:lang w:val="en-GB"/>
-              </w:rPr>
-              <w:t xml:space="preserve"> </w:t>
-            </w:r>
-            <w:proofErr w:type="spellStart"/>
-            <w:r>
-              <w:rPr>
-                <w:rFonts w:ascii="Courier New" w:hAnsi="Courier New"/>
-                <w:color w:val="222222"/>
-                <w:sz w:val="13"/>
-                <w:lang w:val="en-GB"/>
-              </w:rPr>
-              <w:t>vp</w:t>
-            </w:r>
-            <w:proofErr w:type="spellEnd"/>
-            <w:r>
-              <w:rPr>
-                <w:rFonts w:ascii="Courier New" w:hAnsi="Courier New"/>
-                <w:color w:val="222222"/>
-                <w:sz w:val="13"/>
-                <w:lang w:val="en-GB"/>
-              </w:rPr>
-              <w:t xml:space="preserve"> ON </w:t>
-            </w:r>
-            <w:proofErr w:type="spellStart"/>
-            <w:proofErr w:type="gramStart"/>
-            <w:r>
-              <w:rPr>
-                <w:rFonts w:ascii="Courier New" w:hAnsi="Courier New"/>
-                <w:color w:val="222222"/>
-                <w:sz w:val="13"/>
-                <w:lang w:val="en-GB"/>
-              </w:rPr>
-              <w:t>ct.mavp</w:t>
-            </w:r>
-            <w:proofErr w:type="spellEnd"/>
-            <w:proofErr w:type="gramEnd"/>
-            <w:r>
-              <w:rPr>
-                <w:rFonts w:ascii="Courier New" w:hAnsi="Courier New"/>
-                <w:color w:val="222222"/>
-                <w:sz w:val="13"/>
-                <w:lang w:val="en-GB"/>
-              </w:rPr>
-              <w:t xml:space="preserve"> = </w:t>
-            </w:r>
-            <w:proofErr w:type="spellStart"/>
-            <w:r>
-              <w:rPr>
-                <w:rFonts w:ascii="Courier New" w:hAnsi="Courier New"/>
-                <w:color w:val="222222"/>
-                <w:sz w:val="13"/>
-                <w:lang w:val="en-GB"/>
-              </w:rPr>
-              <w:t>vp.mavp</w:t>
-            </w:r>
-            <w:proofErr w:type="spellEnd"/>
-          </w:p>
-          <w:p>
-            <w:pPr>
-              <w:spacing w:after="0"/>
-              <w:rPr>
-                <w:rFonts w:ascii="Courier New" w:hAnsi="Courier New"/>
-                <w:color w:val="222222"/>
-                <w:sz w:val="13"/>
-                <w:lang w:val="en-GB"/>
-              </w:rPr>
-            </w:pPr>
-            <w:r>
-              <w:rPr>
-                <w:rFonts w:ascii="Courier New" w:hAnsi="Courier New"/>
-                <w:color w:val="222222"/>
-                <w:sz w:val="13"/>
-                <w:lang w:val="en-GB"/>
-              </w:rPr>
-              <w:t xml:space="preserve">    WHERE </w:t>
-            </w:r>
-            <w:proofErr w:type="spellStart"/>
-            <w:proofErr w:type="gramStart"/>
-            <w:r>
-              <w:rPr>
-                <w:rFonts w:ascii="Courier New" w:hAnsi="Courier New"/>
-                <w:color w:val="222222"/>
-                <w:sz w:val="13"/>
-                <w:lang w:val="en-GB"/>
-              </w:rPr>
-              <w:t>ct.maorder</w:t>
-            </w:r>
-            <w:proofErr w:type="spellEnd"/>
-            <w:proofErr w:type="gramEnd"/>
-            <w:r>
-              <w:rPr>
-                <w:rFonts w:ascii="Courier New" w:hAnsi="Courier New"/>
-                <w:color w:val="222222"/>
-                <w:sz w:val="13"/>
-                <w:lang w:val="en-GB"/>
-              </w:rPr>
-              <w:t xml:space="preserve"> = </w:t>
-            </w:r>
-            <w:proofErr w:type="spellStart"/>
-            <w:r>
-              <w:rPr>
-                <w:rFonts w:ascii="Courier New" w:hAnsi="Courier New"/>
-                <w:color w:val="222222"/>
-                <w:sz w:val="13"/>
-                <w:lang w:val="en-GB"/>
-              </w:rPr>
-              <w:t>p_maorder</w:t>
-            </w:r>
-            <w:proofErr w:type="spellEnd"/>
-            <w:r>
-              <w:rPr>
-                <w:rFonts w:ascii="Courier New" w:hAnsi="Courier New"/>
-                <w:color w:val="222222"/>
-                <w:sz w:val="13"/>
-                <w:lang w:val="en-GB"/>
-              </w:rPr>
-              <w:t>;</w:t>
-            </w:r>
-          </w:p>
-          <w:p>
-            <w:pPr>
-              <w:spacing w:after="0"/>
-              <w:rPr>
-                <w:rFonts w:ascii="Courier New" w:hAnsi="Courier New"/>
-                <w:color w:val="222222"/>
-                <w:sz w:val="13"/>
-                <w:lang w:val="en-GB"/>
-              </w:rPr>
-            </w:pPr>
-          </w:p>
-          <w:p>
-            <w:pPr>
-              <w:spacing w:after="0"/>
-              <w:rPr>
-                <w:rFonts w:ascii="Courier New" w:hAnsi="Courier New"/>
-                <w:color w:val="222222"/>
-                <w:sz w:val="13"/>
-                <w:lang w:val="en-GB"/>
-              </w:rPr>
-            </w:pPr>
-            <w:r>
-              <w:rPr>
-                <w:rFonts w:ascii="Courier New" w:hAnsi="Courier New"/>
-                <w:color w:val="222222"/>
-                <w:sz w:val="13"/>
-                <w:lang w:val="en-GB"/>
-              </w:rPr>
-              <w:t xml:space="preserve">    RETURN </w:t>
-            </w:r>
-            <w:proofErr w:type="spellStart"/>
-            <w:r>
-              <w:rPr>
-                <w:rFonts w:ascii="Courier New" w:hAnsi="Courier New"/>
-                <w:color w:val="222222"/>
-                <w:sz w:val="13"/>
-                <w:lang w:val="en-GB"/>
-              </w:rPr>
-              <w:t>v_tong</w:t>
-            </w:r>
-            <w:proofErr w:type="spellEnd"/>
-            <w:r>
-              <w:rPr>
-                <w:rFonts w:ascii="Courier New" w:hAnsi="Courier New"/>
-                <w:color w:val="222222"/>
-                <w:sz w:val="13"/>
-                <w:lang w:val="en-GB"/>
-              </w:rPr>
-              <w:t>;</w:t>
-            </w:r>
-          </w:p>
-          <w:p>
-            <w:pPr>
-              <w:spacing w:after="0"/>
-              <w:rPr>
-                <w:rFonts w:ascii="Courier New" w:hAnsi="Courier New"/>
-                <w:color w:val="222222"/>
-                <w:sz w:val="13"/>
-                <w:lang w:val="en-GB"/>
-              </w:rPr>
-            </w:pPr>
-            <w:r>
-              <w:rPr>
-                <w:rFonts w:ascii="Courier New" w:hAnsi="Courier New"/>
-                <w:color w:val="222222"/>
-                <w:sz w:val="13"/>
-                <w:lang w:val="en-GB"/>
-              </w:rPr>
-              <w:t>END;</w:t>
-            </w:r>
-          </w:p>
-          <w:p>
-            <w:pPr>
-              <w:spacing w:after="0"/>
-              <w:rPr>
-                <w:rFonts w:ascii="Courier New" w:hAnsi="Courier New"/>
-                <w:color w:val="222222"/>
-                <w:sz w:val="13"/>
-                <w:lang w:val="en-GB"/>
-              </w:rPr>
-            </w:pPr>
-            <w:r>
-              <w:rPr>
-                <w:rFonts w:ascii="Courier New" w:hAnsi="Courier New"/>
-                <w:color w:val="222222"/>
-                <w:sz w:val="13"/>
-                <w:lang w:val="en-GB"/>
-              </w:rPr>
-              <w:t>$function$;</w:t>
-            </w:r>
-          </w:p>
-          <w:p>
-            <w:pPr>
-              <w:spacing w:after="0"/>
-            </w:pPr>
-          </w:p>
-        </w:tc>
-      </w:tr>
-    </w:tbl>
-    <w:p/>
-    <w:tbl>
-      <w:tblPr>
-        <w:tblStyle w:val="TableGrid"/>
-        <w:tblW w:w="9360" w:type="dxa"/>
-        <w:tblCellMar>
-          <w:top w:w="70" w:type="dxa"/>
-          <w:left w:w="120" w:type="dxa"/>
-          <w:bottom w:w="70" w:type="dxa"/>
-          <w:right w:w="120" w:type="dxa"/>
-        </w:tblCellMar>
-        <w:tblLook w:val="04A0" w:firstRow="1" w:lastRow="0" w:firstColumn="1" w:lastColumn="0" w:noHBand="0" w:noVBand="1"/>
-      </w:tblPr>
-      <w:tblGrid>
-        <w:gridCol w:w="1600"/>
-        <w:gridCol w:w="7760"/>
-      </w:tblGrid>
-      <w:tr>
-        <w:tc>
-          <w:tcPr>
-            <w:tcW w:w="1600" w:type="dxa"/>
-            <w:shd w:val="clear" w:color="auto" w:fill="1F5E9E"/>
-            <w:vAlign w:val="center"/>
-          </w:tcPr>
-          <w:p>
-            <w:r>
-              <w:rPr>
-                <w:b/>
-                <w:color w:val="FFFFFF"/>
-              </w:rPr>
-              <w:t>FUNCTION</w:t>
-            </w:r>
-          </w:p>
-        </w:tc>
-        <w:tc>
-          <w:tcPr>
-            <w:tcW w:w="7760" w:type="dxa"/>
-            <w:shd w:val="clear" w:color="auto" w:fill="1F5E9E"/>
-            <w:vAlign w:val="center"/>
-          </w:tcPr>
-          <w:p>
-            <w:r>
-              <w:rPr>
-                <w:b/>
-                <w:color w:val="FFFFFF"/>
-              </w:rPr>
-              <w:t>fn_doanh_</w:t>
-            </w:r>
-            <w:proofErr w:type="gramStart"/>
-            <w:r>
-              <w:rPr>
-                <w:b/>
-                <w:color w:val="FFFFFF"/>
-              </w:rPr>
-              <w:t>thu(</w:t>
-            </w:r>
-            <w:proofErr w:type="gramEnd"/>
-            <w:r>
-              <w:rPr>
-                <w:b/>
-                <w:color w:val="FFFFFF"/>
-              </w:rPr>
-              <w:t>p_ngay, p_thang, p_nam)  |  STT Notion: 15</w:t>
-            </w:r>
-          </w:p>
-        </w:tc>
-      </w:tr>
-      <w:tr>
-        <w:tblPrEx>
-          <w:tblCellMar>
-            <w:top w:w="80" w:type="dxa"/>
-            <w:bottom w:w="80" w:type="dxa"/>
-          </w:tblCellMar>
-        </w:tblPrEx>
-        <w:tc>
-          <w:tcPr>
-            <w:tcW w:w="1600" w:type="dxa"/>
-            <w:shd w:val="clear" w:color="auto" w:fill="F2F4F7"/>
-            <w:vAlign w:val="center"/>
-          </w:tcPr>
-          <w:p>
-            <w:r>
-              <w:rPr>
-                <w:b/>
-                <w:color w:val="0B2545"/>
-                <w:sz w:val="17"/>
-              </w:rPr>
-              <w:t>STT Notion</w:t>
-            </w:r>
-          </w:p>
-        </w:tc>
-        <w:tc>
-          <w:tcPr>
-            <w:tcW w:w="7760" w:type="dxa"/>
-            <w:vAlign w:val="center"/>
-          </w:tcPr>
-          <w:p>
-            <w:r>
-              <w:rPr>
-                <w:sz w:val="17"/>
-              </w:rPr>
-              <w:t>15</w:t>
-            </w:r>
-          </w:p>
-        </w:tc>
-      </w:tr>
-      <w:tr>
-        <w:tblPrEx>
-          <w:tblCellMar>
-            <w:top w:w="80" w:type="dxa"/>
-            <w:bottom w:w="80" w:type="dxa"/>
-          </w:tblCellMar>
-        </w:tblPrEx>
-        <w:tc>
-          <w:tcPr>
-            <w:tcW w:w="1600" w:type="dxa"/>
-            <w:shd w:val="clear" w:color="auto" w:fill="F2F4F7"/>
-            <w:vAlign w:val="center"/>
-          </w:tcPr>
-          <w:p>
-            <w:r>
-              <w:rPr>
-                <w:b/>
-                <w:color w:val="0B2545"/>
-                <w:sz w:val="17"/>
-              </w:rPr>
-              <w:t>Cú pháp</w:t>
-            </w:r>
-          </w:p>
-        </w:tc>
-        <w:tc>
-          <w:tcPr>
-            <w:tcW w:w="7760" w:type="dxa"/>
-            <w:vAlign w:val="center"/>
-          </w:tcPr>
-          <w:p>
-            <w:r>
-              <w:rPr>
-                <w:sz w:val="17"/>
-              </w:rPr>
-              <w:t>fn_doanh_</w:t>
-            </w:r>
-            <w:proofErr w:type="gramStart"/>
-            <w:r>
-              <w:rPr>
-                <w:sz w:val="17"/>
-              </w:rPr>
-              <w:t>thu(</w:t>
-            </w:r>
-            <w:proofErr w:type="gramEnd"/>
-            <w:r>
-              <w:rPr>
-                <w:sz w:val="17"/>
-              </w:rPr>
-              <w:t>p_ngay, p_thang, p_nam)</w:t>
-            </w:r>
-          </w:p>
-        </w:tc>
-      </w:tr>
-      <w:tr>
-        <w:tblPrEx>
-          <w:tblCellMar>
-            <w:top w:w="80" w:type="dxa"/>
-            <w:bottom w:w="80" w:type="dxa"/>
-          </w:tblCellMar>
-        </w:tblPrEx>
-        <w:tc>
-          <w:tcPr>
-            <w:tcW w:w="1600" w:type="dxa"/>
-            <w:shd w:val="clear" w:color="auto" w:fill="F2F4F7"/>
-            <w:vAlign w:val="center"/>
-          </w:tcPr>
-          <w:p>
-            <w:r>
-              <w:rPr>
-                <w:b/>
-                <w:color w:val="0B2545"/>
-                <w:sz w:val="17"/>
-              </w:rPr>
-              <w:t>Người quản lý</w:t>
-            </w:r>
-          </w:p>
-        </w:tc>
-        <w:tc>
-          <w:tcPr>
-            <w:tcW w:w="7760" w:type="dxa"/>
-            <w:vAlign w:val="center"/>
-          </w:tcPr>
-          <w:p>
-            <w:r>
-              <w:rPr>
-                <w:sz w:val="17"/>
-              </w:rPr>
-              <w:t>Ngọc</w:t>
-            </w:r>
-          </w:p>
-        </w:tc>
-      </w:tr>
-      <w:tr>
-        <w:tblPrEx>
-          <w:tblCellMar>
-            <w:top w:w="80" w:type="dxa"/>
-            <w:bottom w:w="80" w:type="dxa"/>
-          </w:tblCellMar>
-        </w:tblPrEx>
-        <w:tc>
-          <w:tcPr>
-            <w:tcW w:w="1600" w:type="dxa"/>
-            <w:shd w:val="clear" w:color="auto" w:fill="F2F4F7"/>
-            <w:vAlign w:val="center"/>
-          </w:tcPr>
-          <w:p>
-            <w:r>
-              <w:rPr>
-                <w:b/>
-                <w:color w:val="0B2545"/>
-                <w:sz w:val="17"/>
-              </w:rPr>
-              <w:t>Mục đích</w:t>
-            </w:r>
-          </w:p>
-        </w:tc>
-        <w:tc>
-          <w:tcPr>
-            <w:tcW w:w="7760" w:type="dxa"/>
-            <w:vAlign w:val="center"/>
-          </w:tcPr>
-          <w:p>
-            <w:r>
-              <w:rPr>
-                <w:sz w:val="17"/>
-              </w:rPr>
-              <w:t xml:space="preserve">Tổng hợp số order, doanh </w:t>
-            </w:r>
-            <w:proofErr w:type="spellStart"/>
-            <w:r>
-              <w:rPr>
-                <w:sz w:val="17"/>
-              </w:rPr>
-              <w:t>thu</w:t>
-            </w:r>
-            <w:proofErr w:type="spellEnd"/>
-            <w:r>
-              <w:rPr>
-                <w:sz w:val="17"/>
-              </w:rPr>
-              <w:t xml:space="preserve"> </w:t>
-            </w:r>
-            <w:proofErr w:type="spellStart"/>
-            <w:r>
-              <w:rPr>
-                <w:sz w:val="17"/>
-              </w:rPr>
-              <w:t>dịch</w:t>
-            </w:r>
-            <w:proofErr w:type="spellEnd"/>
-            <w:r>
-              <w:rPr>
-                <w:sz w:val="17"/>
-              </w:rPr>
-              <w:t xml:space="preserve"> </w:t>
-            </w:r>
-            <w:proofErr w:type="spellStart"/>
-            <w:r>
-              <w:rPr>
-                <w:sz w:val="17"/>
-              </w:rPr>
-              <w:t>vụ</w:t>
-            </w:r>
-            <w:proofErr w:type="spellEnd"/>
-            <w:r>
-              <w:rPr>
-                <w:sz w:val="17"/>
-              </w:rPr>
-              <w:t xml:space="preserve">, </w:t>
-            </w:r>
-            <w:proofErr w:type="spellStart"/>
-            <w:r>
-              <w:rPr>
-                <w:sz w:val="17"/>
-              </w:rPr>
-              <w:t>doanh</w:t>
-            </w:r>
-            <w:proofErr w:type="spellEnd"/>
-            <w:r>
-              <w:rPr>
-                <w:sz w:val="17"/>
-              </w:rPr>
-              <w:t xml:space="preserve"> </w:t>
-            </w:r>
-            <w:proofErr w:type="spellStart"/>
-            <w:r>
-              <w:rPr>
-                <w:sz w:val="17"/>
-              </w:rPr>
-              <w:t>thu</w:t>
-            </w:r>
-            <w:proofErr w:type="spellEnd"/>
-            <w:r>
-              <w:rPr>
-                <w:sz w:val="17"/>
-              </w:rPr>
-              <w:t xml:space="preserve"> </w:t>
-            </w:r>
-            <w:proofErr w:type="spellStart"/>
-            <w:r>
-              <w:rPr>
-                <w:sz w:val="17"/>
-              </w:rPr>
-              <w:t>vật</w:t>
-            </w:r>
-            <w:proofErr w:type="spellEnd"/>
-            <w:r>
-              <w:rPr>
-                <w:sz w:val="17"/>
-              </w:rPr>
-              <w:t xml:space="preserve"> </w:t>
-            </w:r>
-            <w:proofErr w:type="spellStart"/>
-            <w:r>
-              <w:rPr>
-                <w:sz w:val="17"/>
-              </w:rPr>
-              <w:t>phẩm</w:t>
-            </w:r>
-            <w:proofErr w:type="spellEnd"/>
-            <w:r>
-              <w:rPr>
-                <w:sz w:val="17"/>
-              </w:rPr>
-              <w:t>.</w:t>
-            </w:r>
-          </w:p>
-        </w:tc>
-      </w:tr>
-      <w:tr>
-        <w:tblPrEx>
-          <w:tblCellMar>
-            <w:top w:w="80" w:type="dxa"/>
-            <w:bottom w:w="80" w:type="dxa"/>
-          </w:tblCellMar>
-        </w:tblPrEx>
-        <w:tc>
-          <w:tcPr>
-            <w:tcW w:w="1600" w:type="dxa"/>
-            <w:shd w:val="clear" w:color="auto" w:fill="F2F4F7"/>
-            <w:vAlign w:val="center"/>
-          </w:tcPr>
-          <w:p>
-            <w:r>
-              <w:rPr>
-                <w:b/>
-                <w:color w:val="0B2545"/>
-                <w:sz w:val="17"/>
-              </w:rPr>
-              <w:t>Cần đọc cùng</w:t>
-            </w:r>
-          </w:p>
-        </w:tc>
-        <w:tc>
-          <w:tcPr>
-            <w:tcW w:w="7760" w:type="dxa"/>
-            <w:vAlign w:val="center"/>
-          </w:tcPr>
-          <w:p>
-            <w:proofErr w:type="spellStart"/>
-            <w:r>
-              <w:rPr>
-                <w:sz w:val="17"/>
-              </w:rPr>
-              <w:t>Gọi</w:t>
-            </w:r>
-            <w:proofErr w:type="spellEnd"/>
-            <w:r>
-              <w:rPr>
-                <w:sz w:val="17"/>
-              </w:rPr>
-              <w:t xml:space="preserve"> </w:t>
-            </w:r>
-            <w:proofErr w:type="spellStart"/>
-            <w:r>
-              <w:rPr>
-                <w:sz w:val="17"/>
-              </w:rPr>
-              <w:t>hàm</w:t>
-            </w:r>
-            <w:proofErr w:type="spellEnd"/>
-            <w:r>
-              <w:rPr>
-                <w:sz w:val="17"/>
-              </w:rPr>
-              <w:t xml:space="preserve"> </w:t>
-            </w:r>
-            <w:proofErr w:type="spellStart"/>
-            <w:r>
-              <w:rPr>
-                <w:sz w:val="17"/>
-              </w:rPr>
-              <w:t>tính</w:t>
-            </w:r>
-            <w:proofErr w:type="spellEnd"/>
-            <w:r>
-              <w:rPr>
-                <w:sz w:val="17"/>
-              </w:rPr>
-              <w:t xml:space="preserve"> </w:t>
-            </w:r>
-            <w:proofErr w:type="spellStart"/>
-            <w:r>
-              <w:rPr>
-                <w:sz w:val="17"/>
-              </w:rPr>
-              <w:t>tổng</w:t>
-            </w:r>
-            <w:proofErr w:type="spellEnd"/>
-            <w:r>
-              <w:rPr>
-                <w:sz w:val="17"/>
-              </w:rPr>
-              <w:t xml:space="preserve"> </w:t>
-            </w:r>
-            <w:proofErr w:type="spellStart"/>
-            <w:r>
-              <w:rPr>
-                <w:sz w:val="17"/>
-              </w:rPr>
-              <w:t>doanh</w:t>
-            </w:r>
-            <w:proofErr w:type="spellEnd"/>
-            <w:r>
-              <w:rPr>
-                <w:sz w:val="17"/>
-              </w:rPr>
-              <w:t xml:space="preserve"> </w:t>
-            </w:r>
-            <w:proofErr w:type="spellStart"/>
-            <w:r>
-              <w:rPr>
-                <w:sz w:val="17"/>
-              </w:rPr>
-              <w:t>thu</w:t>
-            </w:r>
-            <w:proofErr w:type="spellEnd"/>
-            <w:r>
-              <w:rPr>
-                <w:sz w:val="17"/>
-              </w:rPr>
-              <w:t xml:space="preserve"> </w:t>
-            </w:r>
-            <w:proofErr w:type="spellStart"/>
-            <w:r>
-              <w:rPr>
-                <w:sz w:val="17"/>
-              </w:rPr>
-              <w:t>vật</w:t>
-            </w:r>
-            <w:proofErr w:type="spellEnd"/>
-            <w:r>
-              <w:rPr>
-                <w:sz w:val="17"/>
-              </w:rPr>
-              <w:t xml:space="preserve"> </w:t>
-            </w:r>
-            <w:proofErr w:type="spellStart"/>
-            <w:r>
-              <w:rPr>
-                <w:sz w:val="17"/>
-              </w:rPr>
-              <w:t>phẩm</w:t>
-            </w:r>
-            <w:proofErr w:type="spellEnd"/>
-            <w:r>
-              <w:rPr>
-                <w:sz w:val="17"/>
-              </w:rPr>
-              <w:t xml:space="preserve"> </w:t>
-            </w:r>
-            <w:proofErr w:type="spellStart"/>
-            <w:r>
-              <w:rPr>
-                <w:sz w:val="17"/>
-              </w:rPr>
-              <w:t>theo</w:t>
-            </w:r>
-            <w:proofErr w:type="spellEnd"/>
-            <w:r>
-              <w:rPr>
-                <w:sz w:val="17"/>
-              </w:rPr>
-              <w:t xml:space="preserve"> </w:t>
-            </w:r>
-            <w:proofErr w:type="spellStart"/>
-            <w:r>
-              <w:rPr>
-                <w:sz w:val="17"/>
-              </w:rPr>
-              <w:t>từng</w:t>
-            </w:r>
-            <w:proofErr w:type="spellEnd"/>
-            <w:r>
-              <w:rPr>
-                <w:sz w:val="17"/>
-              </w:rPr>
-              <w:t xml:space="preserve"> order </w:t>
-            </w:r>
-            <w:proofErr w:type="spellStart"/>
-            <w:r>
-              <w:rPr>
-                <w:sz w:val="17"/>
-              </w:rPr>
-              <w:t>f</w:t>
-            </w:r>
-            <w:r>
-              <w:rPr>
-                <w:sz w:val="17"/>
-              </w:rPr>
-              <w:t>n_tong_tien_</w:t>
-            </w:r>
-            <w:proofErr w:type="gramStart"/>
-            <w:r>
-              <w:rPr>
-                <w:sz w:val="17"/>
-              </w:rPr>
-              <w:t>vp</w:t>
-            </w:r>
-            <w:proofErr w:type="spellEnd"/>
-            <w:r>
-              <w:rPr>
-                <w:sz w:val="17"/>
-              </w:rPr>
-              <w:t>(</w:t>
-            </w:r>
-            <w:proofErr w:type="gramEnd"/>
-            <w:r>
-              <w:rPr>
-                <w:sz w:val="17"/>
-              </w:rPr>
-              <w:t>)</w:t>
+            <w:r>
+              <w:rPr>
+                <w:sz w:val="17"/>
+              </w:rPr>
+              <w:t>Được gọi trong tính doanh thu vật phẩm fn_doanh_thu()</w:t>
             </w:r>
           </w:p>
         </w:tc>
@@ -10137,38 +5513,7 @@
                 <w:sz w:val="13"/>
                 <w:lang w:val="en-GB"/>
               </w:rPr>
-              <w:t xml:space="preserve">CREATE OR REPLACE FUNCTION </w:t>
-            </w:r>
-            <w:proofErr w:type="spellStart"/>
-            <w:proofErr w:type="gramStart"/>
-            <w:r>
-              <w:rPr>
-                <w:rFonts w:ascii="Courier New" w:hAnsi="Courier New"/>
-                <w:color w:val="222222"/>
-                <w:sz w:val="13"/>
-                <w:lang w:val="en-GB"/>
-              </w:rPr>
-              <w:t>public.fn</w:t>
-            </w:r>
-            <w:proofErr w:type="gramEnd"/>
-            <w:r>
-              <w:rPr>
-                <w:rFonts w:ascii="Courier New" w:hAnsi="Courier New"/>
-                <w:color w:val="222222"/>
-                <w:sz w:val="13"/>
-                <w:lang w:val="en-GB"/>
-              </w:rPr>
-              <w:t>_doanh_thu</w:t>
-            </w:r>
-            <w:proofErr w:type="spellEnd"/>
-            <w:r>
-              <w:rPr>
-                <w:rFonts w:ascii="Courier New" w:hAnsi="Courier New"/>
-                <w:color w:val="222222"/>
-                <w:sz w:val="13"/>
-                <w:lang w:val="en-GB"/>
-              </w:rPr>
-              <w:t>(</w:t>
+              <w:t>CREATE OR REPLACE FUNCTION public.fn_tong_tien_vp(p_maorder CHARACTER VARYING)</w:t>
             </w:r>
           </w:p>
           <w:p>
@@ -10188,47 +5533,7 @@
                 <w:sz w:val="13"/>
                 <w:lang w:val="en-GB"/>
               </w:rPr>
-              <w:t>    </w:t>
-            </w:r>
-            <w:proofErr w:type="spellStart"/>
-            <w:r>
-              <w:rPr>
-                <w:rFonts w:ascii="Courier New" w:hAnsi="Courier New"/>
-                <w:color w:val="222222"/>
-                <w:sz w:val="13"/>
-                <w:lang w:val="en-GB"/>
-              </w:rPr>
-              <w:t>p_</w:t>
-            </w:r>
-            <w:proofErr w:type="gramStart"/>
-            <w:r>
-              <w:rPr>
-                <w:rFonts w:ascii="Courier New" w:hAnsi="Courier New"/>
-                <w:color w:val="222222"/>
-                <w:sz w:val="13"/>
-                <w:lang w:val="en-GB"/>
-              </w:rPr>
-              <w:t>ngay</w:t>
-            </w:r>
-            <w:proofErr w:type="spellEnd"/>
-            <w:r>
-              <w:rPr>
-                <w:rFonts w:ascii="Courier New" w:hAnsi="Courier New"/>
-                <w:color w:val="222222"/>
-                <w:sz w:val="13"/>
-                <w:lang w:val="en-GB"/>
-              </w:rPr>
-              <w:t>  DATE</w:t>
-            </w:r>
-            <w:proofErr w:type="gramEnd"/>
-            <w:r>
-              <w:rPr>
-                <w:rFonts w:ascii="Courier New" w:hAnsi="Courier New"/>
-                <w:color w:val="222222"/>
-                <w:sz w:val="13"/>
-                <w:lang w:val="en-GB"/>
-              </w:rPr>
-              <w:t>    DEFAULT NULL,</w:t>
+              <w:t>RETURNS NUMERIC</w:t>
             </w:r>
           </w:p>
           <w:p>
@@ -10248,27 +5553,7 @@
                 <w:sz w:val="13"/>
                 <w:lang w:val="en-GB"/>
               </w:rPr>
-              <w:t>    </w:t>
-            </w:r>
-            <w:proofErr w:type="spellStart"/>
-            <w:r>
-              <w:rPr>
-                <w:rFonts w:ascii="Courier New" w:hAnsi="Courier New"/>
-                <w:color w:val="222222"/>
-                <w:sz w:val="13"/>
-                <w:lang w:val="en-GB"/>
-              </w:rPr>
-              <w:t>p_thang</w:t>
-            </w:r>
-            <w:proofErr w:type="spellEnd"/>
-            <w:r>
-              <w:rPr>
-                <w:rFonts w:ascii="Courier New" w:hAnsi="Courier New"/>
-                <w:color w:val="222222"/>
-                <w:sz w:val="13"/>
-                <w:lang w:val="en-GB"/>
-              </w:rPr>
-              <w:t xml:space="preserve"> INTEGER DEFAULT NULL,</w:t>
+              <w:t>LANGUAGE plpgsql</w:t>
             </w:r>
           </w:p>
           <w:p>
@@ -10288,27 +5573,7 @@
                 <w:sz w:val="13"/>
                 <w:lang w:val="en-GB"/>
               </w:rPr>
-              <w:t>    </w:t>
-            </w:r>
-            <w:proofErr w:type="spellStart"/>
-            <w:r>
-              <w:rPr>
-                <w:rFonts w:ascii="Courier New" w:hAnsi="Courier New"/>
-                <w:color w:val="222222"/>
-                <w:sz w:val="13"/>
-                <w:lang w:val="en-GB"/>
-              </w:rPr>
-              <w:t>p_nam</w:t>
-            </w:r>
-            <w:proofErr w:type="spellEnd"/>
-            <w:r>
-              <w:rPr>
-                <w:rFonts w:ascii="Courier New" w:hAnsi="Courier New"/>
-                <w:color w:val="222222"/>
-                <w:sz w:val="13"/>
-                <w:lang w:val="en-GB"/>
-              </w:rPr>
-              <w:t xml:space="preserve">   INTEGER DEFAULT NULL</w:t>
+              <w:t>AS $function$</w:t>
             </w:r>
           </w:p>
           <w:p>
@@ -10328,7 +5593,7 @@
                 <w:sz w:val="13"/>
                 <w:lang w:val="en-GB"/>
               </w:rPr>
-              <w:t>)</w:t>
+              <w:t>DECLARE</w:t>
             </w:r>
           </w:p>
           <w:p>
@@ -10348,19 +5613,8 @@
                 <w:sz w:val="13"/>
                 <w:lang w:val="en-GB"/>
               </w:rPr>
-              <w:t xml:space="preserve">RETURNS </w:t>
-            </w:r>
-            <w:proofErr w:type="gramStart"/>
-            <w:r>
-              <w:rPr>
-                <w:rFonts w:ascii="Courier New" w:hAnsi="Courier New"/>
-                <w:color w:val="222222"/>
-                <w:sz w:val="13"/>
-                <w:lang w:val="en-GB"/>
-              </w:rPr>
-              <w:t>TABLE(</w:t>
-            </w:r>
-            <w:proofErr w:type="gramEnd"/>
+              <w:t>    v_tong NUMERIC;</w:t>
+            </w:r>
           </w:p>
           <w:p>
             <w:pPr>
@@ -10379,27 +5633,7 @@
                 <w:sz w:val="13"/>
                 <w:lang w:val="en-GB"/>
               </w:rPr>
-              <w:t>    </w:t>
-            </w:r>
-            <w:proofErr w:type="spellStart"/>
-            <w:r>
-              <w:rPr>
-                <w:rFonts w:ascii="Courier New" w:hAnsi="Courier New"/>
-                <w:color w:val="222222"/>
-                <w:sz w:val="13"/>
-                <w:lang w:val="en-GB"/>
-              </w:rPr>
-              <w:t>so_order</w:t>
-            </w:r>
-            <w:proofErr w:type="spellEnd"/>
-            <w:r>
-              <w:rPr>
-                <w:rFonts w:ascii="Courier New" w:hAnsi="Courier New"/>
-                <w:color w:val="222222"/>
-                <w:sz w:val="13"/>
-                <w:lang w:val="en-GB"/>
-              </w:rPr>
-              <w:t xml:space="preserve">   BIGINT,</w:t>
+              <w:t>BEGIN</w:t>
             </w:r>
           </w:p>
           <w:p>
@@ -10419,27 +5653,7 @@
                 <w:sz w:val="13"/>
                 <w:lang w:val="en-GB"/>
               </w:rPr>
-              <w:t>    </w:t>
-            </w:r>
-            <w:proofErr w:type="spellStart"/>
-            <w:r>
-              <w:rPr>
-                <w:rFonts w:ascii="Courier New" w:hAnsi="Courier New"/>
-                <w:color w:val="222222"/>
-                <w:sz w:val="13"/>
-                <w:lang w:val="en-GB"/>
-              </w:rPr>
-              <w:t>tong_tu_dv</w:t>
-            </w:r>
-            <w:proofErr w:type="spellEnd"/>
-            <w:r>
-              <w:rPr>
-                <w:rFonts w:ascii="Courier New" w:hAnsi="Courier New"/>
-                <w:color w:val="222222"/>
-                <w:sz w:val="13"/>
-                <w:lang w:val="en-GB"/>
-              </w:rPr>
-              <w:t xml:space="preserve"> NUMERIC,</w:t>
+              <w:t>    SELECT COALESCE(SUM(vp.giatien::NUMERIC * ct.soluong), 0)</w:t>
             </w:r>
           </w:p>
           <w:p>
@@ -10459,27 +5673,7 @@
                 <w:sz w:val="13"/>
                 <w:lang w:val="en-GB"/>
               </w:rPr>
-              <w:t>    </w:t>
-            </w:r>
-            <w:proofErr w:type="spellStart"/>
-            <w:r>
-              <w:rPr>
-                <w:rFonts w:ascii="Courier New" w:hAnsi="Courier New"/>
-                <w:color w:val="222222"/>
-                <w:sz w:val="13"/>
-                <w:lang w:val="en-GB"/>
-              </w:rPr>
-              <w:t>tong_tu_vp</w:t>
-            </w:r>
-            <w:proofErr w:type="spellEnd"/>
-            <w:r>
-              <w:rPr>
-                <w:rFonts w:ascii="Courier New" w:hAnsi="Courier New"/>
-                <w:color w:val="222222"/>
-                <w:sz w:val="13"/>
-                <w:lang w:val="en-GB"/>
-              </w:rPr>
-              <w:t xml:space="preserve"> NUMERIC</w:t>
+              <w:t>    INTO v_tong</w:t>
             </w:r>
           </w:p>
           <w:p>
@@ -10499,7 +5693,7 @@
                 <w:sz w:val="13"/>
                 <w:lang w:val="en-GB"/>
               </w:rPr>
-              <w:t>)</w:t>
+              <w:t>    FROM chitietorder ct</w:t>
             </w:r>
           </w:p>
           <w:p>
@@ -10519,19 +5713,8 @@
                 <w:sz w:val="13"/>
                 <w:lang w:val="en-GB"/>
               </w:rPr>
-              <w:t xml:space="preserve">LANGUAGE </w:t>
-            </w:r>
-            <w:proofErr w:type="spellStart"/>
-            <w:r>
-              <w:rPr>
-                <w:rFonts w:ascii="Courier New" w:hAnsi="Courier New"/>
-                <w:color w:val="222222"/>
-                <w:sz w:val="13"/>
-                <w:lang w:val="en-GB"/>
-              </w:rPr>
-              <w:t>plpgsql</w:t>
-            </w:r>
-            <w:proofErr w:type="spellEnd"/>
+              <w:t>    JOIN vatpham vp ON ct.mavp = vp.mavp</w:t>
+            </w:r>
           </w:p>
           <w:p>
             <w:pPr>
@@ -10550,7 +5733,7 @@
                 <w:sz w:val="13"/>
                 <w:lang w:val="en-GB"/>
               </w:rPr>
-              <w:t>AS $function$</w:t>
+              <w:t>    WHERE ct.maorder = p_maorder;</w:t>
             </w:r>
           </w:p>
           <w:p>
@@ -10563,15 +5746,6 @@
                 <w:lang w:val="en-GB"/>
               </w:rPr>
             </w:pPr>
-            <w:r>
-              <w:rPr>
-                <w:rFonts w:ascii="Courier New" w:hAnsi="Courier New"/>
-                <w:color w:val="222222"/>
-                <w:sz w:val="13"/>
-                <w:lang w:val="en-GB"/>
-              </w:rPr>
-              <w:t>BEGIN</w:t>
-            </w:r>
           </w:p>
           <w:p>
             <w:pPr>
@@ -10590,119 +5764,8 @@
                 <w:sz w:val="13"/>
                 <w:lang w:val="en-GB"/>
               </w:rPr>
-              <w:t xml:space="preserve">    -- Validate: </w:t>
-            </w:r>
-            <w:proofErr w:type="spellStart"/>
-            <w:r>
-              <w:rPr>
-                <w:rFonts w:ascii="Courier New" w:hAnsi="Courier New"/>
-                <w:color w:val="222222"/>
-                <w:sz w:val="13"/>
-                <w:lang w:val="en-GB"/>
-              </w:rPr>
-              <w:t>bắt</w:t>
-            </w:r>
-            <w:proofErr w:type="spellEnd"/>
-            <w:r>
-              <w:rPr>
-                <w:rFonts w:ascii="Courier New" w:hAnsi="Courier New"/>
-                <w:color w:val="222222"/>
-                <w:sz w:val="13"/>
-                <w:lang w:val="en-GB"/>
-              </w:rPr>
-              <w:t xml:space="preserve"> </w:t>
-            </w:r>
-            <w:proofErr w:type="spellStart"/>
-            <w:r>
-              <w:rPr>
-                <w:rFonts w:ascii="Courier New" w:hAnsi="Courier New"/>
-                <w:color w:val="222222"/>
-                <w:sz w:val="13"/>
-                <w:lang w:val="en-GB"/>
-              </w:rPr>
-              <w:t>buộc</w:t>
-            </w:r>
-            <w:proofErr w:type="spellEnd"/>
-            <w:r>
-              <w:rPr>
-                <w:rFonts w:ascii="Courier New" w:hAnsi="Courier New"/>
-                <w:color w:val="222222"/>
-                <w:sz w:val="13"/>
-                <w:lang w:val="en-GB"/>
-              </w:rPr>
-              <w:t xml:space="preserve"> </w:t>
-            </w:r>
-            <w:proofErr w:type="spellStart"/>
-            <w:r>
-              <w:rPr>
-                <w:rFonts w:ascii="Courier New" w:hAnsi="Courier New"/>
-                <w:color w:val="222222"/>
-                <w:sz w:val="13"/>
-                <w:lang w:val="en-GB"/>
-              </w:rPr>
-              <w:t>có</w:t>
-            </w:r>
-            <w:proofErr w:type="spellEnd"/>
-            <w:r>
-              <w:rPr>
-                <w:rFonts w:ascii="Courier New" w:hAnsi="Courier New"/>
-                <w:color w:val="222222"/>
-                <w:sz w:val="13"/>
-                <w:lang w:val="en-GB"/>
-              </w:rPr>
-              <w:t xml:space="preserve"> </w:t>
-            </w:r>
-            <w:proofErr w:type="spellStart"/>
-            <w:r>
-              <w:rPr>
-                <w:rFonts w:ascii="Courier New" w:hAnsi="Courier New"/>
-                <w:color w:val="222222"/>
-                <w:sz w:val="13"/>
-                <w:lang w:val="en-GB"/>
-              </w:rPr>
-              <w:t>tháng</w:t>
-            </w:r>
-            <w:proofErr w:type="spellEnd"/>
-            <w:r>
-              <w:rPr>
-                <w:rFonts w:ascii="Courier New" w:hAnsi="Courier New"/>
-                <w:color w:val="222222"/>
-                <w:sz w:val="13"/>
-                <w:lang w:val="en-GB"/>
-              </w:rPr>
-              <w:t xml:space="preserve"> </w:t>
-            </w:r>
-            <w:proofErr w:type="spellStart"/>
-            <w:r>
-              <w:rPr>
-                <w:rFonts w:ascii="Courier New" w:hAnsi="Courier New"/>
-                <w:color w:val="222222"/>
-                <w:sz w:val="13"/>
-                <w:lang w:val="en-GB"/>
-              </w:rPr>
-              <w:t>và</w:t>
-            </w:r>
-            <w:proofErr w:type="spellEnd"/>
-            <w:r>
-              <w:rPr>
-                <w:rFonts w:ascii="Courier New" w:hAnsi="Courier New"/>
-                <w:color w:val="222222"/>
-                <w:sz w:val="13"/>
-                <w:lang w:val="en-GB"/>
-              </w:rPr>
-              <w:t xml:space="preserve"> </w:t>
-            </w:r>
-            <w:proofErr w:type="spellStart"/>
-            <w:r>
-              <w:rPr>
-                <w:rFonts w:ascii="Courier New" w:hAnsi="Courier New"/>
-                <w:color w:val="222222"/>
-                <w:sz w:val="13"/>
-                <w:lang w:val="en-GB"/>
-              </w:rPr>
-              <w:t>năm</w:t>
-            </w:r>
-            <w:proofErr w:type="spellEnd"/>
+              <w:t>    RETURN v_tong;</w:t>
+            </w:r>
           </w:p>
           <w:p>
             <w:pPr>
@@ -10721,47 +5784,7 @@
                 <w:sz w:val="13"/>
                 <w:lang w:val="en-GB"/>
               </w:rPr>
-              <w:t xml:space="preserve">    IF </w:t>
-            </w:r>
-            <w:proofErr w:type="spellStart"/>
-            <w:r>
-              <w:rPr>
-                <w:rFonts w:ascii="Courier New" w:hAnsi="Courier New"/>
-                <w:color w:val="222222"/>
-                <w:sz w:val="13"/>
-                <w:lang w:val="en-GB"/>
-              </w:rPr>
-              <w:t>p_thang</w:t>
-            </w:r>
-            <w:proofErr w:type="spellEnd"/>
-            <w:r>
-              <w:rPr>
-                <w:rFonts w:ascii="Courier New" w:hAnsi="Courier New"/>
-                <w:color w:val="222222"/>
-                <w:sz w:val="13"/>
-                <w:lang w:val="en-GB"/>
-              </w:rPr>
-              <w:t xml:space="preserve"> IS NULL OR </w:t>
-            </w:r>
-            <w:proofErr w:type="spellStart"/>
-            <w:r>
-              <w:rPr>
-                <w:rFonts w:ascii="Courier New" w:hAnsi="Courier New"/>
-                <w:color w:val="222222"/>
-                <w:sz w:val="13"/>
-                <w:lang w:val="en-GB"/>
-              </w:rPr>
-              <w:t>p_nam</w:t>
-            </w:r>
-            <w:proofErr w:type="spellEnd"/>
-            <w:r>
-              <w:rPr>
-                <w:rFonts w:ascii="Courier New" w:hAnsi="Courier New"/>
-                <w:color w:val="222222"/>
-                <w:sz w:val="13"/>
-                <w:lang w:val="en-GB"/>
-              </w:rPr>
-              <w:t xml:space="preserve"> IS NULL THEN</w:t>
+              <w:t>END;</w:t>
             </w:r>
           </w:p>
           <w:p>
@@ -10781,112 +5804,319 @@
                 <w:sz w:val="13"/>
                 <w:lang w:val="en-GB"/>
               </w:rPr>
-              <w:t>        RAISE EXCEPTION '</w:t>
-            </w:r>
-            <w:proofErr w:type="spellStart"/>
-            <w:r>
-              <w:rPr>
-                <w:rFonts w:ascii="Courier New" w:hAnsi="Courier New"/>
-                <w:color w:val="222222"/>
-                <w:sz w:val="13"/>
-                <w:lang w:val="en-GB"/>
-              </w:rPr>
-              <w:t>Phai</w:t>
-            </w:r>
-            <w:proofErr w:type="spellEnd"/>
-            <w:r>
-              <w:rPr>
-                <w:rFonts w:ascii="Courier New" w:hAnsi="Courier New"/>
-                <w:color w:val="222222"/>
-                <w:sz w:val="13"/>
-                <w:lang w:val="en-GB"/>
-              </w:rPr>
-              <w:t xml:space="preserve"> </w:t>
-            </w:r>
-            <w:proofErr w:type="spellStart"/>
-            <w:r>
-              <w:rPr>
-                <w:rFonts w:ascii="Courier New" w:hAnsi="Courier New"/>
-                <w:color w:val="222222"/>
-                <w:sz w:val="13"/>
-                <w:lang w:val="en-GB"/>
-              </w:rPr>
-              <w:t>truyen</w:t>
-            </w:r>
-            <w:proofErr w:type="spellEnd"/>
-            <w:r>
-              <w:rPr>
-                <w:rFonts w:ascii="Courier New" w:hAnsi="Courier New"/>
-                <w:color w:val="222222"/>
-                <w:sz w:val="13"/>
-                <w:lang w:val="en-GB"/>
-              </w:rPr>
-              <w:t xml:space="preserve"> </w:t>
-            </w:r>
-            <w:proofErr w:type="spellStart"/>
-            <w:r>
-              <w:rPr>
-                <w:rFonts w:ascii="Courier New" w:hAnsi="Courier New"/>
-                <w:color w:val="222222"/>
-                <w:sz w:val="13"/>
-                <w:lang w:val="en-GB"/>
-              </w:rPr>
-              <w:t>p_thang</w:t>
-            </w:r>
-            <w:proofErr w:type="spellEnd"/>
-            <w:r>
-              <w:rPr>
-                <w:rFonts w:ascii="Courier New" w:hAnsi="Courier New"/>
-                <w:color w:val="222222"/>
-                <w:sz w:val="13"/>
-                <w:lang w:val="en-GB"/>
-              </w:rPr>
-              <w:t xml:space="preserve"> </w:t>
-            </w:r>
-            <w:proofErr w:type="spellStart"/>
-            <w:r>
-              <w:rPr>
-                <w:rFonts w:ascii="Courier New" w:hAnsi="Courier New"/>
-                <w:color w:val="222222"/>
-                <w:sz w:val="13"/>
-                <w:lang w:val="en-GB"/>
-              </w:rPr>
-              <w:t>va</w:t>
-            </w:r>
-            <w:proofErr w:type="spellEnd"/>
-            <w:r>
-              <w:rPr>
-                <w:rFonts w:ascii="Courier New" w:hAnsi="Courier New"/>
-                <w:color w:val="222222"/>
-                <w:sz w:val="13"/>
-                <w:lang w:val="en-GB"/>
-              </w:rPr>
-              <w:t xml:space="preserve"> </w:t>
-            </w:r>
-            <w:proofErr w:type="spellStart"/>
-            <w:r>
-              <w:rPr>
-                <w:rFonts w:ascii="Courier New" w:hAnsi="Courier New"/>
-                <w:color w:val="222222"/>
-                <w:sz w:val="13"/>
-                <w:lang w:val="en-GB"/>
-              </w:rPr>
-              <w:t>p_nam</w:t>
-            </w:r>
-            <w:proofErr w:type="spellEnd"/>
-            <w:r>
-              <w:rPr>
-                <w:rFonts w:ascii="Courier New" w:hAnsi="Courier New"/>
-                <w:color w:val="222222"/>
-                <w:sz w:val="13"/>
-                <w:lang w:val="en-GB"/>
-              </w:rPr>
-              <w:t>.';</w:t>
+              <w:t>$function$;</w:t>
             </w:r>
           </w:p>
           <w:p>
             <w:pPr>
               <w:spacing w:after="0"/>
+            </w:pPr>
+          </w:p>
+        </w:tc>
+      </w:tr>
+    </w:tbl>
+    <w:p/>
+    <w:tbl>
+      <w:tblPr>
+        <w:tblStyle w:val="TableGrid"/>
+        <w:tblW w:w="9360" w:type="dxa"/>
+        <w:tblCellMar>
+          <w:top w:w="70" w:type="dxa"/>
+          <w:left w:w="120" w:type="dxa"/>
+          <w:bottom w:w="70" w:type="dxa"/>
+          <w:right w:w="120" w:type="dxa"/>
+        </w:tblCellMar>
+        <w:tblLook w:val="04A0" w:firstRow="1" w:lastRow="0" w:firstColumn="1" w:lastColumn="0" w:noHBand="0" w:noVBand="1"/>
+      </w:tblPr>
+      <w:tblGrid>
+        <w:gridCol w:w="1600"/>
+        <w:gridCol w:w="7760"/>
+      </w:tblGrid>
+      <w:tr>
+        <w:tc>
+          <w:tcPr>
+            <w:tcW w:w="1600" w:type="dxa"/>
+            <w:shd w:val="clear" w:color="auto" w:fill="1F5E9E"/>
+            <w:vAlign w:val="center"/>
+          </w:tcPr>
+          <w:p>
+            <w:r>
+              <w:rPr>
+                <w:b/>
+                <w:color w:val="FFFFFF"/>
+              </w:rPr>
+              <w:t>FUNCTION</w:t>
+            </w:r>
+          </w:p>
+        </w:tc>
+        <w:tc>
+          <w:tcPr>
+            <w:tcW w:w="7760" w:type="dxa"/>
+            <w:shd w:val="clear" w:color="auto" w:fill="1F5E9E"/>
+            <w:vAlign w:val="center"/>
+          </w:tcPr>
+          <w:p>
+            <w:r>
+              <w:rPr>
+                <w:b/>
+                <w:color w:val="FFFFFF"/>
+              </w:rPr>
+              <w:t>fn_doanh_thu(p_ngay, p_thang, p_nam)  |  STT Notion: 15</w:t>
+            </w:r>
+          </w:p>
+        </w:tc>
+      </w:tr>
+      <w:tr>
+        <w:tblPrEx>
+          <w:tblCellMar>
+            <w:top w:w="80" w:type="dxa"/>
+            <w:bottom w:w="80" w:type="dxa"/>
+          </w:tblCellMar>
+        </w:tblPrEx>
+        <w:tc>
+          <w:tcPr>
+            <w:tcW w:w="1600" w:type="dxa"/>
+            <w:shd w:val="clear" w:color="auto" w:fill="F2F4F7"/>
+            <w:vAlign w:val="center"/>
+          </w:tcPr>
+          <w:p>
+            <w:r>
+              <w:rPr>
+                <w:b/>
+                <w:color w:val="0B2545"/>
+                <w:sz w:val="17"/>
+              </w:rPr>
+              <w:t>STT Notion</w:t>
+            </w:r>
+          </w:p>
+        </w:tc>
+        <w:tc>
+          <w:tcPr>
+            <w:tcW w:w="7760" w:type="dxa"/>
+            <w:vAlign w:val="center"/>
+          </w:tcPr>
+          <w:p>
+            <w:r>
+              <w:rPr>
+                <w:sz w:val="17"/>
+              </w:rPr>
+              <w:t>15</w:t>
+            </w:r>
+          </w:p>
+        </w:tc>
+      </w:tr>
+      <w:tr>
+        <w:tblPrEx>
+          <w:tblCellMar>
+            <w:top w:w="80" w:type="dxa"/>
+            <w:bottom w:w="80" w:type="dxa"/>
+          </w:tblCellMar>
+        </w:tblPrEx>
+        <w:tc>
+          <w:tcPr>
+            <w:tcW w:w="1600" w:type="dxa"/>
+            <w:shd w:val="clear" w:color="auto" w:fill="F2F4F7"/>
+            <w:vAlign w:val="center"/>
+          </w:tcPr>
+          <w:p>
+            <w:r>
+              <w:rPr>
+                <w:b/>
+                <w:color w:val="0B2545"/>
+                <w:sz w:val="17"/>
+              </w:rPr>
+              <w:t>Cú pháp</w:t>
+            </w:r>
+          </w:p>
+        </w:tc>
+        <w:tc>
+          <w:tcPr>
+            <w:tcW w:w="7760" w:type="dxa"/>
+            <w:vAlign w:val="center"/>
+          </w:tcPr>
+          <w:p>
+            <w:r>
+              <w:rPr>
+                <w:sz w:val="17"/>
+              </w:rPr>
+              <w:t>fn_doanh_thu(p_ngay, p_thang, p_nam)</w:t>
+            </w:r>
+          </w:p>
+        </w:tc>
+      </w:tr>
+      <w:tr>
+        <w:tblPrEx>
+          <w:tblCellMar>
+            <w:top w:w="80" w:type="dxa"/>
+            <w:bottom w:w="80" w:type="dxa"/>
+          </w:tblCellMar>
+        </w:tblPrEx>
+        <w:tc>
+          <w:tcPr>
+            <w:tcW w:w="1600" w:type="dxa"/>
+            <w:shd w:val="clear" w:color="auto" w:fill="F2F4F7"/>
+            <w:vAlign w:val="center"/>
+          </w:tcPr>
+          <w:p>
+            <w:r>
+              <w:rPr>
+                <w:b/>
+                <w:color w:val="0B2545"/>
+                <w:sz w:val="17"/>
+              </w:rPr>
+              <w:t>Người quản lý</w:t>
+            </w:r>
+          </w:p>
+        </w:tc>
+        <w:tc>
+          <w:tcPr>
+            <w:tcW w:w="7760" w:type="dxa"/>
+            <w:vAlign w:val="center"/>
+          </w:tcPr>
+          <w:p>
+            <w:r>
+              <w:rPr>
+                <w:sz w:val="17"/>
+              </w:rPr>
+              <w:t>Ngọc</w:t>
+            </w:r>
+          </w:p>
+        </w:tc>
+      </w:tr>
+      <w:tr>
+        <w:tblPrEx>
+          <w:tblCellMar>
+            <w:top w:w="80" w:type="dxa"/>
+            <w:bottom w:w="80" w:type="dxa"/>
+          </w:tblCellMar>
+        </w:tblPrEx>
+        <w:tc>
+          <w:tcPr>
+            <w:tcW w:w="1600" w:type="dxa"/>
+            <w:shd w:val="clear" w:color="auto" w:fill="F2F4F7"/>
+            <w:vAlign w:val="center"/>
+          </w:tcPr>
+          <w:p>
+            <w:r>
+              <w:rPr>
+                <w:b/>
+                <w:color w:val="0B2545"/>
+                <w:sz w:val="17"/>
+              </w:rPr>
+              <w:t>Mục đích</w:t>
+            </w:r>
+          </w:p>
+        </w:tc>
+        <w:tc>
+          <w:tcPr>
+            <w:tcW w:w="7760" w:type="dxa"/>
+            <w:vAlign w:val="center"/>
+          </w:tcPr>
+          <w:p>
+            <w:r>
+              <w:rPr>
+                <w:sz w:val="17"/>
+              </w:rPr>
+              <w:t>Tổng hợp số order, doanh thu dịch vụ, doanh thu vật phẩm.</w:t>
+            </w:r>
+          </w:p>
+        </w:tc>
+      </w:tr>
+      <w:tr>
+        <w:tblPrEx>
+          <w:tblCellMar>
+            <w:top w:w="80" w:type="dxa"/>
+            <w:bottom w:w="80" w:type="dxa"/>
+          </w:tblCellMar>
+        </w:tblPrEx>
+        <w:tc>
+          <w:tcPr>
+            <w:tcW w:w="1600" w:type="dxa"/>
+            <w:shd w:val="clear" w:color="auto" w:fill="F2F4F7"/>
+            <w:vAlign w:val="center"/>
+          </w:tcPr>
+          <w:p>
+            <w:r>
+              <w:rPr>
+                <w:b/>
+                <w:color w:val="0B2545"/>
+                <w:sz w:val="17"/>
+              </w:rPr>
+              <w:t>Cần đọc cùng</w:t>
+            </w:r>
+          </w:p>
+        </w:tc>
+        <w:tc>
+          <w:tcPr>
+            <w:tcW w:w="7760" w:type="dxa"/>
+            <w:vAlign w:val="center"/>
+          </w:tcPr>
+          <w:p>
+            <w:r>
+              <w:rPr>
+                <w:sz w:val="17"/>
+              </w:rPr>
+              <w:t xml:space="preserve">Gọi hàm tính </w:t>
+            </w:r>
+            <w:r>
+              <w:rPr>
+                <w:sz w:val="17"/>
+              </w:rPr>
+              <w:t>tổng doanh thu vật phẩm theo từng order f</w:t>
+            </w:r>
+            <w:r>
+              <w:rPr>
+                <w:sz w:val="17"/>
+              </w:rPr>
+              <w:t>n_tong_tien_vp</w:t>
+            </w:r>
+            <w:r>
+              <w:rPr>
+                <w:sz w:val="17"/>
+              </w:rPr>
+              <w:t>()</w:t>
+            </w:r>
+          </w:p>
+        </w:tc>
+      </w:tr>
+    </w:tbl>
+    <w:p>
+      <w:pPr>
+        <w:spacing w:before="100" w:after="60"/>
+      </w:pPr>
+      <w:r>
+        <w:rPr>
+          <w:b/>
+          <w:color w:val="1F4D78"/>
+          <w:sz w:val="18"/>
+        </w:rPr>
+        <w:t>Code trong database hiện tại</w:t>
+      </w:r>
+    </w:p>
+    <w:tbl>
+      <w:tblPr>
+        <w:tblStyle w:val="TableGrid"/>
+        <w:tblW w:w="9360" w:type="dxa"/>
+        <w:tblCellMar>
+          <w:top w:w="80" w:type="dxa"/>
+          <w:left w:w="100" w:type="dxa"/>
+          <w:bottom w:w="80" w:type="dxa"/>
+          <w:right w:w="100" w:type="dxa"/>
+        </w:tblCellMar>
+        <w:tblLook w:val="04A0" w:firstRow="1" w:lastRow="0" w:firstColumn="1" w:lastColumn="0" w:noHBand="0" w:noVBand="1"/>
+      </w:tblPr>
+      <w:tblGrid>
+        <w:gridCol w:w="9360"/>
+      </w:tblGrid>
+      <w:tr>
+        <w:tc>
+          <w:tcPr>
+            <w:tcW w:w="9360" w:type="dxa"/>
+            <w:shd w:val="clear" w:color="auto" w:fill="F7F9FB"/>
+            <w:vAlign w:val="center"/>
+          </w:tcPr>
+          <w:p>
+            <w:pPr>
               <w:rPr>
                 <w:rFonts w:ascii="Courier New" w:hAnsi="Courier New"/>
                 <w:color w:val="222222"/>
@@ -10901,7 +6131,7 @@
                 <w:sz w:val="13"/>
                 <w:lang w:val="en-GB"/>
               </w:rPr>
-              <w:t>    END IF;</w:t>
+              <w:t>CREATE OR REPLACE FUNCTION public.fn_doanh_thu(</w:t>
             </w:r>
           </w:p>
           <w:p>
@@ -10914,6 +6144,15 @@
                 <w:lang w:val="en-GB"/>
               </w:rPr>
             </w:pPr>
+            <w:r>
+              <w:rPr>
+                <w:rFonts w:ascii="Courier New" w:hAnsi="Courier New"/>
+                <w:color w:val="222222"/>
+                <w:sz w:val="13"/>
+                <w:lang w:val="en-GB"/>
+              </w:rPr>
+              <w:t>    p_ngay  DATE    DEFAULT NULL,</w:t>
+            </w:r>
           </w:p>
           <w:p>
             <w:pPr>
@@ -10932,7 +6171,7 @@
                 <w:sz w:val="13"/>
                 <w:lang w:val="en-GB"/>
               </w:rPr>
-              <w:t>    RETURN QUERY</w:t>
+              <w:t>    p_thang INTEGER DEFAULT NULL,</w:t>
             </w:r>
           </w:p>
           <w:p>
@@ -10952,7 +6191,7 @@
                 <w:sz w:val="13"/>
                 <w:lang w:val="en-GB"/>
               </w:rPr>
-              <w:t>    SELECT</w:t>
+              <w:t>    p_nam   INTEGER DEFAULT NULL</w:t>
             </w:r>
           </w:p>
           <w:p>
@@ -10972,47 +6211,7 @@
                 <w:sz w:val="13"/>
                 <w:lang w:val="en-GB"/>
               </w:rPr>
-              <w:t>        </w:t>
-            </w:r>
-            <w:proofErr w:type="gramStart"/>
-            <w:r>
-              <w:rPr>
-                <w:rFonts w:ascii="Courier New" w:hAnsi="Courier New"/>
-                <w:color w:val="222222"/>
-                <w:sz w:val="13"/>
-                <w:lang w:val="en-GB"/>
-              </w:rPr>
-              <w:t>COUNT(</w:t>
-            </w:r>
-            <w:proofErr w:type="gramEnd"/>
-            <w:r>
-              <w:rPr>
-                <w:rFonts w:ascii="Courier New" w:hAnsi="Courier New"/>
-                <w:color w:val="222222"/>
-                <w:sz w:val="13"/>
-                <w:lang w:val="en-GB"/>
-              </w:rPr>
-              <w:t xml:space="preserve">DISTINCT </w:t>
-            </w:r>
-            <w:proofErr w:type="spellStart"/>
-            <w:r>
-              <w:rPr>
-                <w:rFonts w:ascii="Courier New" w:hAnsi="Courier New"/>
-                <w:color w:val="222222"/>
-                <w:sz w:val="13"/>
-                <w:lang w:val="en-GB"/>
-              </w:rPr>
-              <w:t>o.maorder</w:t>
-            </w:r>
-            <w:proofErr w:type="spellEnd"/>
-            <w:r>
-              <w:rPr>
-                <w:rFonts w:ascii="Courier New" w:hAnsi="Courier New"/>
-                <w:color w:val="222222"/>
-                <w:sz w:val="13"/>
-                <w:lang w:val="en-GB"/>
-              </w:rPr>
-              <w:t>)::BIGINT,</w:t>
+              <w:t>)</w:t>
             </w:r>
           </w:p>
           <w:p>
@@ -11032,38 +6231,7 @@
                 <w:sz w:val="13"/>
                 <w:lang w:val="en-GB"/>
               </w:rPr>
-              <w:t>        </w:t>
-            </w:r>
-            <w:proofErr w:type="gramStart"/>
-            <w:r>
-              <w:rPr>
-                <w:rFonts w:ascii="Courier New" w:hAnsi="Courier New"/>
-                <w:color w:val="222222"/>
-                <w:sz w:val="13"/>
-                <w:lang w:val="en-GB"/>
-              </w:rPr>
-              <w:t>SUM(</w:t>
-            </w:r>
-            <w:proofErr w:type="spellStart"/>
-            <w:proofErr w:type="gramEnd"/>
-            <w:r>
-              <w:rPr>
-                <w:rFonts w:ascii="Courier New" w:hAnsi="Courier New"/>
-                <w:color w:val="222222"/>
-                <w:sz w:val="13"/>
-                <w:lang w:val="en-GB"/>
-              </w:rPr>
-              <w:t>dv.giagoi</w:t>
-            </w:r>
-            <w:proofErr w:type="spellEnd"/>
-            <w:r>
-              <w:rPr>
-                <w:rFonts w:ascii="Courier New" w:hAnsi="Courier New"/>
-                <w:color w:val="222222"/>
-                <w:sz w:val="13"/>
-                <w:lang w:val="en-GB"/>
-              </w:rPr>
-              <w:t>::NUMERIC),</w:t>
+              <w:t>RETURNS TABLE(</w:t>
             </w:r>
           </w:p>
           <w:p>
@@ -11083,58 +6251,7 @@
                 <w:sz w:val="13"/>
                 <w:lang w:val="en-GB"/>
               </w:rPr>
-              <w:t>        </w:t>
-            </w:r>
-            <w:proofErr w:type="gramStart"/>
-            <w:r>
-              <w:rPr>
-                <w:rFonts w:ascii="Courier New" w:hAnsi="Courier New"/>
-                <w:color w:val="222222"/>
-                <w:sz w:val="13"/>
-                <w:lang w:val="en-GB"/>
-              </w:rPr>
-              <w:t>SUM(</w:t>
-            </w:r>
-            <w:proofErr w:type="spellStart"/>
-            <w:proofErr w:type="gramEnd"/>
-            <w:r>
-              <w:rPr>
-                <w:rFonts w:ascii="Courier New" w:hAnsi="Courier New"/>
-                <w:color w:val="222222"/>
-                <w:sz w:val="13"/>
-                <w:lang w:val="en-GB"/>
-              </w:rPr>
-              <w:t>fn_tong_tien_vp</w:t>
-            </w:r>
-            <w:proofErr w:type="spellEnd"/>
-            <w:r>
-              <w:rPr>
-                <w:rFonts w:ascii="Courier New" w:hAnsi="Courier New"/>
-                <w:color w:val="222222"/>
-                <w:sz w:val="13"/>
-                <w:lang w:val="en-GB"/>
-              </w:rPr>
-              <w:t>(</w:t>
-            </w:r>
-            <w:proofErr w:type="spellStart"/>
-            <w:r>
-              <w:rPr>
-                <w:rFonts w:ascii="Courier New" w:hAnsi="Courier New"/>
-                <w:color w:val="222222"/>
-                <w:sz w:val="13"/>
-                <w:lang w:val="en-GB"/>
-              </w:rPr>
-              <w:t>o.maorder</w:t>
-            </w:r>
-            <w:proofErr w:type="spellEnd"/>
-            <w:r>
-              <w:rPr>
-                <w:rFonts w:ascii="Courier New" w:hAnsi="Courier New"/>
-                <w:color w:val="222222"/>
-                <w:sz w:val="13"/>
-                <w:lang w:val="en-GB"/>
-              </w:rPr>
-              <w:t>))</w:t>
+              <w:t>    so_order   BIGINT,</w:t>
             </w:r>
           </w:p>
           <w:p>
@@ -11154,7 +6271,7 @@
                 <w:sz w:val="13"/>
                 <w:lang w:val="en-GB"/>
               </w:rPr>
-              <w:t>    FROM orders o</w:t>
+              <w:t>    tong_tu_dv NUMERIC,</w:t>
             </w:r>
           </w:p>
           <w:p>
@@ -11174,61 +6291,8 @@
                 <w:sz w:val="13"/>
                 <w:lang w:val="en-GB"/>
               </w:rPr>
-              <w:t xml:space="preserve">    JOIN </w:t>
-            </w:r>
-            <w:proofErr w:type="spellStart"/>
-            <w:r>
-              <w:rPr>
-                <w:rFonts w:ascii="Courier New" w:hAnsi="Courier New"/>
-                <w:color w:val="222222"/>
-                <w:sz w:val="13"/>
-                <w:lang w:val="en-GB"/>
-              </w:rPr>
-              <w:t>dichvu</w:t>
-            </w:r>
-            <w:proofErr w:type="spellEnd"/>
-            <w:r>
-              <w:rPr>
-                <w:rFonts w:ascii="Courier New" w:hAnsi="Courier New"/>
-                <w:color w:val="222222"/>
-                <w:sz w:val="13"/>
-                <w:lang w:val="en-GB"/>
-              </w:rPr>
-              <w:t xml:space="preserve"> dv ON </w:t>
-            </w:r>
-            <w:proofErr w:type="spellStart"/>
-            <w:proofErr w:type="gramStart"/>
-            <w:r>
-              <w:rPr>
-                <w:rFonts w:ascii="Courier New" w:hAnsi="Courier New"/>
-                <w:color w:val="222222"/>
-                <w:sz w:val="13"/>
-                <w:lang w:val="en-GB"/>
-              </w:rPr>
-              <w:t>o.madv</w:t>
-            </w:r>
-            <w:proofErr w:type="spellEnd"/>
-            <w:proofErr w:type="gramEnd"/>
-            <w:r>
-              <w:rPr>
-                <w:rFonts w:ascii="Courier New" w:hAnsi="Courier New"/>
-                <w:color w:val="222222"/>
-                <w:sz w:val="13"/>
-                <w:lang w:val="en-GB"/>
-              </w:rPr>
-              <w:t xml:space="preserve"> = </w:t>
-            </w:r>
-            <w:proofErr w:type="spellStart"/>
-            <w:r>
-              <w:rPr>
-                <w:rFonts w:ascii="Courier New" w:hAnsi="Courier New"/>
-                <w:color w:val="222222"/>
-                <w:sz w:val="13"/>
-                <w:lang w:val="en-GB"/>
-              </w:rPr>
-              <w:t>dv.madv</w:t>
-            </w:r>
-            <w:proofErr w:type="spellEnd"/>
+              <w:t>    tong_tu_vp NUMERIC</w:t>
+            </w:r>
           </w:p>
           <w:p>
             <w:pPr>
@@ -11247,69 +6311,7 @@
                 <w:sz w:val="13"/>
                 <w:lang w:val="en-GB"/>
               </w:rPr>
-              <w:t xml:space="preserve">    WHERE </w:t>
-            </w:r>
-            <w:proofErr w:type="spellStart"/>
-            <w:proofErr w:type="gramStart"/>
-            <w:r>
-              <w:rPr>
-                <w:rFonts w:ascii="Courier New" w:hAnsi="Courier New"/>
-                <w:color w:val="222222"/>
-                <w:sz w:val="13"/>
-                <w:lang w:val="en-GB"/>
-              </w:rPr>
-              <w:t>o.status</w:t>
-            </w:r>
-            <w:proofErr w:type="spellEnd"/>
-            <w:proofErr w:type="gramEnd"/>
-            <w:r>
-              <w:rPr>
-                <w:rFonts w:ascii="Courier New" w:hAnsi="Courier New"/>
-                <w:color w:val="222222"/>
-                <w:sz w:val="13"/>
-                <w:lang w:val="en-GB"/>
-              </w:rPr>
-              <w:t xml:space="preserve"> = '</w:t>
-            </w:r>
-            <w:proofErr w:type="spellStart"/>
-            <w:r>
-              <w:rPr>
-                <w:rFonts w:ascii="Courier New" w:hAnsi="Courier New"/>
-                <w:color w:val="222222"/>
-                <w:sz w:val="13"/>
-                <w:lang w:val="en-GB"/>
-              </w:rPr>
-              <w:t>Hoan</w:t>
-            </w:r>
-            <w:proofErr w:type="spellEnd"/>
-            <w:r>
-              <w:rPr>
-                <w:rFonts w:ascii="Courier New" w:hAnsi="Courier New"/>
-                <w:color w:val="222222"/>
-                <w:sz w:val="13"/>
-                <w:lang w:val="en-GB"/>
-              </w:rPr>
-              <w:t xml:space="preserve"> </w:t>
-            </w:r>
-            <w:proofErr w:type="spellStart"/>
-            <w:r>
-              <w:rPr>
-                <w:rFonts w:ascii="Courier New" w:hAnsi="Courier New"/>
-                <w:color w:val="222222"/>
-                <w:sz w:val="13"/>
-                <w:lang w:val="en-GB"/>
-              </w:rPr>
-              <w:t>thanh</w:t>
-            </w:r>
-            <w:proofErr w:type="spellEnd"/>
-            <w:r>
-              <w:rPr>
-                <w:rFonts w:ascii="Courier New" w:hAnsi="Courier New"/>
-                <w:color w:val="222222"/>
-                <w:sz w:val="13"/>
-                <w:lang w:val="en-GB"/>
-              </w:rPr>
-              <w:t>'</w:t>
+              <w:t>)</w:t>
             </w:r>
           </w:p>
           <w:p>
@@ -11329,59 +6331,8 @@
                 <w:sz w:val="13"/>
                 <w:lang w:val="en-GB"/>
               </w:rPr>
-              <w:t xml:space="preserve">      AND </w:t>
-            </w:r>
-            <w:proofErr w:type="gramStart"/>
-            <w:r>
-              <w:rPr>
-                <w:rFonts w:ascii="Courier New" w:hAnsi="Courier New"/>
-                <w:color w:val="222222"/>
-                <w:sz w:val="13"/>
-                <w:lang w:val="en-GB"/>
-              </w:rPr>
-              <w:t>EXTRACT(</w:t>
-            </w:r>
-            <w:proofErr w:type="gramEnd"/>
-            <w:r>
-              <w:rPr>
-                <w:rFonts w:ascii="Courier New" w:hAnsi="Courier New"/>
-                <w:color w:val="222222"/>
-                <w:sz w:val="13"/>
-                <w:lang w:val="en-GB"/>
-              </w:rPr>
-              <w:t xml:space="preserve">MONTH FROM </w:t>
-            </w:r>
-            <w:proofErr w:type="spellStart"/>
-            <w:r>
-              <w:rPr>
-                <w:rFonts w:ascii="Courier New" w:hAnsi="Courier New"/>
-                <w:color w:val="222222"/>
-                <w:sz w:val="13"/>
-                <w:lang w:val="en-GB"/>
-              </w:rPr>
-              <w:t>o.thoigiantt</w:t>
-            </w:r>
-            <w:proofErr w:type="spellEnd"/>
-            <w:r>
-              <w:rPr>
-                <w:rFonts w:ascii="Courier New" w:hAnsi="Courier New"/>
-                <w:color w:val="222222"/>
-                <w:sz w:val="13"/>
-                <w:lang w:val="en-GB"/>
-              </w:rPr>
-              <w:t xml:space="preserve">) = </w:t>
-            </w:r>
-            <w:proofErr w:type="spellStart"/>
-            <w:r>
-              <w:rPr>
-                <w:rFonts w:ascii="Courier New" w:hAnsi="Courier New"/>
-                <w:color w:val="222222"/>
-                <w:sz w:val="13"/>
-                <w:lang w:val="en-GB"/>
-              </w:rPr>
-              <w:t>p_thang</w:t>
-            </w:r>
-            <w:proofErr w:type="spellEnd"/>
+              <w:t>LANGUAGE plpgsql</w:t>
+            </w:r>
           </w:p>
           <w:p>
             <w:pPr>
@@ -11400,59 +6351,8 @@
                 <w:sz w:val="13"/>
                 <w:lang w:val="en-GB"/>
               </w:rPr>
-              <w:t xml:space="preserve">      AND </w:t>
-            </w:r>
-            <w:proofErr w:type="gramStart"/>
-            <w:r>
-              <w:rPr>
-                <w:rFonts w:ascii="Courier New" w:hAnsi="Courier New"/>
-                <w:color w:val="222222"/>
-                <w:sz w:val="13"/>
-                <w:lang w:val="en-GB"/>
-              </w:rPr>
-              <w:t>EXTRACT(</w:t>
-            </w:r>
-            <w:proofErr w:type="gramEnd"/>
-            <w:r>
-              <w:rPr>
-                <w:rFonts w:ascii="Courier New" w:hAnsi="Courier New"/>
-                <w:color w:val="222222"/>
-                <w:sz w:val="13"/>
-                <w:lang w:val="en-GB"/>
-              </w:rPr>
-              <w:t xml:space="preserve">YEAR  FROM </w:t>
-            </w:r>
-            <w:proofErr w:type="spellStart"/>
-            <w:r>
-              <w:rPr>
-                <w:rFonts w:ascii="Courier New" w:hAnsi="Courier New"/>
-                <w:color w:val="222222"/>
-                <w:sz w:val="13"/>
-                <w:lang w:val="en-GB"/>
-              </w:rPr>
-              <w:t>o.thoigiantt</w:t>
-            </w:r>
-            <w:proofErr w:type="spellEnd"/>
-            <w:r>
-              <w:rPr>
-                <w:rFonts w:ascii="Courier New" w:hAnsi="Courier New"/>
-                <w:color w:val="222222"/>
-                <w:sz w:val="13"/>
-                <w:lang w:val="en-GB"/>
-              </w:rPr>
-              <w:t xml:space="preserve">) = </w:t>
-            </w:r>
-            <w:proofErr w:type="spellStart"/>
-            <w:r>
-              <w:rPr>
-                <w:rFonts w:ascii="Courier New" w:hAnsi="Courier New"/>
-                <w:color w:val="222222"/>
-                <w:sz w:val="13"/>
-                <w:lang w:val="en-GB"/>
-              </w:rPr>
-              <w:t>p_nam</w:t>
-            </w:r>
-            <w:proofErr w:type="spellEnd"/>
+              <w:t>AS $function$</w:t>
+            </w:r>
           </w:p>
           <w:p>
             <w:pPr>
@@ -11471,19 +6371,19 @@
                 <w:sz w:val="13"/>
                 <w:lang w:val="en-GB"/>
               </w:rPr>
-              <w:t>      AND (</w:t>
-            </w:r>
-            <w:proofErr w:type="spellStart"/>
-            <w:r>
+              <w:t>BEGIN</w:t>
+            </w:r>
+          </w:p>
+          <w:p>
+            <w:pPr>
+              <w:spacing w:after="0"/>
               <w:rPr>
                 <w:rFonts w:ascii="Courier New" w:hAnsi="Courier New"/>
                 <w:color w:val="222222"/>
                 <w:sz w:val="13"/>
                 <w:lang w:val="en-GB"/>
               </w:rPr>
-              <w:t>p_ngay</w:t>
-            </w:r>
-            <w:proofErr w:type="spellEnd"/>
+            </w:pPr>
             <w:r>
               <w:rPr>
                 <w:rFonts w:ascii="Courier New" w:hAnsi="Courier New"/>
@@ -11491,21 +6391,19 @@
                 <w:sz w:val="13"/>
                 <w:lang w:val="en-GB"/>
               </w:rPr>
-              <w:t xml:space="preserve"> IS NULL OR DATE(</w:t>
-            </w:r>
-            <w:proofErr w:type="spellStart"/>
-            <w:proofErr w:type="gramStart"/>
-            <w:r>
+              <w:t>    -- Validate: bắt buộc có tháng và năm</w:t>
+            </w:r>
+          </w:p>
+          <w:p>
+            <w:pPr>
+              <w:spacing w:after="0"/>
               <w:rPr>
                 <w:rFonts w:ascii="Courier New" w:hAnsi="Courier New"/>
                 <w:color w:val="222222"/>
                 <w:sz w:val="13"/>
                 <w:lang w:val="en-GB"/>
               </w:rPr>
-              <w:t>o.thoigiantt</w:t>
-            </w:r>
-            <w:proofErr w:type="spellEnd"/>
-            <w:proofErr w:type="gramEnd"/>
+            </w:pPr>
             <w:r>
               <w:rPr>
                 <w:rFonts w:ascii="Courier New" w:hAnsi="Courier New"/>
@@ -11513,19 +6411,19 @@
                 <w:sz w:val="13"/>
                 <w:lang w:val="en-GB"/>
               </w:rPr>
-              <w:t xml:space="preserve">) = </w:t>
-            </w:r>
-            <w:proofErr w:type="spellStart"/>
-            <w:r>
+              <w:t>    IF p_thang IS NULL OR p_nam IS NULL THEN</w:t>
+            </w:r>
+          </w:p>
+          <w:p>
+            <w:pPr>
+              <w:spacing w:after="0"/>
               <w:rPr>
                 <w:rFonts w:ascii="Courier New" w:hAnsi="Courier New"/>
                 <w:color w:val="222222"/>
                 <w:sz w:val="13"/>
                 <w:lang w:val="en-GB"/>
               </w:rPr>
-              <w:t>p_ngay</w:t>
-            </w:r>
-            <w:proofErr w:type="spellEnd"/>
+            </w:pPr>
             <w:r>
               <w:rPr>
                 <w:rFonts w:ascii="Courier New" w:hAnsi="Courier New"/>
@@ -11533,7 +6431,258 @@
                 <w:sz w:val="13"/>
                 <w:lang w:val="en-GB"/>
               </w:rPr>
-              <w:t>);</w:t>
+              <w:t>        RAISE EXCEPTION 'Phai truyen p_thang va p_nam.';</w:t>
+            </w:r>
+          </w:p>
+          <w:p>
+            <w:pPr>
+              <w:spacing w:after="0"/>
+              <w:rPr>
+                <w:rFonts w:ascii="Courier New" w:hAnsi="Courier New"/>
+                <w:color w:val="222222"/>
+                <w:sz w:val="13"/>
+                <w:lang w:val="en-GB"/>
+              </w:rPr>
+            </w:pPr>
+            <w:r>
+              <w:rPr>
+                <w:rFonts w:ascii="Courier New" w:hAnsi="Courier New"/>
+                <w:color w:val="222222"/>
+                <w:sz w:val="13"/>
+                <w:lang w:val="en-GB"/>
+              </w:rPr>
+              <w:t>    END IF;</w:t>
+            </w:r>
+          </w:p>
+          <w:p>
+            <w:pPr>
+              <w:spacing w:after="0"/>
+              <w:rPr>
+                <w:rFonts w:ascii="Courier New" w:hAnsi="Courier New"/>
+                <w:color w:val="222222"/>
+                <w:sz w:val="13"/>
+                <w:lang w:val="en-GB"/>
+              </w:rPr>
+            </w:pPr>
+          </w:p>
+          <w:p>
+            <w:pPr>
+              <w:spacing w:after="0"/>
+              <w:rPr>
+                <w:rFonts w:ascii="Courier New" w:hAnsi="Courier New"/>
+                <w:color w:val="222222"/>
+                <w:sz w:val="13"/>
+                <w:lang w:val="en-GB"/>
+              </w:rPr>
+            </w:pPr>
+            <w:r>
+              <w:rPr>
+                <w:rFonts w:ascii="Courier New" w:hAnsi="Courier New"/>
+                <w:color w:val="222222"/>
+                <w:sz w:val="13"/>
+                <w:lang w:val="en-GB"/>
+              </w:rPr>
+              <w:t>    RETURN QUERY</w:t>
+            </w:r>
+          </w:p>
+          <w:p>
+            <w:pPr>
+              <w:spacing w:after="0"/>
+              <w:rPr>
+                <w:rFonts w:ascii="Courier New" w:hAnsi="Courier New"/>
+                <w:color w:val="222222"/>
+                <w:sz w:val="13"/>
+                <w:lang w:val="en-GB"/>
+              </w:rPr>
+            </w:pPr>
+            <w:r>
+              <w:rPr>
+                <w:rFonts w:ascii="Courier New" w:hAnsi="Courier New"/>
+                <w:color w:val="222222"/>
+                <w:sz w:val="13"/>
+                <w:lang w:val="en-GB"/>
+              </w:rPr>
+              <w:t>    SELECT</w:t>
+            </w:r>
+          </w:p>
+          <w:p>
+            <w:pPr>
+              <w:spacing w:after="0"/>
+              <w:rPr>
+                <w:rFonts w:ascii="Courier New" w:hAnsi="Courier New"/>
+                <w:color w:val="222222"/>
+                <w:sz w:val="13"/>
+                <w:lang w:val="en-GB"/>
+              </w:rPr>
+            </w:pPr>
+            <w:r>
+              <w:rPr>
+                <w:rFonts w:ascii="Courier New" w:hAnsi="Courier New"/>
+                <w:color w:val="222222"/>
+                <w:sz w:val="13"/>
+                <w:lang w:val="en-GB"/>
+              </w:rPr>
+              <w:t>        COUNT(DISTINCT o.maorder)::BIGINT,</w:t>
+            </w:r>
+          </w:p>
+          <w:p>
+            <w:pPr>
+              <w:spacing w:after="0"/>
+              <w:rPr>
+                <w:rFonts w:ascii="Courier New" w:hAnsi="Courier New"/>
+                <w:color w:val="222222"/>
+                <w:sz w:val="13"/>
+                <w:lang w:val="en-GB"/>
+              </w:rPr>
+            </w:pPr>
+            <w:r>
+              <w:rPr>
+                <w:rFonts w:ascii="Courier New" w:hAnsi="Courier New"/>
+                <w:color w:val="222222"/>
+                <w:sz w:val="13"/>
+                <w:lang w:val="en-GB"/>
+              </w:rPr>
+              <w:t>        SUM(dv.giagoi::NUMERIC),</w:t>
+            </w:r>
+          </w:p>
+          <w:p>
+            <w:pPr>
+              <w:spacing w:after="0"/>
+              <w:rPr>
+                <w:rFonts w:ascii="Courier New" w:hAnsi="Courier New"/>
+                <w:color w:val="222222"/>
+                <w:sz w:val="13"/>
+                <w:lang w:val="en-GB"/>
+              </w:rPr>
+            </w:pPr>
+            <w:r>
+              <w:rPr>
+                <w:rFonts w:ascii="Courier New" w:hAnsi="Courier New"/>
+                <w:color w:val="222222"/>
+                <w:sz w:val="13"/>
+                <w:lang w:val="en-GB"/>
+              </w:rPr>
+              <w:t>        SUM(fn_tong_tien_vp(o.maorder))</w:t>
+            </w:r>
+          </w:p>
+          <w:p>
+            <w:pPr>
+              <w:spacing w:after="0"/>
+              <w:rPr>
+                <w:rFonts w:ascii="Courier New" w:hAnsi="Courier New"/>
+                <w:color w:val="222222"/>
+                <w:sz w:val="13"/>
+                <w:lang w:val="en-GB"/>
+              </w:rPr>
+            </w:pPr>
+            <w:r>
+              <w:rPr>
+                <w:rFonts w:ascii="Courier New" w:hAnsi="Courier New"/>
+                <w:color w:val="222222"/>
+                <w:sz w:val="13"/>
+                <w:lang w:val="en-GB"/>
+              </w:rPr>
+              <w:t>    FROM orders o</w:t>
+            </w:r>
+          </w:p>
+          <w:p>
+            <w:pPr>
+              <w:spacing w:after="0"/>
+              <w:rPr>
+                <w:rFonts w:ascii="Courier New" w:hAnsi="Courier New"/>
+                <w:color w:val="222222"/>
+                <w:sz w:val="13"/>
+                <w:lang w:val="en-GB"/>
+              </w:rPr>
+            </w:pPr>
+            <w:r>
+              <w:rPr>
+                <w:rFonts w:ascii="Courier New" w:hAnsi="Courier New"/>
+                <w:color w:val="222222"/>
+                <w:sz w:val="13"/>
+                <w:lang w:val="en-GB"/>
+              </w:rPr>
+              <w:t>    JOIN dichvu dv ON o.madv = dv.madv</w:t>
+            </w:r>
+          </w:p>
+          <w:p>
+            <w:pPr>
+              <w:spacing w:after="0"/>
+              <w:rPr>
+                <w:rFonts w:ascii="Courier New" w:hAnsi="Courier New"/>
+                <w:color w:val="222222"/>
+                <w:sz w:val="13"/>
+                <w:lang w:val="en-GB"/>
+              </w:rPr>
+            </w:pPr>
+            <w:r>
+              <w:rPr>
+                <w:rFonts w:ascii="Courier New" w:hAnsi="Courier New"/>
+                <w:color w:val="222222"/>
+                <w:sz w:val="13"/>
+                <w:lang w:val="en-GB"/>
+              </w:rPr>
+              <w:t>    WHERE o.status = 'Hoan thanh'</w:t>
+            </w:r>
+          </w:p>
+          <w:p>
+            <w:pPr>
+              <w:spacing w:after="0"/>
+              <w:rPr>
+                <w:rFonts w:ascii="Courier New" w:hAnsi="Courier New"/>
+                <w:color w:val="222222"/>
+                <w:sz w:val="13"/>
+                <w:lang w:val="en-GB"/>
+              </w:rPr>
+            </w:pPr>
+            <w:r>
+              <w:rPr>
+                <w:rFonts w:ascii="Courier New" w:hAnsi="Courier New"/>
+                <w:color w:val="222222"/>
+                <w:sz w:val="13"/>
+                <w:lang w:val="en-GB"/>
+              </w:rPr>
+              <w:t>      AND EXTRACT(MONTH FROM o.thoigiantt) = p_thang</w:t>
+            </w:r>
+          </w:p>
+          <w:p>
+            <w:pPr>
+              <w:spacing w:after="0"/>
+              <w:rPr>
+                <w:rFonts w:ascii="Courier New" w:hAnsi="Courier New"/>
+                <w:color w:val="222222"/>
+                <w:sz w:val="13"/>
+                <w:lang w:val="en-GB"/>
+              </w:rPr>
+            </w:pPr>
+            <w:r>
+              <w:rPr>
+                <w:rFonts w:ascii="Courier New" w:hAnsi="Courier New"/>
+                <w:color w:val="222222"/>
+                <w:sz w:val="13"/>
+                <w:lang w:val="en-GB"/>
+              </w:rPr>
+              <w:t>      AND EXTRACT(YEAR  FROM o.thoigiantt) = p_nam</w:t>
+            </w:r>
+          </w:p>
+          <w:p>
+            <w:pPr>
+              <w:spacing w:after="0"/>
+              <w:rPr>
+                <w:rFonts w:ascii="Courier New" w:hAnsi="Courier New"/>
+                <w:color w:val="222222"/>
+                <w:sz w:val="13"/>
+                <w:lang w:val="en-GB"/>
+              </w:rPr>
+            </w:pPr>
+            <w:r>
+              <w:rPr>
+                <w:rFonts w:ascii="Courier New" w:hAnsi="Courier New"/>
+                <w:color w:val="222222"/>
+                <w:sz w:val="13"/>
+                <w:lang w:val="en-GB"/>
+              </w:rPr>
+              <w:t>      AND (p_ngay IS NULL OR DATE(o.thoigiantt) = p_ngay);</w:t>
             </w:r>
           </w:p>
           <w:p>
@@ -11595,13 +6744,8 @@
       <w:pPr>
         <w:pStyle w:val="Heading1"/>
       </w:pPr>
-      <w:proofErr w:type="spellStart"/>
       <w:r>
-        <w:t>Phần</w:t>
-      </w:r>
-      <w:proofErr w:type="spellEnd"/>
-      <w:r>
-        <w:t>: QA</w:t>
+        <w:t>Phần: QA</w:t>
       </w:r>
     </w:p>
     <w:p>
@@ -11658,23 +6802,7 @@
                 <w:b/>
                 <w:color w:val="FFFFFF"/>
               </w:rPr>
-              <w:t>fn_vinh_danh_</w:t>
-            </w:r>
-            <w:proofErr w:type="gramStart"/>
-            <w:r>
-              <w:rPr>
-                <w:b/>
-                <w:color w:val="FFFFFF"/>
-              </w:rPr>
-              <w:t>thang(</w:t>
-            </w:r>
-            <w:proofErr w:type="gramEnd"/>
-            <w:r>
-              <w:rPr>
-                <w:b/>
-                <w:color w:val="FFFFFF"/>
-              </w:rPr>
-              <w:t>)  |  STT Notion: 6a</w:t>
+              <w:t>fn_vinh_danh_thang()  |  STT Notion: 6a</w:t>
             </w:r>
           </w:p>
         </w:tc>
@@ -11752,21 +6880,7 @@
               <w:rPr>
                 <w:sz w:val="17"/>
               </w:rPr>
-              <w:t>fn_vinh_danh_</w:t>
-            </w:r>
-            <w:proofErr w:type="gramStart"/>
-            <w:r>
-              <w:rPr>
-                <w:sz w:val="17"/>
-              </w:rPr>
-              <w:t>thang(</w:t>
-            </w:r>
-            <w:proofErr w:type="gramEnd"/>
-            <w:r>
-              <w:rPr>
-                <w:sz w:val="17"/>
-              </w:rPr>
-              <w:t>)</w:t>
+              <w:t>fn_vinh_danh_thang()</w:t>
             </w:r>
           </w:p>
         </w:tc>
@@ -12290,23 +7404,7 @@
                 <w:b/>
                 <w:color w:val="FFFFFF"/>
               </w:rPr>
-              <w:t>fn_phat_thuong_vinh_</w:t>
-            </w:r>
-            <w:proofErr w:type="gramStart"/>
-            <w:r>
-              <w:rPr>
-                <w:b/>
-                <w:color w:val="FFFFFF"/>
-              </w:rPr>
-              <w:t>danh(</w:t>
-            </w:r>
-            <w:proofErr w:type="gramEnd"/>
-            <w:r>
-              <w:rPr>
-                <w:b/>
-                <w:color w:val="FFFFFF"/>
-              </w:rPr>
-              <w:t>p_makh, p_hang)  |  STT Notion: 6b</w:t>
+              <w:t>fn_phat_thuong_vinh_danh(p_makh, p_hang)  |  STT Notion: 6b</w:t>
             </w:r>
           </w:p>
         </w:tc>
@@ -12384,21 +7482,7 @@
               <w:rPr>
                 <w:sz w:val="17"/>
               </w:rPr>
-              <w:t>fn_phat_thuong_vinh_</w:t>
-            </w:r>
-            <w:proofErr w:type="gramStart"/>
-            <w:r>
-              <w:rPr>
-                <w:sz w:val="17"/>
-              </w:rPr>
-              <w:t>danh(</w:t>
-            </w:r>
-            <w:proofErr w:type="gramEnd"/>
-            <w:r>
-              <w:rPr>
-                <w:sz w:val="17"/>
-              </w:rPr>
-              <w:t>p_makh, p_hang)</w:t>
+              <w:t>fn_phat_thuong_vinh_danh(p_makh, p_hang)</w:t>
             </w:r>
           </w:p>
         </w:tc>
@@ -12991,23 +8075,7 @@
                 <w:b/>
                 <w:color w:val="FFFFFF"/>
               </w:rPr>
-              <w:t>fn_tim_qua_</w:t>
-            </w:r>
-            <w:proofErr w:type="gramStart"/>
-            <w:r>
-              <w:rPr>
-                <w:b/>
-                <w:color w:val="FFFFFF"/>
-              </w:rPr>
-              <w:t>tang(</w:t>
-            </w:r>
-            <w:proofErr w:type="gramEnd"/>
-            <w:r>
-              <w:rPr>
-                <w:b/>
-                <w:color w:val="FFFFFF"/>
-              </w:rPr>
-              <w:t>)  |  STT Notion: 24</w:t>
+              <w:t>fn_tim_qua_tang()  |  STT Notion: 24</w:t>
             </w:r>
           </w:p>
         </w:tc>
@@ -13085,21 +8153,7 @@
               <w:rPr>
                 <w:sz w:val="17"/>
               </w:rPr>
-              <w:t>fn_tim_qua_</w:t>
-            </w:r>
-            <w:proofErr w:type="gramStart"/>
-            <w:r>
-              <w:rPr>
-                <w:sz w:val="17"/>
-              </w:rPr>
-              <w:t>tang(</w:t>
-            </w:r>
-            <w:proofErr w:type="gramEnd"/>
-            <w:r>
-              <w:rPr>
-                <w:sz w:val="17"/>
-              </w:rPr>
-              <w:t>)</w:t>
+              <w:t>fn_tim_qua_tang()</w:t>
             </w:r>
           </w:p>
         </w:tc>
@@ -13490,23 +8544,7 @@
                 <w:b/>
                 <w:color w:val="FFFFFF"/>
               </w:rPr>
-              <w:t>fn_tang_qua_</w:t>
-            </w:r>
-            <w:proofErr w:type="gramStart"/>
-            <w:r>
-              <w:rPr>
-                <w:b/>
-                <w:color w:val="FFFFFF"/>
-              </w:rPr>
-              <w:t>rankup(</w:t>
-            </w:r>
-            <w:proofErr w:type="gramEnd"/>
-            <w:r>
-              <w:rPr>
-                <w:b/>
-                <w:color w:val="FFFFFF"/>
-              </w:rPr>
-              <w:t>p_makh, p_rankcu, p_rankmoi)  |  STT Notion: 34</w:t>
+              <w:t>fn_tang_qua_rankup(p_makh, p_rankcu, p_rankmoi)  |  STT Notion: 34</w:t>
             </w:r>
           </w:p>
         </w:tc>
@@ -13584,21 +8622,7 @@
               <w:rPr>
                 <w:sz w:val="17"/>
               </w:rPr>
-              <w:t>fn_tang_qua_</w:t>
-            </w:r>
-            <w:proofErr w:type="gramStart"/>
-            <w:r>
-              <w:rPr>
-                <w:sz w:val="17"/>
-              </w:rPr>
-              <w:t>rankup(</w:t>
-            </w:r>
-            <w:proofErr w:type="gramEnd"/>
-            <w:r>
-              <w:rPr>
-                <w:sz w:val="17"/>
-              </w:rPr>
-              <w:t>p_makh, p_rankcu, p_rankmoi)</w:t>
+              <w:t>fn_tang_qua_rankup(p_makh, p_rankcu, p_rankmoi)</w:t>
             </w:r>
           </w:p>
         </w:tc>
@@ -14119,23 +9143,7 @@
                 <w:b/>
                 <w:color w:val="FFFFFF"/>
               </w:rPr>
-              <w:t>fn_nhap_</w:t>
-            </w:r>
-            <w:proofErr w:type="gramStart"/>
-            <w:r>
-              <w:rPr>
-                <w:b/>
-                <w:color w:val="FFFFFF"/>
-              </w:rPr>
-              <w:t>hang(</w:t>
-            </w:r>
-            <w:proofErr w:type="gramEnd"/>
-            <w:r>
-              <w:rPr>
-                <w:b/>
-                <w:color w:val="FFFFFF"/>
-              </w:rPr>
-              <w:t>p_mavp, p_tenvp, p_giatien, p_soluong)  |  STT Notion: 7</w:t>
+              <w:t>fn_nhap_hang(p_mavp, p_tenvp, p_giatien, p_soluong)  |  STT Notion: 7</w:t>
             </w:r>
           </w:p>
         </w:tc>
@@ -14213,21 +9221,7 @@
               <w:rPr>
                 <w:sz w:val="17"/>
               </w:rPr>
-              <w:t>fn_nhap_</w:t>
-            </w:r>
-            <w:proofErr w:type="gramStart"/>
-            <w:r>
-              <w:rPr>
-                <w:sz w:val="17"/>
-              </w:rPr>
-              <w:t>hang(</w:t>
-            </w:r>
-            <w:proofErr w:type="gramEnd"/>
-            <w:r>
-              <w:rPr>
-                <w:sz w:val="17"/>
-              </w:rPr>
-              <w:t>p_mavp, p_tenvp, p_giatien, p_soluong)</w:t>
+              <w:t>fn_nhap_hang(p_mavp, p_tenvp, p_giatien, p_soluong)</w:t>
             </w:r>
           </w:p>
         </w:tc>
@@ -14792,23 +9786,7 @@
                 <w:b/>
                 <w:color w:val="FFFFFF"/>
               </w:rPr>
-              <w:t>fn_tao_</w:t>
-            </w:r>
-            <w:proofErr w:type="gramStart"/>
-            <w:r>
-              <w:rPr>
-                <w:b/>
-                <w:color w:val="FFFFFF"/>
-              </w:rPr>
-              <w:t>order(</w:t>
-            </w:r>
-            <w:proofErr w:type="gramEnd"/>
-            <w:r>
-              <w:rPr>
-                <w:b/>
-                <w:color w:val="FFFFFF"/>
-              </w:rPr>
-              <w:t>p_maorder, p_makh, p_hoten, p_madv, p_maghe, p_mapr, p_sdt)  |  STT Notion: 8</w:t>
+              <w:t>fn_tao_order(p_maorder, p_makh, p_hoten, p_madv, p_maghe, p_mapr, p_sdt)  |  STT Notion: 8</w:t>
             </w:r>
           </w:p>
         </w:tc>
@@ -14886,21 +9864,7 @@
               <w:rPr>
                 <w:sz w:val="17"/>
               </w:rPr>
-              <w:t>fn_tao_</w:t>
-            </w:r>
-            <w:proofErr w:type="gramStart"/>
-            <w:r>
-              <w:rPr>
-                <w:sz w:val="17"/>
-              </w:rPr>
-              <w:t>order(</w:t>
-            </w:r>
-            <w:proofErr w:type="gramEnd"/>
-            <w:r>
-              <w:rPr>
-                <w:sz w:val="17"/>
-              </w:rPr>
-              <w:t>p_maorder, p_makh, p_hoten, p_madv, p_maghe, p_mapr, p_sdt)</w:t>
+              <w:t>fn_tao_order(p_maorder, p_makh, p_hoten, p_madv, p_maghe, p_mapr, p_sdt)</w:t>
             </w:r>
           </w:p>
         </w:tc>
@@ -15402,23 +10366,7 @@
                 <w:b/>
                 <w:color w:val="FFFFFF"/>
               </w:rPr>
-              <w:t>fn_them_</w:t>
-            </w:r>
-            <w:proofErr w:type="gramStart"/>
-            <w:r>
-              <w:rPr>
-                <w:b/>
-                <w:color w:val="FFFFFF"/>
-              </w:rPr>
-              <w:t>chitietorder(</w:t>
-            </w:r>
-            <w:proofErr w:type="gramEnd"/>
-            <w:r>
-              <w:rPr>
-                <w:b/>
-                <w:color w:val="FFFFFF"/>
-              </w:rPr>
-              <w:t>p_maorder, p_mavp, p_soluong)  |  STT Notion: 9</w:t>
+              <w:t>fn_them_chitietorder(p_maorder, p_mavp, p_soluong)  |  STT Notion: 9</w:t>
             </w:r>
           </w:p>
         </w:tc>
@@ -15497,21 +10445,7 @@
               <w:rPr>
                 <w:sz w:val="17"/>
               </w:rPr>
-              <w:t>fn_them_</w:t>
-            </w:r>
-            <w:proofErr w:type="gramStart"/>
-            <w:r>
-              <w:rPr>
-                <w:sz w:val="17"/>
-              </w:rPr>
-              <w:t>chitietorder(</w:t>
-            </w:r>
-            <w:proofErr w:type="gramEnd"/>
-            <w:r>
-              <w:rPr>
-                <w:sz w:val="17"/>
-              </w:rPr>
-              <w:t>p_maorder, p_mavp, p_soluong)</w:t>
+              <w:t>fn_them_chitietorder(p_maorder, p_mavp, p_soluong)</w:t>
             </w:r>
           </w:p>
         </w:tc>
@@ -15969,23 +10903,7 @@
                 <w:b/>
                 <w:color w:val="FFFFFF"/>
               </w:rPr>
-              <w:t>fn_kiem_tra_</w:t>
-            </w:r>
-            <w:proofErr w:type="gramStart"/>
-            <w:r>
-              <w:rPr>
-                <w:b/>
-                <w:color w:val="FFFFFF"/>
-              </w:rPr>
-              <w:t>stock(</w:t>
-            </w:r>
-            <w:proofErr w:type="gramEnd"/>
-            <w:r>
-              <w:rPr>
-                <w:b/>
-                <w:color w:val="FFFFFF"/>
-              </w:rPr>
-              <w:t>p_mavp, p_soluong)  |  STT Notion: 9b</w:t>
+              <w:t>fn_kiem_tra_stock(p_mavp, p_soluong)  |  STT Notion: 9b</w:t>
             </w:r>
           </w:p>
         </w:tc>
@@ -16063,21 +10981,7 @@
               <w:rPr>
                 <w:sz w:val="17"/>
               </w:rPr>
-              <w:t>fn_kiem_tra_</w:t>
-            </w:r>
-            <w:proofErr w:type="gramStart"/>
-            <w:r>
-              <w:rPr>
-                <w:sz w:val="17"/>
-              </w:rPr>
-              <w:t>stock(</w:t>
-            </w:r>
-            <w:proofErr w:type="gramEnd"/>
-            <w:r>
-              <w:rPr>
-                <w:sz w:val="17"/>
-              </w:rPr>
-              <w:t>p_mavp, p_soluong)</w:t>
+              <w:t>fn_kiem_tra_stock(p_mavp, p_soluong)</w:t>
             </w:r>
           </w:p>
         </w:tc>
@@ -16449,23 +11353,7 @@
                 <w:b/>
                 <w:color w:val="FFFFFF"/>
               </w:rPr>
-              <w:t>fn_thanh_</w:t>
-            </w:r>
-            <w:proofErr w:type="gramStart"/>
-            <w:r>
-              <w:rPr>
-                <w:b/>
-                <w:color w:val="FFFFFF"/>
-              </w:rPr>
-              <w:t>toan(</w:t>
-            </w:r>
-            <w:proofErr w:type="gramEnd"/>
-            <w:r>
-              <w:rPr>
-                <w:b/>
-                <w:color w:val="FFFFFF"/>
-              </w:rPr>
-              <w:t>p_maorder, p_manv, p_hinhthuctt)  |  STT Notion: 10</w:t>
+              <w:t>fn_thanh_toan(p_maorder, p_manv, p_hinhthuctt)  |  STT Notion: 10</w:t>
             </w:r>
           </w:p>
         </w:tc>
@@ -16543,21 +11431,7 @@
               <w:rPr>
                 <w:sz w:val="17"/>
               </w:rPr>
-              <w:t>fn_thanh_</w:t>
-            </w:r>
-            <w:proofErr w:type="gramStart"/>
-            <w:r>
-              <w:rPr>
-                <w:sz w:val="17"/>
-              </w:rPr>
-              <w:t>toan(</w:t>
-            </w:r>
-            <w:proofErr w:type="gramEnd"/>
-            <w:r>
-              <w:rPr>
-                <w:sz w:val="17"/>
-              </w:rPr>
-              <w:t>p_maorder, p_manv, p_hinhthuctt)</w:t>
+              <w:t>fn_thanh_toan(p_maorder, p_manv, p_hinhthuctt)</w:t>
             </w:r>
           </w:p>
         </w:tc>
@@ -17603,23 +12477,7 @@
                 <w:b/>
                 <w:color w:val="FFFFFF"/>
               </w:rPr>
-              <w:t>fn_tinh_discount(p_</w:t>
-            </w:r>
-            <w:proofErr w:type="gramStart"/>
-            <w:r>
-              <w:rPr>
-                <w:b/>
-                <w:color w:val="FFFFFF"/>
-              </w:rPr>
-              <w:t>makh)  |</w:t>
-            </w:r>
-            <w:proofErr w:type="gramEnd"/>
-            <w:r>
-              <w:rPr>
-                <w:b/>
-                <w:color w:val="FFFFFF"/>
-              </w:rPr>
-              <w:t xml:space="preserve">  STT Notion: 32</w:t>
+              <w:t>fn_tinh_discount(p_makh)  |  STT Notion: 32</w:t>
             </w:r>
           </w:p>
         </w:tc>
@@ -17865,25 +12723,7 @@
                 <w:color w:val="222222"/>
                 <w:sz w:val="13"/>
               </w:rPr>
-              <w:t xml:space="preserve">CREATE OR REPLACE FUNCTION </w:t>
-            </w:r>
-            <w:proofErr w:type="gramStart"/>
-            <w:r>
-              <w:rPr>
-                <w:rFonts w:ascii="Courier New" w:hAnsi="Courier New"/>
-                <w:color w:val="222222"/>
-                <w:sz w:val="13"/>
-              </w:rPr>
-              <w:t>public.fn</w:t>
-            </w:r>
-            <w:proofErr w:type="gramEnd"/>
-            <w:r>
-              <w:rPr>
-                <w:rFonts w:ascii="Courier New" w:hAnsi="Courier New"/>
-                <w:color w:val="222222"/>
-                <w:sz w:val="13"/>
-              </w:rPr>
-              <w:t>_tinh_discount(p_makh character varying)</w:t>
+              <w:t>CREATE OR REPLACE FUNCTION public.fn_tinh_discount(p_makh character varying)</w:t>
             </w:r>
             <w:r>
               <w:rPr>
@@ -18061,23 +12901,7 @@
                 <w:b/>
                 <w:color w:val="FFFFFF"/>
               </w:rPr>
-              <w:t>fn_cap_nhat_calam_</w:t>
-            </w:r>
-            <w:proofErr w:type="gramStart"/>
-            <w:r>
-              <w:rPr>
-                <w:b/>
-                <w:color w:val="FFFFFF"/>
-              </w:rPr>
-              <w:t>status(</w:t>
-            </w:r>
-            <w:proofErr w:type="gramEnd"/>
-            <w:r>
-              <w:rPr>
-                <w:b/>
-                <w:color w:val="FFFFFF"/>
-              </w:rPr>
-              <w:t>)  |  STT Notion: 14</w:t>
+              <w:t>fn_cap_nhat_calam_status()  |  STT Notion: 14</w:t>
             </w:r>
           </w:p>
         </w:tc>
@@ -18155,21 +12979,7 @@
               <w:rPr>
                 <w:sz w:val="17"/>
               </w:rPr>
-              <w:t>fn_cap_nhat_calam_</w:t>
-            </w:r>
-            <w:proofErr w:type="gramStart"/>
-            <w:r>
-              <w:rPr>
-                <w:sz w:val="17"/>
-              </w:rPr>
-              <w:t>status(</w:t>
-            </w:r>
-            <w:proofErr w:type="gramEnd"/>
-            <w:r>
-              <w:rPr>
-                <w:sz w:val="17"/>
-              </w:rPr>
-              <w:t>)</w:t>
+              <w:t>fn_cap_nhat_calam_status()</w:t>
             </w:r>
           </w:p>
         </w:tc>
@@ -18248,21 +13058,7 @@
               <w:rPr>
                 <w:sz w:val="17"/>
               </w:rPr>
-              <w:t xml:space="preserve">Cập nhật </w:t>
-            </w:r>
-            <w:proofErr w:type="gramStart"/>
-            <w:r>
-              <w:rPr>
-                <w:sz w:val="17"/>
-              </w:rPr>
-              <w:t>calam.status</w:t>
-            </w:r>
-            <w:proofErr w:type="gramEnd"/>
-            <w:r>
-              <w:rPr>
-                <w:sz w:val="17"/>
-              </w:rPr>
-              <w:t xml:space="preserve"> theo số nhân viên trong ca sau khi thêm/xóa/đổi ngày-ca ở dilam.</w:t>
+              <w:t>Cập nhật calam.status theo số nhân viên trong ca sau khi thêm/xóa/đổi ngày-ca ở dilam.</w:t>
             </w:r>
           </w:p>
         </w:tc>
@@ -18742,23 +13538,7 @@
                 <w:b/>
                 <w:color w:val="FFFFFF"/>
               </w:rPr>
-              <w:t>trg_calam_</w:t>
-            </w:r>
-            <w:proofErr w:type="gramStart"/>
-            <w:r>
-              <w:rPr>
-                <w:b/>
-                <w:color w:val="FFFFFF"/>
-              </w:rPr>
-              <w:t>status  |</w:t>
-            </w:r>
-            <w:proofErr w:type="gramEnd"/>
-            <w:r>
-              <w:rPr>
-                <w:b/>
-                <w:color w:val="FFFFFF"/>
-              </w:rPr>
-              <w:t xml:space="preserve">  STT Notion: 40</w:t>
+              <w:t>trg_calam_status  |  STT Notion: 40</w:t>
             </w:r>
           </w:p>
         </w:tc>
@@ -19004,25 +13784,7 @@
                 <w:color w:val="222222"/>
                 <w:sz w:val="13"/>
               </w:rPr>
-              <w:t xml:space="preserve">CREATE TRIGGER trg_calam_status AFTER INSERT OR DELETE OR UPDATE OF ngay, cathu ON </w:t>
-            </w:r>
-            <w:proofErr w:type="gramStart"/>
-            <w:r>
-              <w:rPr>
-                <w:rFonts w:ascii="Courier New" w:hAnsi="Courier New"/>
-                <w:color w:val="222222"/>
-                <w:sz w:val="13"/>
-              </w:rPr>
-              <w:t>public.dilam</w:t>
-            </w:r>
-            <w:proofErr w:type="gramEnd"/>
-            <w:r>
-              <w:rPr>
-                <w:rFonts w:ascii="Courier New" w:hAnsi="Courier New"/>
-                <w:color w:val="222222"/>
-                <w:sz w:val="13"/>
-              </w:rPr>
-              <w:t xml:space="preserve"> FOR EACH ROW EXECUTE FUNCTION fn_cap_nhat_calam_status()</w:t>
+              <w:t>CREATE TRIGGER trg_calam_status AFTER INSERT OR DELETE OR UPDATE OF ngay, cathu ON public.dilam FOR EACH ROW EXECUTE FUNCTION fn_cap_nhat_calam_status()</w:t>
             </w:r>
           </w:p>
         </w:tc>
@@ -19074,23 +13836,7 @@
                 <w:b/>
                 <w:color w:val="FFFFFF"/>
               </w:rPr>
-              <w:t>fn_check_chitietorder_</w:t>
-            </w:r>
-            <w:proofErr w:type="gramStart"/>
-            <w:r>
-              <w:rPr>
-                <w:b/>
-                <w:color w:val="FFFFFF"/>
-              </w:rPr>
-              <w:t>status(</w:t>
-            </w:r>
-            <w:proofErr w:type="gramEnd"/>
-            <w:r>
-              <w:rPr>
-                <w:b/>
-                <w:color w:val="FFFFFF"/>
-              </w:rPr>
-              <w:t>)  |  STT Notion: 16</w:t>
+              <w:t>fn_check_chitietorder_status()  |  STT Notion: 16</w:t>
             </w:r>
           </w:p>
         </w:tc>
@@ -19169,21 +13915,7 @@
               <w:rPr>
                 <w:sz w:val="17"/>
               </w:rPr>
-              <w:t>fn_check_chitietorder_</w:t>
-            </w:r>
-            <w:proofErr w:type="gramStart"/>
-            <w:r>
-              <w:rPr>
-                <w:sz w:val="17"/>
-              </w:rPr>
-              <w:t>status(</w:t>
-            </w:r>
-            <w:proofErr w:type="gramEnd"/>
-            <w:r>
-              <w:rPr>
-                <w:sz w:val="17"/>
-              </w:rPr>
-              <w:t>)</w:t>
+              <w:t>fn_check_chitietorder_status()</w:t>
             </w:r>
           </w:p>
         </w:tc>
@@ -19511,23 +14243,7 @@
                 <w:b/>
                 <w:color w:val="FFFFFF"/>
               </w:rPr>
-              <w:t>trg_check_</w:t>
-            </w:r>
-            <w:proofErr w:type="gramStart"/>
-            <w:r>
-              <w:rPr>
-                <w:b/>
-                <w:color w:val="FFFFFF"/>
-              </w:rPr>
-              <w:t>chitietorder  |</w:t>
-            </w:r>
-            <w:proofErr w:type="gramEnd"/>
-            <w:r>
-              <w:rPr>
-                <w:b/>
-                <w:color w:val="FFFFFF"/>
-              </w:rPr>
-              <w:t xml:space="preserve">  STT Notion: 42</w:t>
+              <w:t>trg_check_chitietorder  |  STT Notion: 42</w:t>
             </w:r>
           </w:p>
         </w:tc>
@@ -19773,25 +14489,7 @@
                 <w:color w:val="222222"/>
                 <w:sz w:val="13"/>
               </w:rPr>
-              <w:t xml:space="preserve">CREATE TRIGGER trg_check_chitietorder BEFORE INSERT OR UPDATE ON </w:t>
-            </w:r>
-            <w:proofErr w:type="gramStart"/>
-            <w:r>
-              <w:rPr>
-                <w:rFonts w:ascii="Courier New" w:hAnsi="Courier New"/>
-                <w:color w:val="222222"/>
-                <w:sz w:val="13"/>
-              </w:rPr>
-              <w:t>public.chitietorder</w:t>
-            </w:r>
-            <w:proofErr w:type="gramEnd"/>
-            <w:r>
-              <w:rPr>
-                <w:rFonts w:ascii="Courier New" w:hAnsi="Courier New"/>
-                <w:color w:val="222222"/>
-                <w:sz w:val="13"/>
-              </w:rPr>
-              <w:t xml:space="preserve"> FOR EACH ROW EXECUTE FUNCTION fn_check_chitietorder_status()</w:t>
+              <w:t>CREATE TRIGGER trg_check_chitietorder BEFORE INSERT OR UPDATE ON public.chitietorder FOR EACH ROW EXECUTE FUNCTION fn_check_chitietorder_status()</w:t>
             </w:r>
           </w:p>
         </w:tc>
@@ -19860,23 +14558,7 @@
                 <w:b/>
                 <w:color w:val="FFFFFF"/>
               </w:rPr>
-              <w:t>sp_dangky_</w:t>
-            </w:r>
-            <w:proofErr w:type="gramStart"/>
-            <w:r>
-              <w:rPr>
-                <w:b/>
-                <w:color w:val="FFFFFF"/>
-              </w:rPr>
-              <w:t>goi(</w:t>
-            </w:r>
-            <w:proofErr w:type="gramEnd"/>
-            <w:r>
-              <w:rPr>
-                <w:b/>
-                <w:color w:val="FFFFFF"/>
-              </w:rPr>
-              <w:t>p_makh, p_madv, p_ngaybatdau)  |  STT Notion: 19</w:t>
+              <w:t>sp_dangky_goi(p_makh, p_madv, p_ngaybatdau)  |  STT Notion: 19</w:t>
             </w:r>
           </w:p>
         </w:tc>
@@ -19954,21 +14636,7 @@
               <w:rPr>
                 <w:sz w:val="17"/>
               </w:rPr>
-              <w:t>sp_dangky_</w:t>
-            </w:r>
-            <w:proofErr w:type="gramStart"/>
-            <w:r>
-              <w:rPr>
-                <w:sz w:val="17"/>
-              </w:rPr>
-              <w:t>goi(</w:t>
-            </w:r>
-            <w:proofErr w:type="gramEnd"/>
-            <w:r>
-              <w:rPr>
-                <w:sz w:val="17"/>
-              </w:rPr>
-              <w:t>p_makh, p_madv, p_ngaybatdau)</w:t>
+              <w:t>sp_dangky_goi(p_makh, p_madv, p_ngaybatdau)</w:t>
             </w:r>
           </w:p>
         </w:tc>
@@ -20446,23 +15114,7 @@
                 <w:b/>
                 <w:color w:val="FFFFFF"/>
               </w:rPr>
-              <w:t>sp_giahan_</w:t>
-            </w:r>
-            <w:proofErr w:type="gramStart"/>
-            <w:r>
-              <w:rPr>
-                <w:b/>
-                <w:color w:val="FFFFFF"/>
-              </w:rPr>
-              <w:t>goi(</w:t>
-            </w:r>
-            <w:proofErr w:type="gramEnd"/>
-            <w:r>
-              <w:rPr>
-                <w:b/>
-                <w:color w:val="FFFFFF"/>
-              </w:rPr>
-              <w:t>p_id, p_songay)  |  STT Notion: 20</w:t>
+              <w:t>sp_giahan_goi(p_id, p_songay)  |  STT Notion: 20</w:t>
             </w:r>
           </w:p>
         </w:tc>
@@ -20540,21 +15192,7 @@
               <w:rPr>
                 <w:sz w:val="17"/>
               </w:rPr>
-              <w:t>sp_giahan_</w:t>
-            </w:r>
-            <w:proofErr w:type="gramStart"/>
-            <w:r>
-              <w:rPr>
-                <w:sz w:val="17"/>
-              </w:rPr>
-              <w:t>goi(</w:t>
-            </w:r>
-            <w:proofErr w:type="gramEnd"/>
-            <w:r>
-              <w:rPr>
-                <w:sz w:val="17"/>
-              </w:rPr>
-              <w:t>p_id, p_songay)</w:t>
+              <w:t>sp_giahan_goi(p_id, p_songay)</w:t>
             </w:r>
           </w:p>
         </w:tc>
@@ -20722,25 +15360,7 @@
                 <w:color w:val="222222"/>
                 <w:sz w:val="13"/>
               </w:rPr>
-              <w:t xml:space="preserve">CREATE OR REPLACE PROCEDURE </w:t>
-            </w:r>
-            <w:proofErr w:type="gramStart"/>
-            <w:r>
-              <w:rPr>
-                <w:rFonts w:ascii="Courier New" w:hAnsi="Courier New"/>
-                <w:color w:val="222222"/>
-                <w:sz w:val="13"/>
-              </w:rPr>
-              <w:t>public.sp</w:t>
-            </w:r>
-            <w:proofErr w:type="gramEnd"/>
-            <w:r>
-              <w:rPr>
-                <w:rFonts w:ascii="Courier New" w:hAnsi="Courier New"/>
-                <w:color w:val="222222"/>
-                <w:sz w:val="13"/>
-              </w:rPr>
-              <w:t>_giahan_goi(IN p_id integer, IN p_songay integer)</w:t>
+              <w:t>CREATE OR REPLACE PROCEDURE public.sp_giahan_goi(IN p_id integer, IN p_songay integer)</w:t>
             </w:r>
             <w:r>
               <w:rPr>
@@ -20899,23 +15519,7 @@
                 <w:b/>
                 <w:color w:val="FFFFFF"/>
               </w:rPr>
-              <w:t>sp_capnhat_trangthai_</w:t>
-            </w:r>
-            <w:proofErr w:type="gramStart"/>
-            <w:r>
-              <w:rPr>
-                <w:b/>
-                <w:color w:val="FFFFFF"/>
-              </w:rPr>
-              <w:t>goi(</w:t>
-            </w:r>
-            <w:proofErr w:type="gramEnd"/>
-            <w:r>
-              <w:rPr>
-                <w:b/>
-                <w:color w:val="FFFFFF"/>
-              </w:rPr>
-              <w:t>)  |  STT Notion: 21</w:t>
+              <w:t>sp_capnhat_trangthai_goi()  |  STT Notion: 21</w:t>
             </w:r>
           </w:p>
         </w:tc>
@@ -20993,21 +15597,7 @@
               <w:rPr>
                 <w:sz w:val="17"/>
               </w:rPr>
-              <w:t>sp_capnhat_trangthai_</w:t>
-            </w:r>
-            <w:proofErr w:type="gramStart"/>
-            <w:r>
-              <w:rPr>
-                <w:sz w:val="17"/>
-              </w:rPr>
-              <w:t>goi(</w:t>
-            </w:r>
-            <w:proofErr w:type="gramEnd"/>
-            <w:r>
-              <w:rPr>
-                <w:sz w:val="17"/>
-              </w:rPr>
-              <w:t>)</w:t>
+              <w:t>sp_capnhat_trangthai_goi()</w:t>
             </w:r>
           </w:p>
         </w:tc>
@@ -21176,25 +15766,7 @@
                 <w:color w:val="222222"/>
                 <w:sz w:val="13"/>
               </w:rPr>
-              <w:t xml:space="preserve">CREATE OR REPLACE PROCEDURE </w:t>
-            </w:r>
-            <w:proofErr w:type="gramStart"/>
-            <w:r>
-              <w:rPr>
-                <w:rFonts w:ascii="Courier New" w:hAnsi="Courier New"/>
-                <w:color w:val="222222"/>
-                <w:sz w:val="13"/>
-              </w:rPr>
-              <w:t>public.sp</w:t>
-            </w:r>
-            <w:proofErr w:type="gramEnd"/>
-            <w:r>
-              <w:rPr>
-                <w:rFonts w:ascii="Courier New" w:hAnsi="Courier New"/>
-                <w:color w:val="222222"/>
-                <w:sz w:val="13"/>
-              </w:rPr>
-              <w:t>_capnhat_trangthai_goi()</w:t>
+              <w:t>CREATE OR REPLACE PROCEDURE public.sp_capnhat_trangthai_goi()</w:t>
             </w:r>
             <w:r>
               <w:rPr>
@@ -21353,23 +15925,7 @@
                 <w:b/>
                 <w:color w:val="FFFFFF"/>
               </w:rPr>
-              <w:t>sp_huy_goi(p_</w:t>
-            </w:r>
-            <w:proofErr w:type="gramStart"/>
-            <w:r>
-              <w:rPr>
-                <w:b/>
-                <w:color w:val="FFFFFF"/>
-              </w:rPr>
-              <w:t>id)  |</w:t>
-            </w:r>
-            <w:proofErr w:type="gramEnd"/>
-            <w:r>
-              <w:rPr>
-                <w:b/>
-                <w:color w:val="FFFFFF"/>
-              </w:rPr>
-              <w:t xml:space="preserve">  STT Notion: 22</w:t>
+              <w:t>sp_huy_goi(p_id)  |  STT Notion: 22</w:t>
             </w:r>
           </w:p>
         </w:tc>
@@ -21615,25 +16171,7 @@
                 <w:color w:val="222222"/>
                 <w:sz w:val="13"/>
               </w:rPr>
-              <w:t xml:space="preserve">CREATE OR REPLACE PROCEDURE </w:t>
-            </w:r>
-            <w:proofErr w:type="gramStart"/>
-            <w:r>
-              <w:rPr>
-                <w:rFonts w:ascii="Courier New" w:hAnsi="Courier New"/>
-                <w:color w:val="222222"/>
-                <w:sz w:val="13"/>
-              </w:rPr>
-              <w:t>public.sp</w:t>
-            </w:r>
-            <w:proofErr w:type="gramEnd"/>
-            <w:r>
-              <w:rPr>
-                <w:rFonts w:ascii="Courier New" w:hAnsi="Courier New"/>
-                <w:color w:val="222222"/>
-                <w:sz w:val="13"/>
-              </w:rPr>
-              <w:t>_huy_goi(IN p_id integer)</w:t>
+              <w:t>CREATE OR REPLACE PROCEDURE public.sp_huy_goi(IN p_id integer)</w:t>
             </w:r>
             <w:r>
               <w:rPr>
@@ -21783,23 +16321,7 @@
                 <w:b/>
                 <w:color w:val="FFFFFF"/>
               </w:rPr>
-              <w:t>fn_thongke_</w:t>
-            </w:r>
-            <w:proofErr w:type="gramStart"/>
-            <w:r>
-              <w:rPr>
-                <w:b/>
-                <w:color w:val="FFFFFF"/>
-              </w:rPr>
-              <w:t>khunggio(</w:t>
-            </w:r>
-            <w:proofErr w:type="gramEnd"/>
-            <w:r>
-              <w:rPr>
-                <w:b/>
-                <w:color w:val="FFFFFF"/>
-              </w:rPr>
-              <w:t>p_tungay, p_denngay)  |  STT Notion: 23</w:t>
+              <w:t>fn_thongke_khunggio(p_tungay, p_denngay)  |  STT Notion: 23</w:t>
             </w:r>
           </w:p>
         </w:tc>
@@ -21877,21 +16399,7 @@
               <w:rPr>
                 <w:sz w:val="17"/>
               </w:rPr>
-              <w:t>fn_thongke_</w:t>
-            </w:r>
-            <w:proofErr w:type="gramStart"/>
-            <w:r>
-              <w:rPr>
-                <w:sz w:val="17"/>
-              </w:rPr>
-              <w:t>khunggio(</w:t>
-            </w:r>
-            <w:proofErr w:type="gramEnd"/>
-            <w:r>
-              <w:rPr>
-                <w:sz w:val="17"/>
-              </w:rPr>
-              <w:t>p_tungay, p_denngay)</w:t>
+              <w:t>fn_thongke_khunggio(p_tungay, p_denngay)</w:t>
             </w:r>
           </w:p>
         </w:tc>
@@ -22515,23 +17023,7 @@
                 <w:b/>
                 <w:color w:val="FFFFFF"/>
               </w:rPr>
-              <w:t>fn_kiem_tra_goi(p_</w:t>
-            </w:r>
-            <w:proofErr w:type="gramStart"/>
-            <w:r>
-              <w:rPr>
-                <w:b/>
-                <w:color w:val="FFFFFF"/>
-              </w:rPr>
-              <w:t>makh)  |</w:t>
-            </w:r>
-            <w:proofErr w:type="gramEnd"/>
-            <w:r>
-              <w:rPr>
-                <w:b/>
-                <w:color w:val="FFFFFF"/>
-              </w:rPr>
-              <w:t xml:space="preserve">  STT Notion: 31</w:t>
+              <w:t>fn_kiem_tra_goi(p_makh)  |  STT Notion: 31</w:t>
             </w:r>
           </w:p>
         </w:tc>
@@ -22777,25 +17269,7 @@
                 <w:color w:val="222222"/>
                 <w:sz w:val="13"/>
               </w:rPr>
-              <w:t xml:space="preserve">CREATE OR REPLACE FUNCTION </w:t>
-            </w:r>
-            <w:proofErr w:type="gramStart"/>
-            <w:r>
-              <w:rPr>
-                <w:rFonts w:ascii="Courier New" w:hAnsi="Courier New"/>
-                <w:color w:val="222222"/>
-                <w:sz w:val="13"/>
-              </w:rPr>
-              <w:t>public.fn</w:t>
-            </w:r>
-            <w:proofErr w:type="gramEnd"/>
-            <w:r>
-              <w:rPr>
-                <w:rFonts w:ascii="Courier New" w:hAnsi="Courier New"/>
-                <w:color w:val="222222"/>
-                <w:sz w:val="13"/>
-              </w:rPr>
-              <w:t>_kiem_tra_goi(p_makh character varying)</w:t>
+              <w:t>CREATE OR REPLACE FUNCTION public.fn_kiem_tra_goi(p_makh character varying)</w:t>
             </w:r>
             <w:r>
               <w:rPr>
@@ -22955,23 +17429,7 @@
                 <w:b/>
                 <w:color w:val="FFFFFF"/>
               </w:rPr>
-              <w:t>fn_dat_</w:t>
-            </w:r>
-            <w:proofErr w:type="gramStart"/>
-            <w:r>
-              <w:rPr>
-                <w:b/>
-                <w:color w:val="FFFFFF"/>
-              </w:rPr>
-              <w:t>truoc(</w:t>
-            </w:r>
-            <w:proofErr w:type="gramEnd"/>
-            <w:r>
-              <w:rPr>
-                <w:b/>
-                <w:color w:val="FFFFFF"/>
-              </w:rPr>
-              <w:t>p_maorder, p_makh, p_hoten, p_madv, p_maghe, p_mapr, p_sdt)  |  STT Notion: 30</w:t>
+              <w:t>fn_dat_truoc(p_maorder, p_makh, p_hoten, p_madv, p_maghe, p_mapr, p_sdt)  |  STT Notion: 30</w:t>
             </w:r>
           </w:p>
         </w:tc>
@@ -23050,21 +17508,7 @@
               <w:rPr>
                 <w:sz w:val="17"/>
               </w:rPr>
-              <w:t>fn_dat_</w:t>
-            </w:r>
-            <w:proofErr w:type="gramStart"/>
-            <w:r>
-              <w:rPr>
-                <w:sz w:val="17"/>
-              </w:rPr>
-              <w:t>truoc(</w:t>
-            </w:r>
-            <w:proofErr w:type="gramEnd"/>
-            <w:r>
-              <w:rPr>
-                <w:sz w:val="17"/>
-              </w:rPr>
-              <w:t>p_maorder, p_makh, p_hoten, p_madv, p_maghe, p_mapr, p_sdt)</w:t>
+              <w:t>fn_dat_truoc(p_maorder, p_makh, p_hoten, p_madv, p_maghe, p_mapr, p_sdt)</w:t>
             </w:r>
           </w:p>
         </w:tc>
@@ -23453,25 +17897,7 @@
                 <w:sz w:val="13"/>
               </w:rPr>
               <w:br/>
-              <w:t xml:space="preserve">           CASE WHEN p_sudunggoi THEN '. Order dung goi den ' || to_</w:t>
-            </w:r>
-            <w:proofErr w:type="gramStart"/>
-            <w:r>
-              <w:rPr>
-                <w:rFonts w:ascii="Courier New" w:hAnsi="Courier New"/>
-                <w:color w:val="222222"/>
-                <w:sz w:val="13"/>
-              </w:rPr>
-              <w:t>char(</w:t>
-            </w:r>
-            <w:proofErr w:type="gramEnd"/>
-            <w:r>
-              <w:rPr>
-                <w:rFonts w:ascii="Courier New" w:hAnsi="Courier New"/>
-                <w:color w:val="222222"/>
-                <w:sz w:val="13"/>
-              </w:rPr>
-              <w:t>v_goi_ket_thuc, 'YYYY-MM-DD HH24:MI') ELSE '' END ||</w:t>
+              <w:t xml:space="preserve">           CASE WHEN p_sudunggoi THEN '. Order dung goi den ' || to_char(v_goi_ket_thuc, 'YYYY-MM-DD HH24:MI') ELSE '' END ||</w:t>
             </w:r>
             <w:r>
               <w:rPr>
@@ -23550,23 +17976,7 @@
                 <w:b/>
                 <w:color w:val="FFFFFF"/>
               </w:rPr>
-              <w:t>fn_checkin(p_</w:t>
-            </w:r>
-            <w:proofErr w:type="gramStart"/>
-            <w:r>
-              <w:rPr>
-                <w:b/>
-                <w:color w:val="FFFFFF"/>
-              </w:rPr>
-              <w:t>maorder)  |</w:t>
-            </w:r>
-            <w:proofErr w:type="gramEnd"/>
-            <w:r>
-              <w:rPr>
-                <w:b/>
-                <w:color w:val="FFFFFF"/>
-              </w:rPr>
-              <w:t xml:space="preserve">  STT Notion: 35</w:t>
+              <w:t>fn_checkin(p_maorder)  |  STT Notion: 35</w:t>
             </w:r>
           </w:p>
         </w:tc>
@@ -23761,21 +18171,7 @@
               <w:rPr>
                 <w:sz w:val="17"/>
               </w:rPr>
-              <w:t xml:space="preserve">Ghi </w:t>
-            </w:r>
-            <w:proofErr w:type="gramStart"/>
-            <w:r>
-              <w:rPr>
-                <w:sz w:val="17"/>
-              </w:rPr>
-              <w:t>orders.status</w:t>
-            </w:r>
-            <w:proofErr w:type="gramEnd"/>
-            <w:r>
-              <w:rPr>
-                <w:sz w:val="17"/>
-              </w:rPr>
-              <w:t xml:space="preserve"> và giobatdau.</w:t>
+              <w:t>Ghi orders.status và giobatdau.</w:t>
             </w:r>
           </w:p>
         </w:tc>
@@ -24269,23 +18665,7 @@
                 <w:b/>
                 <w:color w:val="FFFFFF"/>
               </w:rPr>
-              <w:t>fn_xep_</w:t>
-            </w:r>
-            <w:proofErr w:type="gramStart"/>
-            <w:r>
-              <w:rPr>
-                <w:b/>
-                <w:color w:val="FFFFFF"/>
-              </w:rPr>
-              <w:t>cho(</w:t>
-            </w:r>
-            <w:proofErr w:type="gramEnd"/>
-            <w:r>
-              <w:rPr>
-                <w:b/>
-                <w:color w:val="FFFFFF"/>
-              </w:rPr>
-              <w:t>p_so_nguoi, p_loai)  |  STT Notion: 17</w:t>
+              <w:t>fn_xep_cho(p_so_nguoi, p_loai)  |  STT Notion: 17</w:t>
             </w:r>
           </w:p>
         </w:tc>
@@ -24363,21 +18743,7 @@
               <w:rPr>
                 <w:sz w:val="17"/>
               </w:rPr>
-              <w:t>fn_xep_</w:t>
-            </w:r>
-            <w:proofErr w:type="gramStart"/>
-            <w:r>
-              <w:rPr>
-                <w:sz w:val="17"/>
-              </w:rPr>
-              <w:t>cho(</w:t>
-            </w:r>
-            <w:proofErr w:type="gramEnd"/>
-            <w:r>
-              <w:rPr>
-                <w:sz w:val="17"/>
-              </w:rPr>
-              <w:t>p_so_nguoi, p_loai)</w:t>
+              <w:t>fn_xep_cho(p_so_nguoi, p_loai)</w:t>
             </w:r>
           </w:p>
         </w:tc>
@@ -24794,23 +19160,7 @@
                 <w:b/>
                 <w:color w:val="FFFFFF"/>
               </w:rPr>
-              <w:t>fn_xep_cho_rieng(p_so_</w:t>
-            </w:r>
-            <w:proofErr w:type="gramStart"/>
-            <w:r>
-              <w:rPr>
-                <w:b/>
-                <w:color w:val="FFFFFF"/>
-              </w:rPr>
-              <w:t>nguoi)  |</w:t>
-            </w:r>
-            <w:proofErr w:type="gramEnd"/>
-            <w:r>
-              <w:rPr>
-                <w:b/>
-                <w:color w:val="FFFFFF"/>
-              </w:rPr>
-              <w:t xml:space="preserve">  STT Notion: 36</w:t>
+              <w:t>fn_xep_cho_rieng(p_so_nguoi)  |  STT Notion: 36</w:t>
             </w:r>
           </w:p>
         </w:tc>
@@ -25262,23 +19612,7 @@
                 <w:b/>
                 <w:color w:val="FFFFFF"/>
               </w:rPr>
-              <w:t>fn_xep_cho_chung(p_so_</w:t>
-            </w:r>
-            <w:proofErr w:type="gramStart"/>
-            <w:r>
-              <w:rPr>
-                <w:b/>
-                <w:color w:val="FFFFFF"/>
-              </w:rPr>
-              <w:t>nguoi)  |</w:t>
-            </w:r>
-            <w:proofErr w:type="gramEnd"/>
-            <w:r>
-              <w:rPr>
-                <w:b/>
-                <w:color w:val="FFFFFF"/>
-              </w:rPr>
-              <w:t xml:space="preserve">  STT Notion: 37</w:t>
+              <w:t>fn_xep_cho_chung(p_so_nguoi)  |  STT Notion: 37</w:t>
             </w:r>
           </w:p>
         </w:tc>
@@ -25978,23 +20312,7 @@
                 <w:b/>
                 <w:color w:val="FFFFFF"/>
               </w:rPr>
-              <w:t>sp_doi_cheo_</w:t>
-            </w:r>
-            <w:proofErr w:type="gramStart"/>
-            <w:r>
-              <w:rPr>
-                <w:b/>
-                <w:color w:val="FFFFFF"/>
-              </w:rPr>
-              <w:t>ca(</w:t>
-            </w:r>
-            <w:proofErr w:type="gramEnd"/>
-            <w:r>
-              <w:rPr>
-                <w:b/>
-                <w:color w:val="FFFFFF"/>
-              </w:rPr>
-              <w:t>p_manv1, p_ngay1, p_cathu1, p_manv2, p_ngay2, p_cathu2)  |  STT Notion: 25</w:t>
+              <w:t>sp_doi_cheo_ca(p_manv1, p_ngay1, p_cathu1, p_manv2, p_ngay2, p_cathu2)  |  STT Notion: 25</w:t>
             </w:r>
           </w:p>
         </w:tc>
@@ -26072,21 +20390,7 @@
               <w:rPr>
                 <w:sz w:val="17"/>
               </w:rPr>
-              <w:t>sp_doi_cheo_</w:t>
-            </w:r>
-            <w:proofErr w:type="gramStart"/>
-            <w:r>
-              <w:rPr>
-                <w:sz w:val="17"/>
-              </w:rPr>
-              <w:t>ca(</w:t>
-            </w:r>
-            <w:proofErr w:type="gramEnd"/>
-            <w:r>
-              <w:rPr>
-                <w:sz w:val="17"/>
-              </w:rPr>
-              <w:t>p_manv1, p_ngay1, p_cathu1, p_manv2, p_ngay2, p_cathu2)</w:t>
+              <w:t>sp_doi_cheo_ca(p_manv1, p_ngay1, p_cathu1, p_manv2, p_ngay2, p_cathu2)</w:t>
             </w:r>
           </w:p>
         </w:tc>
@@ -26705,23 +21009,7 @@
                 <w:b/>
                 <w:color w:val="FFFFFF"/>
               </w:rPr>
-              <w:t>sp_lam_thay_</w:t>
-            </w:r>
-            <w:proofErr w:type="gramStart"/>
-            <w:r>
-              <w:rPr>
-                <w:b/>
-                <w:color w:val="FFFFFF"/>
-              </w:rPr>
-              <w:t>ca(</w:t>
-            </w:r>
-            <w:proofErr w:type="gramEnd"/>
-            <w:r>
-              <w:rPr>
-                <w:b/>
-                <w:color w:val="FFFFFF"/>
-              </w:rPr>
-              <w:t>p_manv_thay, p_manv_nghi, p_ngay, p_cathu)  |  STT Notion: 26</w:t>
+              <w:t>sp_lam_thay_ca(p_manv_thay, p_manv_nghi, p_ngay, p_cathu)  |  STT Notion: 26</w:t>
             </w:r>
           </w:p>
         </w:tc>
@@ -26799,21 +21087,7 @@
               <w:rPr>
                 <w:sz w:val="17"/>
               </w:rPr>
-              <w:t>sp_lam_thay_</w:t>
-            </w:r>
-            <w:proofErr w:type="gramStart"/>
-            <w:r>
-              <w:rPr>
-                <w:sz w:val="17"/>
-              </w:rPr>
-              <w:t>ca(</w:t>
-            </w:r>
-            <w:proofErr w:type="gramEnd"/>
-            <w:r>
-              <w:rPr>
-                <w:sz w:val="17"/>
-              </w:rPr>
-              <w:t>p_manv_thay, p_manv_nghi, p_ngay, p_cathu)</w:t>
+              <w:t>sp_lam_thay_ca(p_manv_thay, p_manv_nghi, p_ngay, p_cathu)</w:t>
             </w:r>
           </w:p>
         </w:tc>
@@ -26930,21 +21204,7 @@
               <w:rPr>
                 <w:sz w:val="17"/>
               </w:rPr>
-              <w:t xml:space="preserve">Cập nhật </w:t>
-            </w:r>
-            <w:proofErr w:type="gramStart"/>
-            <w:r>
-              <w:rPr>
-                <w:sz w:val="17"/>
-              </w:rPr>
-              <w:t>dilam.manv</w:t>
-            </w:r>
-            <w:proofErr w:type="gramEnd"/>
-            <w:r>
-              <w:rPr>
-                <w:sz w:val="17"/>
-              </w:rPr>
-              <w:t>.</w:t>
+              <w:t>Cập nhật dilam.manv.</w:t>
             </w:r>
           </w:p>
         </w:tc>
@@ -27278,23 +21538,7 @@
                 <w:b/>
                 <w:color w:val="FFFFFF"/>
               </w:rPr>
-              <w:t>fn_hieusuat_</w:t>
-            </w:r>
-            <w:proofErr w:type="gramStart"/>
-            <w:r>
-              <w:rPr>
-                <w:b/>
-                <w:color w:val="FFFFFF"/>
-              </w:rPr>
-              <w:t>nhanvien(</w:t>
-            </w:r>
-            <w:proofErr w:type="gramEnd"/>
-            <w:r>
-              <w:rPr>
-                <w:b/>
-                <w:color w:val="FFFFFF"/>
-              </w:rPr>
-              <w:t>p_tungay, p_denngay)  |  STT Notion: 27</w:t>
+              <w:t>fn_hieusuat_nhanvien(p_tungay, p_denngay)  |  STT Notion: 27</w:t>
             </w:r>
           </w:p>
         </w:tc>
@@ -27372,21 +21616,7 @@
               <w:rPr>
                 <w:sz w:val="17"/>
               </w:rPr>
-              <w:t>fn_hieusuat_</w:t>
-            </w:r>
-            <w:proofErr w:type="gramStart"/>
-            <w:r>
-              <w:rPr>
-                <w:sz w:val="17"/>
-              </w:rPr>
-              <w:t>nhanvien(</w:t>
-            </w:r>
-            <w:proofErr w:type="gramEnd"/>
-            <w:r>
-              <w:rPr>
-                <w:sz w:val="17"/>
-              </w:rPr>
-              <w:t>p_tungay, p_denngay)</w:t>
+              <w:t>fn_hieusuat_nhanvien(p_tungay, p_denngay)</w:t>
             </w:r>
           </w:p>
         </w:tc>
@@ -27866,23 +22096,7 @@
                 <w:b/>
                 <w:color w:val="FFFFFF"/>
               </w:rPr>
-              <w:t>fn_thongke_nghi_</w:t>
-            </w:r>
-            <w:proofErr w:type="gramStart"/>
-            <w:r>
-              <w:rPr>
-                <w:b/>
-                <w:color w:val="FFFFFF"/>
-              </w:rPr>
-              <w:t>som(</w:t>
-            </w:r>
-            <w:proofErr w:type="gramEnd"/>
-            <w:r>
-              <w:rPr>
-                <w:b/>
-                <w:color w:val="FFFFFF"/>
-              </w:rPr>
-              <w:t>p_thang, p_nam)  |  STT Notion: 28</w:t>
+              <w:t>fn_thongke_nghi_som(p_thang, p_nam)  |  STT Notion: 28</w:t>
             </w:r>
           </w:p>
         </w:tc>
@@ -27960,21 +22174,7 @@
               <w:rPr>
                 <w:sz w:val="17"/>
               </w:rPr>
-              <w:t>fn_thongke_nghi_</w:t>
-            </w:r>
-            <w:proofErr w:type="gramStart"/>
-            <w:r>
-              <w:rPr>
-                <w:sz w:val="17"/>
-              </w:rPr>
-              <w:t>som(</w:t>
-            </w:r>
-            <w:proofErr w:type="gramEnd"/>
-            <w:r>
-              <w:rPr>
-                <w:sz w:val="17"/>
-              </w:rPr>
-              <w:t>p_thang, p_nam)</w:t>
+              <w:t>fn_thongke_nghi_som(p_thang, p_nam)</w:t>
             </w:r>
           </w:p>
         </w:tc>
@@ -28356,23 +22556,7 @@
                 <w:b/>
                 <w:color w:val="FFFFFF"/>
               </w:rPr>
-              <w:t>fn_upsert_</w:t>
-            </w:r>
-            <w:proofErr w:type="gramStart"/>
-            <w:r>
-              <w:rPr>
-                <w:b/>
-                <w:color w:val="FFFFFF"/>
-              </w:rPr>
-              <w:t>khachhang(</w:t>
-            </w:r>
-            <w:proofErr w:type="gramEnd"/>
-            <w:r>
-              <w:rPr>
-                <w:b/>
-                <w:color w:val="FFFFFF"/>
-              </w:rPr>
-              <w:t>p_makh, p_hoten, p_sdt)  |  STT Notion: 29</w:t>
+              <w:t>fn_upsert_khachhang(p_makh, p_hoten, p_sdt)  |  STT Notion: 29</w:t>
             </w:r>
           </w:p>
         </w:tc>
@@ -28450,21 +22634,7 @@
               <w:rPr>
                 <w:sz w:val="17"/>
               </w:rPr>
-              <w:t>fn_upsert_</w:t>
-            </w:r>
-            <w:proofErr w:type="gramStart"/>
-            <w:r>
-              <w:rPr>
-                <w:sz w:val="17"/>
-              </w:rPr>
-              <w:t>khachhang(</w:t>
-            </w:r>
-            <w:proofErr w:type="gramEnd"/>
-            <w:r>
-              <w:rPr>
-                <w:sz w:val="17"/>
-              </w:rPr>
-              <w:t>p_makh, p_hoten, p_sdt)</w:t>
+              <w:t>fn_upsert_khachhang(p_makh, p_hoten, p_sdt)</w:t>
             </w:r>
           </w:p>
         </w:tc>
@@ -28633,25 +22803,7 @@
                 <w:color w:val="222222"/>
                 <w:sz w:val="13"/>
               </w:rPr>
-              <w:t xml:space="preserve">CREATE OR REPLACE FUNCTION </w:t>
-            </w:r>
-            <w:proofErr w:type="gramStart"/>
-            <w:r>
-              <w:rPr>
-                <w:rFonts w:ascii="Courier New" w:hAnsi="Courier New"/>
-                <w:color w:val="222222"/>
-                <w:sz w:val="13"/>
-              </w:rPr>
-              <w:t>public.fn</w:t>
-            </w:r>
-            <w:proofErr w:type="gramEnd"/>
-            <w:r>
-              <w:rPr>
-                <w:rFonts w:ascii="Courier New" w:hAnsi="Courier New"/>
-                <w:color w:val="222222"/>
-                <w:sz w:val="13"/>
-              </w:rPr>
-              <w:t>_upsert_khachhang(p_makh character varying, p_hoten character varying, p_sdt character varying DEFAULT NULL::character varying)</w:t>
+              <w:t>CREATE OR REPLACE FUNCTION public.fn_upsert_khachhang(p_makh character varying, p_hoten character varying, p_sdt character varying DEFAULT NULL::character varying)</w:t>
             </w:r>
             <w:r>
               <w:rPr>
@@ -28784,23 +22936,7 @@
                 <w:b/>
                 <w:color w:val="FFFFFF"/>
               </w:rPr>
-              <w:t>fn_check_ca_</w:t>
-            </w:r>
-            <w:proofErr w:type="gramStart"/>
-            <w:r>
-              <w:rPr>
-                <w:b/>
-                <w:color w:val="FFFFFF"/>
-              </w:rPr>
-              <w:t>day(</w:t>
-            </w:r>
-            <w:proofErr w:type="gramEnd"/>
-            <w:r>
-              <w:rPr>
-                <w:b/>
-                <w:color w:val="FFFFFF"/>
-              </w:rPr>
-              <w:t>)  |  STT Notion: 18</w:t>
+              <w:t>fn_check_ca_day()  |  STT Notion: 18</w:t>
             </w:r>
           </w:p>
         </w:tc>
@@ -28878,21 +23014,7 @@
               <w:rPr>
                 <w:sz w:val="17"/>
               </w:rPr>
-              <w:t>fn_check_ca_</w:t>
-            </w:r>
-            <w:proofErr w:type="gramStart"/>
-            <w:r>
-              <w:rPr>
-                <w:sz w:val="17"/>
-              </w:rPr>
-              <w:t>day(</w:t>
-            </w:r>
-            <w:proofErr w:type="gramEnd"/>
-            <w:r>
-              <w:rPr>
-                <w:sz w:val="17"/>
-              </w:rPr>
-              <w:t>)</w:t>
+              <w:t>fn_check_ca_day()</w:t>
             </w:r>
           </w:p>
         </w:tc>
@@ -29351,23 +23473,7 @@
                 <w:b/>
                 <w:color w:val="FFFFFF"/>
               </w:rPr>
-              <w:t>trg_check_ca_</w:t>
-            </w:r>
-            <w:proofErr w:type="gramStart"/>
-            <w:r>
-              <w:rPr>
-                <w:b/>
-                <w:color w:val="FFFFFF"/>
-              </w:rPr>
-              <w:t>day  |</w:t>
-            </w:r>
-            <w:proofErr w:type="gramEnd"/>
-            <w:r>
-              <w:rPr>
-                <w:b/>
-                <w:color w:val="FFFFFF"/>
-              </w:rPr>
-              <w:t xml:space="preserve">  STT Notion: 41</w:t>
+              <w:t>trg_check_ca_day  |  STT Notion: 41</w:t>
             </w:r>
           </w:p>
         </w:tc>
@@ -29614,25 +23720,7 @@
                 <w:color w:val="222222"/>
                 <w:sz w:val="13"/>
               </w:rPr>
-              <w:t xml:space="preserve">CREATE TRIGGER trg_check_ca_day BEFORE INSERT OR UPDATE OF ngay, cathu ON </w:t>
-            </w:r>
-            <w:proofErr w:type="gramStart"/>
-            <w:r>
-              <w:rPr>
-                <w:rFonts w:ascii="Courier New" w:hAnsi="Courier New"/>
-                <w:color w:val="222222"/>
-                <w:sz w:val="13"/>
-              </w:rPr>
-              <w:t>public.dilam</w:t>
-            </w:r>
-            <w:proofErr w:type="gramEnd"/>
-            <w:r>
-              <w:rPr>
-                <w:rFonts w:ascii="Courier New" w:hAnsi="Courier New"/>
-                <w:color w:val="222222"/>
-                <w:sz w:val="13"/>
-              </w:rPr>
-              <w:t xml:space="preserve"> FOR EACH ROW EXECUTE FUNCTION fn_check_ca_day()</w:t>
+              <w:t>CREATE TRIGGER trg_check_ca_day BEFORE INSERT OR UPDATE OF ngay, cathu ON public.dilam FOR EACH ROW EXECUTE FUNCTION fn_check_ca_day()</w:t>
             </w:r>
           </w:p>
         </w:tc>
@@ -29684,23 +23772,7 @@
                 <w:b/>
                 <w:color w:val="FFFFFF"/>
               </w:rPr>
-              <w:t>fn_cap_nhat_trang_thai_</w:t>
-            </w:r>
-            <w:proofErr w:type="gramStart"/>
-            <w:r>
-              <w:rPr>
-                <w:b/>
-                <w:color w:val="FFFFFF"/>
-              </w:rPr>
-              <w:t>phong(</w:t>
-            </w:r>
-            <w:proofErr w:type="gramEnd"/>
-            <w:r>
-              <w:rPr>
-                <w:b/>
-                <w:color w:val="FFFFFF"/>
-              </w:rPr>
-              <w:t>)  |  STT Notion: 11</w:t>
+              <w:t>fn_cap_nhat_trang_thai_phong()  |  STT Notion: 11</w:t>
             </w:r>
           </w:p>
         </w:tc>
@@ -29778,21 +23850,7 @@
               <w:rPr>
                 <w:sz w:val="17"/>
               </w:rPr>
-              <w:t>fn_cap_nhat_trang_thai_</w:t>
-            </w:r>
-            <w:proofErr w:type="gramStart"/>
-            <w:r>
-              <w:rPr>
-                <w:sz w:val="17"/>
-              </w:rPr>
-              <w:t>phong(</w:t>
-            </w:r>
-            <w:proofErr w:type="gramEnd"/>
-            <w:r>
-              <w:rPr>
-                <w:sz w:val="17"/>
-              </w:rPr>
-              <w:t>)</w:t>
+              <w:t>fn_cap_nhat_trang_thai_phong()</w:t>
             </w:r>
           </w:p>
         </w:tc>
@@ -29960,25 +24018,7 @@
                 <w:color w:val="222222"/>
                 <w:sz w:val="13"/>
               </w:rPr>
-              <w:t xml:space="preserve">CREATE OR REPLACE FUNCTION </w:t>
-            </w:r>
-            <w:proofErr w:type="gramStart"/>
-            <w:r>
-              <w:rPr>
-                <w:rFonts w:ascii="Courier New" w:hAnsi="Courier New"/>
-                <w:color w:val="222222"/>
-                <w:sz w:val="13"/>
-              </w:rPr>
-              <w:t>public.fn</w:t>
-            </w:r>
-            <w:proofErr w:type="gramEnd"/>
-            <w:r>
-              <w:rPr>
-                <w:rFonts w:ascii="Courier New" w:hAnsi="Courier New"/>
-                <w:color w:val="222222"/>
-                <w:sz w:val="13"/>
-              </w:rPr>
-              <w:t>_cap_nhat_trang_thai_phong()</w:t>
+              <w:t>CREATE OR REPLACE FUNCTION public.fn_cap_nhat_trang_thai_phong()</w:t>
             </w:r>
             <w:r>
               <w:rPr>
@@ -30102,23 +24142,7 @@
                 <w:b/>
                 <w:color w:val="FFFFFF"/>
               </w:rPr>
-              <w:t>trg_cap_nhat_</w:t>
-            </w:r>
-            <w:proofErr w:type="gramStart"/>
-            <w:r>
-              <w:rPr>
-                <w:b/>
-                <w:color w:val="FFFFFF"/>
-              </w:rPr>
-              <w:t>phong  |</w:t>
-            </w:r>
-            <w:proofErr w:type="gramEnd"/>
-            <w:r>
-              <w:rPr>
-                <w:b/>
-                <w:color w:val="FFFFFF"/>
-              </w:rPr>
-              <w:t xml:space="preserve">  STT Notion: 39</w:t>
+              <w:t>trg_cap_nhat_phong  |  STT Notion: 39</w:t>
             </w:r>
           </w:p>
         </w:tc>
@@ -30364,25 +24388,7 @@
                 <w:color w:val="222222"/>
                 <w:sz w:val="13"/>
               </w:rPr>
-              <w:t xml:space="preserve">CREATE TRIGGER trg_cap_nhat_phong AFTER INSERT OR DELETE OR UPDATE ON </w:t>
-            </w:r>
-            <w:proofErr w:type="gramStart"/>
-            <w:r>
-              <w:rPr>
-                <w:rFonts w:ascii="Courier New" w:hAnsi="Courier New"/>
-                <w:color w:val="222222"/>
-                <w:sz w:val="13"/>
-              </w:rPr>
-              <w:t>public.orders</w:t>
-            </w:r>
-            <w:proofErr w:type="gramEnd"/>
-            <w:r>
-              <w:rPr>
-                <w:rFonts w:ascii="Courier New" w:hAnsi="Courier New"/>
-                <w:color w:val="222222"/>
-                <w:sz w:val="13"/>
-              </w:rPr>
-              <w:t xml:space="preserve"> FOR EACH ROW EXECUTE FUNCTION fn_cap_nhat_trang_thai_phong()</w:t>
+              <w:t>CREATE TRIGGER trg_cap_nhat_phong AFTER INSERT OR DELETE OR UPDATE ON public.orders FOR EACH ROW EXECUTE FUNCTION fn_cap_nhat_trang_thai_phong()</w:t>
             </w:r>
           </w:p>
         </w:tc>
@@ -30434,23 +24440,7 @@
                 <w:b/>
                 <w:color w:val="FFFFFF"/>
               </w:rPr>
-              <w:t>fn_dat_</w:t>
-            </w:r>
-            <w:proofErr w:type="gramStart"/>
-            <w:r>
-              <w:rPr>
-                <w:b/>
-                <w:color w:val="FFFFFF"/>
-              </w:rPr>
-              <w:t>cho(</w:t>
-            </w:r>
-            <w:proofErr w:type="gramEnd"/>
-            <w:r>
-              <w:rPr>
-                <w:b/>
-                <w:color w:val="FFFFFF"/>
-              </w:rPr>
-              <w:t>p_maghe, p_mapr)  |  STT Notion: 11c</w:t>
+              <w:t>fn_dat_cho(p_maghe, p_mapr)  |  STT Notion: 11c</w:t>
             </w:r>
           </w:p>
         </w:tc>
@@ -30529,21 +24519,7 @@
               <w:rPr>
                 <w:sz w:val="17"/>
               </w:rPr>
-              <w:t>fn_dat_</w:t>
-            </w:r>
-            <w:proofErr w:type="gramStart"/>
-            <w:r>
-              <w:rPr>
-                <w:sz w:val="17"/>
-              </w:rPr>
-              <w:t>cho(</w:t>
-            </w:r>
-            <w:proofErr w:type="gramEnd"/>
-            <w:r>
-              <w:rPr>
-                <w:sz w:val="17"/>
-              </w:rPr>
-              <w:t>p_maghe, p_mapr)</w:t>
+              <w:t>fn_dat_cho(p_maghe, p_mapr)</w:t>
             </w:r>
           </w:p>
         </w:tc>
@@ -30898,23 +24874,7 @@
                 <w:b/>
                 <w:color w:val="FFFFFF"/>
               </w:rPr>
-              <w:t>fn_tra_</w:t>
-            </w:r>
-            <w:proofErr w:type="gramStart"/>
-            <w:r>
-              <w:rPr>
-                <w:b/>
-                <w:color w:val="FFFFFF"/>
-              </w:rPr>
-              <w:t>cho(</w:t>
-            </w:r>
-            <w:proofErr w:type="gramEnd"/>
-            <w:r>
-              <w:rPr>
-                <w:b/>
-                <w:color w:val="FFFFFF"/>
-              </w:rPr>
-              <w:t>p_maghe, p_mapr)  |  STT Notion: 11b</w:t>
+              <w:t>fn_tra_cho(p_maghe, p_mapr)  |  STT Notion: 11b</w:t>
             </w:r>
           </w:p>
         </w:tc>
@@ -30992,21 +24952,7 @@
               <w:rPr>
                 <w:sz w:val="17"/>
               </w:rPr>
-              <w:t>fn_tra_</w:t>
-            </w:r>
-            <w:proofErr w:type="gramStart"/>
-            <w:r>
-              <w:rPr>
-                <w:sz w:val="17"/>
-              </w:rPr>
-              <w:t>cho(</w:t>
-            </w:r>
-            <w:proofErr w:type="gramEnd"/>
-            <w:r>
-              <w:rPr>
-                <w:sz w:val="17"/>
-              </w:rPr>
-              <w:t>p_maghe, p_mapr)</w:t>
+              <w:t>fn_tra_cho(p_maghe, p_mapr)</w:t>
             </w:r>
           </w:p>
         </w:tc>
@@ -31487,23 +25433,7 @@
         <w:color w:val="555555"/>
         <w:sz w:val="18"/>
       </w:rPr>
-      <w:t xml:space="preserve">StudySpace — Database Function </w:t>
-    </w:r>
-    <w:proofErr w:type="gramStart"/>
-    <w:r>
-      <w:rPr>
-        <w:color w:val="555555"/>
-        <w:sz w:val="18"/>
-      </w:rPr>
-      <w:t>Reference  |</w:t>
-    </w:r>
-    <w:proofErr w:type="gramEnd"/>
-    <w:r>
-      <w:rPr>
-        <w:color w:val="555555"/>
-        <w:sz w:val="18"/>
-      </w:rPr>
-      <w:t xml:space="preserve">  Giai đoạn 3, 4</w:t>
+      <w:t>StudySpace — Database Function Reference  |  Giai đoạn 3, 4</w:t>
     </w:r>
   </w:p>
 </w:hdr>
@@ -32320,6 +26250,7 @@
   <w:style w:type="character" w:default="1" w:styleId="DefaultParagraphFont">
     <w:name w:val="Default Paragraph Font"/>
     <w:uiPriority w:val="1"/>
+    <w:semiHidden/>
     <w:unhideWhenUsed/>
   </w:style>
   <w:style w:type="table" w:default="1" w:styleId="TableNormal">
